--- a/lessons/9-5/downloads/9-5-notes.docx
+++ b/lessons/9-5/downloads/9-5-notes.docx
@@ -349,6 +349,232 @@
           <w:szCs w:val="19"/>
         </w:rPr>
         <w:t xml:space="preserve">..., -3, -2, -1, 0, 1, 2, 3, ...</w:t>
+      </w:r>
+    </w:p>
+    <w:p>
+      <w:pPr>
+        <w:pStyle w:val="Heading2"/>
+        <w:pBdr>
+          <w:left w:val="single" w:color="1FA6A2" w:sz="18" w:space="8"/>
+        </w:pBdr>
+        <w:spacing w:after="100" w:before="200"/>
+      </w:pPr>
+      <w:r>
+        <w:rPr>
+          <w:b/>
+          <w:bCs/>
+          <w:color w:val="1FA6A2"/>
+          <w:sz w:val="26"/>
+          <w:szCs w:val="26"/>
+        </w:rPr>
+        <w:t xml:space="preserve">Turn &amp; Talk — Discussion Points  (Level 1 support · Level 2)</w:t>
+      </w:r>
+    </w:p>
+    <w:p>
+      <w:pPr>
+        <w:spacing w:after="60"/>
+      </w:pPr>
+      <w:r>
+        <w:rPr>
+          <w:i/>
+          <w:iCs/>
+          <w:color w:val="5F6F80"/>
+          <w:sz w:val="19"/>
+          <w:szCs w:val="19"/>
+        </w:rPr>
+        <w:t xml:space="preserve">Talk with a partner. Use the Level 1 stems if you need help getting started; try the Level 2 question when you are ready for more.</w:t>
+      </w:r>
+    </w:p>
+    <w:p>
+      <w:pPr>
+        <w:spacing w:after="60"/>
+      </w:pPr>
+      <w:r>
+        <w:rPr>
+          <w:b/>
+          <w:bCs/>
+          <w:color w:val="12355B"/>
+          <w:sz w:val="21"/>
+          <w:szCs w:val="21"/>
+        </w:rPr>
+        <w:t xml:space="preserve">1. [Explore] </w:t>
+      </w:r>
+      <w:r>
+        <w:rPr>
+          <w:b/>
+          <w:bCs/>
+          <w:sz w:val="21"/>
+          <w:szCs w:val="21"/>
+        </w:rPr>
+        <w:t xml:space="preserve">How do the signs of the numbers tell you the quadrant?</w:t>
+      </w:r>
+    </w:p>
+    <w:p>
+      <w:pPr>
+        <w:spacing w:after="60"/>
+      </w:pPr>
+      <w:r>
+        <w:rPr>
+          <w:sz w:val="21"/>
+          <w:szCs w:val="21"/>
+        </w:rPr>
+        <w:t xml:space="preserve">The point is in quadrant ___ because ___.</w:t>
+      </w:r>
+      <w:r>
+        <w:rPr>
+          <w:i/>
+          <w:iCs/>
+          <w:color w:val="5F6F80"/>
+          <w:sz w:val="19"/>
+          <w:szCs w:val="19"/>
+        </w:rPr>
+        <w:br/>
+        <w:t xml:space="preserve">
+El punto está en el cuadrante ___ porque ___.</w:t>
+      </w:r>
+    </w:p>
+    <w:p>
+      <w:pPr>
+        <w:spacing w:after="60"/>
+      </w:pPr>
+      <w:r>
+        <w:rPr>
+          <w:sz w:val="21"/>
+          <w:szCs w:val="21"/>
+        </w:rPr>
+        <w:t xml:space="preserve">Both signs are ___.</w:t>
+      </w:r>
+      <w:r>
+        <w:rPr>
+          <w:i/>
+          <w:iCs/>
+          <w:color w:val="5F6F80"/>
+          <w:sz w:val="19"/>
+          <w:szCs w:val="19"/>
+        </w:rPr>
+        <w:br/>
+        <w:t xml:space="preserve">
+Ambos signos son ___.</w:t>
+      </w:r>
+    </w:p>
+    <w:p>
+      <w:pPr>
+        <w:spacing w:after="60"/>
+      </w:pPr>
+      <w:r>
+        <w:rPr>
+          <w:sz w:val="21"/>
+          <w:szCs w:val="21"/>
+        </w:rPr>
+        <w:t xml:space="preserve">Four quadrants matter when ___.</w:t>
+      </w:r>
+      <w:r>
+        <w:rPr>
+          <w:i/>
+          <w:iCs/>
+          <w:color w:val="5F6F80"/>
+          <w:sz w:val="19"/>
+          <w:szCs w:val="19"/>
+        </w:rPr>
+        <w:br/>
+        <w:t xml:space="preserve">
+Los cuatro cuadrantes importan cuando ___.</w:t>
+      </w:r>
+    </w:p>
+    <w:p>
+      <w:pPr>
+        <w:spacing w:after="60"/>
+      </w:pPr>
+      <w:r>
+        <w:rPr>
+          <w:b/>
+          <w:bCs/>
+          <w:color w:val="12355B"/>
+          <w:sz w:val="21"/>
+          <w:szCs w:val="21"/>
+        </w:rPr>
+        <w:t xml:space="preserve">2. [Connect] </w:t>
+      </w:r>
+      <w:r>
+        <w:rPr>
+          <w:b/>
+          <w:bCs/>
+          <w:sz w:val="21"/>
+          <w:szCs w:val="21"/>
+        </w:rPr>
+        <w:t xml:space="preserve">Where do all four quadrants matter, like on a map with directions?</w:t>
+      </w:r>
+    </w:p>
+    <w:p>
+      <w:pPr>
+        <w:spacing w:after="60"/>
+      </w:pPr>
+      <w:r>
+        <w:rPr>
+          <w:sz w:val="21"/>
+          <w:szCs w:val="21"/>
+        </w:rPr>
+        <w:t xml:space="preserve">The point is in quadrant ___ because ___.</w:t>
+      </w:r>
+      <w:r>
+        <w:rPr>
+          <w:i/>
+          <w:iCs/>
+          <w:color w:val="5F6F80"/>
+          <w:sz w:val="19"/>
+          <w:szCs w:val="19"/>
+        </w:rPr>
+        <w:br/>
+        <w:t xml:space="preserve">
+El punto está en el cuadrante ___ porque ___.</w:t>
+      </w:r>
+    </w:p>
+    <w:p>
+      <w:pPr>
+        <w:spacing w:after="60"/>
+      </w:pPr>
+      <w:r>
+        <w:rPr>
+          <w:sz w:val="21"/>
+          <w:szCs w:val="21"/>
+        </w:rPr>
+        <w:t xml:space="preserve">Both signs are ___.</w:t>
+      </w:r>
+      <w:r>
+        <w:rPr>
+          <w:i/>
+          <w:iCs/>
+          <w:color w:val="5F6F80"/>
+          <w:sz w:val="19"/>
+          <w:szCs w:val="19"/>
+        </w:rPr>
+        <w:br/>
+        <w:t xml:space="preserve">
+Ambos signos son ___.</w:t>
+      </w:r>
+    </w:p>
+    <w:p>
+      <w:pPr>
+        <w:spacing w:after="60"/>
+      </w:pPr>
+      <w:r>
+        <w:rPr>
+          <w:sz w:val="21"/>
+          <w:szCs w:val="21"/>
+        </w:rPr>
+        <w:t xml:space="preserve">Four quadrants matter when ___.</w:t>
+      </w:r>
+      <w:r>
+        <w:rPr>
+          <w:i/>
+          <w:iCs/>
+          <w:color w:val="5F6F80"/>
+          <w:sz w:val="19"/>
+          <w:szCs w:val="19"/>
+        </w:rPr>
+        <w:br/>
+        <w:t xml:space="preserve">
+Los cuatro cuadrantes importan cuando ___.</w:t>
       </w:r>
     </w:p>
     <w:p>

--- a/lessons/9-5/downloads/9-5-notes.docx
+++ b/lessons/9-5/downloads/9-5-notes.docx
@@ -397,28 +397,50 @@
           <w:sz w:val="21"/>
           <w:szCs w:val="21"/>
         </w:rPr>
-        <w:t xml:space="preserve">1. [Explore] </w:t>
-      </w:r>
-      <w:r>
-        <w:rPr>
-          <w:b/>
-          <w:bCs/>
-          <w:sz w:val="21"/>
-          <w:szCs w:val="21"/>
-        </w:rPr>
-        <w:t xml:space="preserve">How do the signs of the numbers tell you the quadrant?</w:t>
-      </w:r>
-    </w:p>
-    <w:p>
-      <w:pPr>
-        <w:spacing w:after="60"/>
-      </w:pPr>
-      <w:r>
-        <w:rPr>
-          <w:sz w:val="21"/>
-          <w:szCs w:val="21"/>
-        </w:rPr>
-        <w:t xml:space="preserve">The point is in quadrant ___ because ___.</w:t>
+        <w:t xml:space="preserve">1. [Launch] </w:t>
+      </w:r>
+      <w:r>
+        <w:rPr>
+          <w:b/>
+          <w:bCs/>
+          <w:sz w:val="21"/>
+          <w:szCs w:val="21"/>
+        </w:rPr>
+        <w:t xml:space="preserve">What do the signs of the coordinates in an ordered pair tell you about which quadrant the point is in?</w:t>
+      </w:r>
+    </w:p>
+    <w:p>
+      <w:pPr>
+        <w:spacing w:after="60"/>
+      </w:pPr>
+      <w:r>
+        <w:rPr>
+          <w:b/>
+          <w:bCs/>
+          <w:color w:val="1FA6A2"/>
+          <w:sz w:val="20"/>
+          <w:szCs w:val="20"/>
+        </w:rPr>
+        <w:t xml:space="preserve">Level 1 — Start here: </w:t>
+      </w:r>
+      <w:r>
+        <w:rPr>
+          <w:sz w:val="20"/>
+          <w:szCs w:val="20"/>
+        </w:rPr>
+        <w:t xml:space="preserve">The signs of the coordinates tell me the quadrant because ___.</w:t>
+      </w:r>
+    </w:p>
+    <w:p>
+      <w:pPr>
+        <w:spacing w:after="60"/>
+      </w:pPr>
+      <w:r>
+        <w:rPr>
+          <w:sz w:val="21"/>
+          <w:szCs w:val="21"/>
+        </w:rPr>
+        <w:t xml:space="preserve">If both coordinates are positive, the point is in quadrant ___.</w:t>
       </w:r>
       <w:r>
         <w:rPr>
@@ -430,19 +452,19 @@
         </w:rPr>
         <w:br/>
         <w:t xml:space="preserve">
-El punto está en el cuadrante ___ porque ___.</w:t>
-      </w:r>
-    </w:p>
-    <w:p>
-      <w:pPr>
-        <w:spacing w:after="60"/>
-      </w:pPr>
-      <w:r>
-        <w:rPr>
-          <w:sz w:val="21"/>
-          <w:szCs w:val="21"/>
-        </w:rPr>
-        <w:t xml:space="preserve">Both signs are ___.</w:t>
+Si ambas coordenadas son positivas, el punto esta en el cuadrante ___.</w:t>
+      </w:r>
+    </w:p>
+    <w:p>
+      <w:pPr>
+        <w:spacing w:after="60"/>
+      </w:pPr>
+      <w:r>
+        <w:rPr>
+          <w:sz w:val="21"/>
+          <w:szCs w:val="21"/>
+        </w:rPr>
+        <w:t xml:space="preserve">If the x is negative and the y is positive, the point is in quadrant ___.</w:t>
       </w:r>
       <w:r>
         <w:rPr>
@@ -454,19 +476,161 @@
         </w:rPr>
         <w:br/>
         <w:t xml:space="preserve">
-Ambos signos son ___.</w:t>
-      </w:r>
-    </w:p>
-    <w:p>
-      <w:pPr>
-        <w:spacing w:after="60"/>
-      </w:pPr>
-      <w:r>
-        <w:rPr>
-          <w:sz w:val="21"/>
-          <w:szCs w:val="21"/>
-        </w:rPr>
-        <w:t xml:space="preserve">Four quadrants matter when ___.</w:t>
+Si la x es negativa y la y es positiva, el punto esta en el cuadrante ___.</w:t>
+      </w:r>
+    </w:p>
+    <w:p>
+      <w:pPr>
+        <w:spacing w:after="60"/>
+      </w:pPr>
+      <w:r>
+        <w:rPr>
+          <w:b/>
+          <w:bCs/>
+          <w:color w:val="12355B"/>
+          <w:sz w:val="20"/>
+          <w:szCs w:val="20"/>
+        </w:rPr>
+        <w:t xml:space="preserve">Word bank: </w:t>
+      </w:r>
+      <w:r>
+        <w:rPr>
+          <w:color w:val="1FA6A2"/>
+          <w:sz w:val="20"/>
+          <w:szCs w:val="20"/>
+        </w:rPr>
+        <w:t xml:space="preserve">quadrant, ordered pair, negative coordinate, x-axis, y-axis</w:t>
+      </w:r>
+    </w:p>
+    <w:p>
+      <w:pPr>
+        <w:spacing w:after="60"/>
+      </w:pPr>
+      <w:r>
+        <w:rPr>
+          <w:b/>
+          <w:bCs/>
+          <w:color w:val="12355B"/>
+          <w:sz w:val="19"/>
+          <w:szCs w:val="19"/>
+        </w:rPr>
+        <w:t xml:space="preserve">Listen for: </w:t>
+      </w:r>
+      <w:r>
+        <w:rPr>
+          <w:i/>
+          <w:iCs/>
+          <w:color w:val="5F6F80"/>
+          <w:sz w:val="19"/>
+          <w:szCs w:val="19"/>
+        </w:rPr>
+        <w:t xml:space="preserve">Student matches sign combinations to quadrants (e.g., (+,+) is I, (-,+) is II).</w:t>
+      </w:r>
+    </w:p>
+    <w:p>
+      <w:pPr>
+        <w:spacing w:after="60"/>
+      </w:pPr>
+      <w:r>
+        <w:rPr>
+          <w:b/>
+          <w:bCs/>
+          <w:color w:val="9A6B12"/>
+          <w:sz w:val="20"/>
+          <w:szCs w:val="20"/>
+        </w:rPr>
+        <w:t xml:space="preserve">Level 2: </w:t>
+      </w:r>
+      <w:r>
+        <w:rPr>
+          <w:sz w:val="20"/>
+          <w:szCs w:val="20"/>
+        </w:rPr>
+        <w:t xml:space="preserve">Push students to explain how to tell which quadrant a point is in without plotting it.</w:t>
+      </w:r>
+    </w:p>
+    <w:p>
+      <w:pPr>
+        <w:spacing w:after="60"/>
+        <w:ind w:left="360"/>
+      </w:pPr>
+      <w:r>
+        <w:rPr>
+          <w:sz w:val="20"/>
+          <w:szCs w:val="20"/>
+        </w:rPr>
+        <w:t xml:space="preserve">• I can find the quadrant without plotting by ___.</w:t>
+      </w:r>
+    </w:p>
+    <w:p>
+      <w:pPr>
+        <w:spacing w:after="60"/>
+        <w:ind w:left="360"/>
+      </w:pPr>
+      <w:r>
+        <w:rPr>
+          <w:sz w:val="20"/>
+          <w:szCs w:val="20"/>
+        </w:rPr>
+        <w:t xml:space="preserve">• The signs of (x, y) tell me ___.</w:t>
+      </w:r>
+    </w:p>
+    <w:p>
+      <w:pPr>
+        <w:spacing w:after="60"/>
+      </w:pPr>
+      <w:r>
+        <w:rPr>
+          <w:b/>
+          <w:bCs/>
+          <w:color w:val="12355B"/>
+          <w:sz w:val="21"/>
+          <w:szCs w:val="21"/>
+        </w:rPr>
+        <w:t xml:space="preserve">2. [Explore] </w:t>
+      </w:r>
+      <w:r>
+        <w:rPr>
+          <w:b/>
+          <w:bCs/>
+          <w:sz w:val="21"/>
+          <w:szCs w:val="21"/>
+        </w:rPr>
+        <w:t xml:space="preserve">Plot (-3, -4). Which quadrant is it in, and how do the negative coordinates change the directions you move from the origin?</w:t>
+      </w:r>
+    </w:p>
+    <w:p>
+      <w:pPr>
+        <w:spacing w:after="60"/>
+      </w:pPr>
+      <w:r>
+        <w:rPr>
+          <w:b/>
+          <w:bCs/>
+          <w:color w:val="1FA6A2"/>
+          <w:sz w:val="20"/>
+          <w:szCs w:val="20"/>
+        </w:rPr>
+        <w:t xml:space="preserve">Level 1 — Start here: </w:t>
+      </w:r>
+      <w:r>
+        <w:rPr>
+          <w:sz w:val="20"/>
+          <w:szCs w:val="20"/>
+        </w:rPr>
+        <w:t xml:space="preserve">Negative coordinates change my moves because ___.</w:t>
+      </w:r>
+    </w:p>
+    <w:p>
+      <w:pPr>
+        <w:spacing w:after="60"/>
+      </w:pPr>
+      <w:r>
+        <w:rPr>
+          <w:sz w:val="21"/>
+          <w:szCs w:val="21"/>
+        </w:rPr>
+        <w:t xml:space="preserve">A negative x means I move ___.</w:t>
       </w:r>
       <w:r>
         <w:rPr>
@@ -478,43 +642,19 @@
         </w:rPr>
         <w:br/>
         <w:t xml:space="preserve">
-Los cuatro cuadrantes importan cuando ___.</w:t>
-      </w:r>
-    </w:p>
-    <w:p>
-      <w:pPr>
-        <w:spacing w:after="60"/>
-      </w:pPr>
-      <w:r>
-        <w:rPr>
-          <w:b/>
-          <w:bCs/>
-          <w:color w:val="12355B"/>
-          <w:sz w:val="21"/>
-          <w:szCs w:val="21"/>
-        </w:rPr>
-        <w:t xml:space="preserve">2. [Connect] </w:t>
-      </w:r>
-      <w:r>
-        <w:rPr>
-          <w:b/>
-          <w:bCs/>
-          <w:sz w:val="21"/>
-          <w:szCs w:val="21"/>
-        </w:rPr>
-        <w:t xml:space="preserve">Where do all four quadrants matter, like on a map with directions?</w:t>
-      </w:r>
-    </w:p>
-    <w:p>
-      <w:pPr>
-        <w:spacing w:after="60"/>
-      </w:pPr>
-      <w:r>
-        <w:rPr>
-          <w:sz w:val="21"/>
-          <w:szCs w:val="21"/>
-        </w:rPr>
-        <w:t xml:space="preserve">The point is in quadrant ___ because ___.</w:t>
+Una x negativa significa que me muevo ___.</w:t>
+      </w:r>
+    </w:p>
+    <w:p>
+      <w:pPr>
+        <w:spacing w:after="60"/>
+      </w:pPr>
+      <w:r>
+        <w:rPr>
+          <w:sz w:val="21"/>
+          <w:szCs w:val="21"/>
+        </w:rPr>
+        <w:t xml:space="preserve">A negative y means I move ___.</w:t>
       </w:r>
       <w:r>
         <w:rPr>
@@ -526,19 +666,161 @@
         </w:rPr>
         <w:br/>
         <w:t xml:space="preserve">
-El punto está en el cuadrante ___ porque ___.</w:t>
-      </w:r>
-    </w:p>
-    <w:p>
-      <w:pPr>
-        <w:spacing w:after="60"/>
-      </w:pPr>
-      <w:r>
-        <w:rPr>
-          <w:sz w:val="21"/>
-          <w:szCs w:val="21"/>
-        </w:rPr>
-        <w:t xml:space="preserve">Both signs are ___.</w:t>
+Una y negativa significa que me muevo ___.</w:t>
+      </w:r>
+    </w:p>
+    <w:p>
+      <w:pPr>
+        <w:spacing w:after="60"/>
+      </w:pPr>
+      <w:r>
+        <w:rPr>
+          <w:b/>
+          <w:bCs/>
+          <w:color w:val="12355B"/>
+          <w:sz w:val="20"/>
+          <w:szCs w:val="20"/>
+        </w:rPr>
+        <w:t xml:space="preserve">Word bank: </w:t>
+      </w:r>
+      <w:r>
+        <w:rPr>
+          <w:color w:val="1FA6A2"/>
+          <w:sz w:val="20"/>
+          <w:szCs w:val="20"/>
+        </w:rPr>
+        <w:t xml:space="preserve">quadrant, negative coordinate, ordered pair, x-axis, y-axis</w:t>
+      </w:r>
+    </w:p>
+    <w:p>
+      <w:pPr>
+        <w:spacing w:after="60"/>
+      </w:pPr>
+      <w:r>
+        <w:rPr>
+          <w:b/>
+          <w:bCs/>
+          <w:color w:val="12355B"/>
+          <w:sz w:val="19"/>
+          <w:szCs w:val="19"/>
+        </w:rPr>
+        <w:t xml:space="preserve">Listen for: </w:t>
+      </w:r>
+      <w:r>
+        <w:rPr>
+          <w:i/>
+          <w:iCs/>
+          <w:color w:val="5F6F80"/>
+          <w:sz w:val="19"/>
+          <w:szCs w:val="19"/>
+        </w:rPr>
+        <w:t xml:space="preserve">Student moves left for negative x and down for negative y, landing in quadrant III.</w:t>
+      </w:r>
+    </w:p>
+    <w:p>
+      <w:pPr>
+        <w:spacing w:after="60"/>
+      </w:pPr>
+      <w:r>
+        <w:rPr>
+          <w:b/>
+          <w:bCs/>
+          <w:color w:val="9A6B12"/>
+          <w:sz w:val="20"/>
+          <w:szCs w:val="20"/>
+        </w:rPr>
+        <w:t xml:space="preserve">Level 2: </w:t>
+      </w:r>
+      <w:r>
+        <w:rPr>
+          <w:sz w:val="20"/>
+          <w:szCs w:val="20"/>
+        </w:rPr>
+        <w:t xml:space="preserve">Ask students to predict the quadrant of (-3, 4) and compare how it differs from (-3, -4).</w:t>
+      </w:r>
+    </w:p>
+    <w:p>
+      <w:pPr>
+        <w:spacing w:after="60"/>
+        <w:ind w:left="360"/>
+      </w:pPr>
+      <w:r>
+        <w:rPr>
+          <w:sz w:val="20"/>
+          <w:szCs w:val="20"/>
+        </w:rPr>
+        <w:t xml:space="preserve">• (-3, 4) is in quadrant ___, but (-3, -4) is in quadrant ___ because ___.</w:t>
+      </w:r>
+    </w:p>
+    <w:p>
+      <w:pPr>
+        <w:spacing w:after="60"/>
+        <w:ind w:left="360"/>
+      </w:pPr>
+      <w:r>
+        <w:rPr>
+          <w:sz w:val="20"/>
+          <w:szCs w:val="20"/>
+        </w:rPr>
+        <w:t xml:space="preserve">• Changing the sign of y moves the point from ___ to ___.</w:t>
+      </w:r>
+    </w:p>
+    <w:p>
+      <w:pPr>
+        <w:spacing w:after="60"/>
+      </w:pPr>
+      <w:r>
+        <w:rPr>
+          <w:b/>
+          <w:bCs/>
+          <w:color w:val="12355B"/>
+          <w:sz w:val="21"/>
+          <w:szCs w:val="21"/>
+        </w:rPr>
+        <w:t xml:space="preserve">3. [Connect] </w:t>
+      </w:r>
+      <w:r>
+        <w:rPr>
+          <w:b/>
+          <w:bCs/>
+          <w:sz w:val="21"/>
+          <w:szCs w:val="21"/>
+        </w:rPr>
+        <w:t xml:space="preserve">How are the four quadrants like a tic-tac-toe of positive and negative directions on the coordinate plane?</w:t>
+      </w:r>
+    </w:p>
+    <w:p>
+      <w:pPr>
+        <w:spacing w:after="60"/>
+      </w:pPr>
+      <w:r>
+        <w:rPr>
+          <w:b/>
+          <w:bCs/>
+          <w:color w:val="1FA6A2"/>
+          <w:sz w:val="20"/>
+          <w:szCs w:val="20"/>
+        </w:rPr>
+        <w:t xml:space="preserve">Level 1 — Start here: </w:t>
+      </w:r>
+      <w:r>
+        <w:rPr>
+          <w:sz w:val="20"/>
+          <w:szCs w:val="20"/>
+        </w:rPr>
+        <w:t xml:space="preserve">Each quadrant is a combination of ___ and ___.</w:t>
+      </w:r>
+    </w:p>
+    <w:p>
+      <w:pPr>
+        <w:spacing w:after="60"/>
+      </w:pPr>
+      <w:r>
+        <w:rPr>
+          <w:sz w:val="21"/>
+          <w:szCs w:val="21"/>
+        </w:rPr>
+        <w:t xml:space="preserve">Quadrant ___ has both coordinates positive.</w:t>
       </w:r>
       <w:r>
         <w:rPr>
@@ -550,19 +832,19 @@
         </w:rPr>
         <w:br/>
         <w:t xml:space="preserve">
-Ambos signos son ___.</w:t>
-      </w:r>
-    </w:p>
-    <w:p>
-      <w:pPr>
-        <w:spacing w:after="60"/>
-      </w:pPr>
-      <w:r>
-        <w:rPr>
-          <w:sz w:val="21"/>
-          <w:szCs w:val="21"/>
-        </w:rPr>
-        <w:t xml:space="preserve">Four quadrants matter when ___.</w:t>
+El cuadrante ___ tiene ambas coordenadas positivas.</w:t>
+      </w:r>
+    </w:p>
+    <w:p>
+      <w:pPr>
+        <w:spacing w:after="60"/>
+      </w:pPr>
+      <w:r>
+        <w:rPr>
+          <w:sz w:val="21"/>
+          <w:szCs w:val="21"/>
+        </w:rPr>
+        <w:t xml:space="preserve">Quadrant ___ has both coordinates negative.</w:t>
       </w:r>
       <w:r>
         <w:rPr>
@@ -574,7 +856,293 @@
         </w:rPr>
         <w:br/>
         <w:t xml:space="preserve">
-Los cuatro cuadrantes importan cuando ___.</w:t>
+El cuadrante ___ tiene ambas coordenadas negativas.</w:t>
+      </w:r>
+    </w:p>
+    <w:p>
+      <w:pPr>
+        <w:spacing w:after="60"/>
+      </w:pPr>
+      <w:r>
+        <w:rPr>
+          <w:b/>
+          <w:bCs/>
+          <w:color w:val="12355B"/>
+          <w:sz w:val="20"/>
+          <w:szCs w:val="20"/>
+        </w:rPr>
+        <w:t xml:space="preserve">Word bank: </w:t>
+      </w:r>
+      <w:r>
+        <w:rPr>
+          <w:color w:val="1FA6A2"/>
+          <w:sz w:val="20"/>
+          <w:szCs w:val="20"/>
+        </w:rPr>
+        <w:t xml:space="preserve">quadrant, negative coordinate, ordered pair, x-axis, y-axis</w:t>
+      </w:r>
+    </w:p>
+    <w:p>
+      <w:pPr>
+        <w:spacing w:after="60"/>
+      </w:pPr>
+      <w:r>
+        <w:rPr>
+          <w:b/>
+          <w:bCs/>
+          <w:color w:val="12355B"/>
+          <w:sz w:val="19"/>
+          <w:szCs w:val="19"/>
+        </w:rPr>
+        <w:t xml:space="preserve">Listen for: </w:t>
+      </w:r>
+      <w:r>
+        <w:rPr>
+          <w:i/>
+          <w:iCs/>
+          <w:color w:val="5F6F80"/>
+          <w:sz w:val="19"/>
+          <w:szCs w:val="19"/>
+        </w:rPr>
+        <w:t xml:space="preserve">Student connects each quadrant to a unique sign pattern for x and y.</w:t>
+      </w:r>
+    </w:p>
+    <w:p>
+      <w:pPr>
+        <w:spacing w:after="60"/>
+      </w:pPr>
+      <w:r>
+        <w:rPr>
+          <w:b/>
+          <w:bCs/>
+          <w:color w:val="9A6B12"/>
+          <w:sz w:val="20"/>
+          <w:szCs w:val="20"/>
+        </w:rPr>
+        <w:t xml:space="preserve">Level 2: </w:t>
+      </w:r>
+      <w:r>
+        <w:rPr>
+          <w:sz w:val="20"/>
+          <w:szCs w:val="20"/>
+        </w:rPr>
+        <w:t xml:space="preserve">Push students to generalize what happens to a point that lands exactly on an axis instead of inside a quadrant.</w:t>
+      </w:r>
+    </w:p>
+    <w:p>
+      <w:pPr>
+        <w:spacing w:after="60"/>
+        <w:ind w:left="360"/>
+      </w:pPr>
+      <w:r>
+        <w:rPr>
+          <w:sz w:val="20"/>
+          <w:szCs w:val="20"/>
+        </w:rPr>
+        <w:t xml:space="preserve">• A point on the x-axis has a y-coordinate of ___.</w:t>
+      </w:r>
+    </w:p>
+    <w:p>
+      <w:pPr>
+        <w:spacing w:after="60"/>
+        <w:ind w:left="360"/>
+      </w:pPr>
+      <w:r>
+        <w:rPr>
+          <w:sz w:val="20"/>
+          <w:szCs w:val="20"/>
+        </w:rPr>
+        <w:t xml:space="preserve">• A point on an axis is not in any quadrant because ___.</w:t>
+      </w:r>
+    </w:p>
+    <w:p>
+      <w:pPr>
+        <w:spacing w:after="60"/>
+      </w:pPr>
+      <w:r>
+        <w:rPr>
+          <w:b/>
+          <w:bCs/>
+          <w:color w:val="12355B"/>
+          <w:sz w:val="21"/>
+          <w:szCs w:val="21"/>
+        </w:rPr>
+        <w:t xml:space="preserve">4. [Reflect] </w:t>
+      </w:r>
+      <w:r>
+        <w:rPr>
+          <w:b/>
+          <w:bCs/>
+          <w:sz w:val="21"/>
+          <w:szCs w:val="21"/>
+        </w:rPr>
+        <w:t xml:space="preserve">A point has coordinates (5, -2). Without plotting, how can you describe exactly where it is and which quadrant it is in?</w:t>
+      </w:r>
+    </w:p>
+    <w:p>
+      <w:pPr>
+        <w:spacing w:after="60"/>
+      </w:pPr>
+      <w:r>
+        <w:rPr>
+          <w:b/>
+          <w:bCs/>
+          <w:color w:val="1FA6A2"/>
+          <w:sz w:val="20"/>
+          <w:szCs w:val="20"/>
+        </w:rPr>
+        <w:t xml:space="preserve">Level 1 — Start here: </w:t>
+      </w:r>
+      <w:r>
+        <w:rPr>
+          <w:sz w:val="20"/>
+          <w:szCs w:val="20"/>
+        </w:rPr>
+        <w:t xml:space="preserve">The point (5, -2) is in quadrant ___ because ___.</w:t>
+      </w:r>
+    </w:p>
+    <w:p>
+      <w:pPr>
+        <w:spacing w:after="60"/>
+      </w:pPr>
+      <w:r>
+        <w:rPr>
+          <w:sz w:val="21"/>
+          <w:szCs w:val="21"/>
+        </w:rPr>
+        <w:t xml:space="preserve">The point is ___ of the y-axis and ___ of the x-axis.</w:t>
+      </w:r>
+      <w:r>
+        <w:rPr>
+          <w:i/>
+          <w:iCs/>
+          <w:color w:val="5F6F80"/>
+          <w:sz w:val="19"/>
+          <w:szCs w:val="19"/>
+        </w:rPr>
+        <w:br/>
+        <w:t xml:space="preserve">
+El punto esta a la ___ del eje y y ___ del eje x.</w:t>
+      </w:r>
+    </w:p>
+    <w:p>
+      <w:pPr>
+        <w:spacing w:after="60"/>
+      </w:pPr>
+      <w:r>
+        <w:rPr>
+          <w:sz w:val="21"/>
+          <w:szCs w:val="21"/>
+        </w:rPr>
+        <w:t xml:space="preserve">It is in quadrant ___ because the signs are ___.</w:t>
+      </w:r>
+      <w:r>
+        <w:rPr>
+          <w:i/>
+          <w:iCs/>
+          <w:color w:val="5F6F80"/>
+          <w:sz w:val="19"/>
+          <w:szCs w:val="19"/>
+        </w:rPr>
+        <w:br/>
+        <w:t xml:space="preserve">
+Esta en el cuadrante ___ porque los signos son ___.</w:t>
+      </w:r>
+    </w:p>
+    <w:p>
+      <w:pPr>
+        <w:spacing w:after="60"/>
+      </w:pPr>
+      <w:r>
+        <w:rPr>
+          <w:b/>
+          <w:bCs/>
+          <w:color w:val="12355B"/>
+          <w:sz w:val="20"/>
+          <w:szCs w:val="20"/>
+        </w:rPr>
+        <w:t xml:space="preserve">Word bank: </w:t>
+      </w:r>
+      <w:r>
+        <w:rPr>
+          <w:color w:val="1FA6A2"/>
+          <w:sz w:val="20"/>
+          <w:szCs w:val="20"/>
+        </w:rPr>
+        <w:t xml:space="preserve">quadrant, ordered pair, negative coordinate, x-axis, y-axis</w:t>
+      </w:r>
+    </w:p>
+    <w:p>
+      <w:pPr>
+        <w:spacing w:after="60"/>
+      </w:pPr>
+      <w:r>
+        <w:rPr>
+          <w:b/>
+          <w:bCs/>
+          <w:color w:val="12355B"/>
+          <w:sz w:val="19"/>
+          <w:szCs w:val="19"/>
+        </w:rPr>
+        <w:t xml:space="preserve">Listen for: </w:t>
+      </w:r>
+      <w:r>
+        <w:rPr>
+          <w:i/>
+          <w:iCs/>
+          <w:color w:val="5F6F80"/>
+          <w:sz w:val="19"/>
+          <w:szCs w:val="19"/>
+        </w:rPr>
+        <w:t xml:space="preserve">Student says (5, -2) is right and down, in quadrant IV, from the signs alone.</w:t>
+      </w:r>
+    </w:p>
+    <w:p>
+      <w:pPr>
+        <w:spacing w:after="60"/>
+      </w:pPr>
+      <w:r>
+        <w:rPr>
+          <w:b/>
+          <w:bCs/>
+          <w:color w:val="9A6B12"/>
+          <w:sz w:val="20"/>
+          <w:szCs w:val="20"/>
+        </w:rPr>
+        <w:t xml:space="preserve">Level 2: </w:t>
+      </w:r>
+      <w:r>
+        <w:rPr>
+          <w:sz w:val="20"/>
+          <w:szCs w:val="20"/>
+        </w:rPr>
+        <w:t xml:space="preserve">Ask students to critique a classmate who said (5, -2) is in quadrant I and explain the error.</w:t>
+      </w:r>
+    </w:p>
+    <w:p>
+      <w:pPr>
+        <w:spacing w:after="60"/>
+        <w:ind w:left="360"/>
+      </w:pPr>
+      <w:r>
+        <w:rPr>
+          <w:sz w:val="20"/>
+          <w:szCs w:val="20"/>
+        </w:rPr>
+        <w:t xml:space="preserve">• The classmate is wrong because ___.</w:t>
+      </w:r>
+    </w:p>
+    <w:p>
+      <w:pPr>
+        <w:spacing w:after="60"/>
+        <w:ind w:left="360"/>
+      </w:pPr>
+      <w:r>
+        <w:rPr>
+          <w:sz w:val="20"/>
+          <w:szCs w:val="20"/>
+        </w:rPr>
+        <w:t xml:space="preserve">• The negative y-coordinate means the point must be ___.</w:t>
       </w:r>
     </w:p>
     <w:p>
@@ -1161,7 +1729,7 @@
           <w:sz w:val="21"/>
           <w:szCs w:val="21"/>
         </w:rPr>
-        <w:t xml:space="preserve">The point is in quadrant ___ because ___.</w:t>
+        <w:t xml:space="preserve">If both coordinates are positive, the point is in quadrant ___.</w:t>
       </w:r>
       <w:r>
         <w:rPr>
@@ -1173,19 +1741,19 @@
         </w:rPr>
         <w:br/>
         <w:t xml:space="preserve">
-El punto está en el cuadrante ___ porque ___.</w:t>
-      </w:r>
-    </w:p>
-    <w:p>
-      <w:pPr>
-        <w:spacing w:after="60"/>
-      </w:pPr>
-      <w:r>
-        <w:rPr>
-          <w:sz w:val="21"/>
-          <w:szCs w:val="21"/>
-        </w:rPr>
-        <w:t xml:space="preserve">Both signs are ___.</w:t>
+Si ambas coordenadas son positivas, el punto esta en el cuadrante ___.</w:t>
+      </w:r>
+    </w:p>
+    <w:p>
+      <w:pPr>
+        <w:spacing w:after="60"/>
+      </w:pPr>
+      <w:r>
+        <w:rPr>
+          <w:sz w:val="21"/>
+          <w:szCs w:val="21"/>
+        </w:rPr>
+        <w:t xml:space="preserve">If the x is negative and the y is positive, the point is in quadrant ___.</w:t>
       </w:r>
       <w:r>
         <w:rPr>
@@ -1197,19 +1765,19 @@
         </w:rPr>
         <w:br/>
         <w:t xml:space="preserve">
-Ambos signos son ___.</w:t>
-      </w:r>
-    </w:p>
-    <w:p>
-      <w:pPr>
-        <w:spacing w:after="60"/>
-      </w:pPr>
-      <w:r>
-        <w:rPr>
-          <w:sz w:val="21"/>
-          <w:szCs w:val="21"/>
-        </w:rPr>
-        <w:t xml:space="preserve">Four quadrants matter when ___.</w:t>
+Si la x es negativa y la y es positiva, el punto esta en el cuadrante ___.</w:t>
+      </w:r>
+    </w:p>
+    <w:p>
+      <w:pPr>
+        <w:spacing w:after="60"/>
+      </w:pPr>
+      <w:r>
+        <w:rPr>
+          <w:sz w:val="21"/>
+          <w:szCs w:val="21"/>
+        </w:rPr>
+        <w:t xml:space="preserve">A negative x means I move ___.</w:t>
       </w:r>
       <w:r>
         <w:rPr>
@@ -1221,7 +1789,7 @@
         </w:rPr>
         <w:br/>
         <w:t xml:space="preserve">
-Los cuatro cuadrantes importan cuando ___.</w:t>
+Una x negativa significa que me muevo ___.</w:t>
       </w:r>
     </w:p>
     <w:p>

--- a/lessons/9-5/downloads/9-5-notes.docx
+++ b/lessons/9-5/downloads/9-5-notes.docx
@@ -437,6 +437,43 @@
       </w:pPr>
       <w:r>
         <w:rPr>
+          <w:b/>
+          <w:bCs/>
+          <w:color w:val="1FA6A2"/>
+          <w:sz w:val="20"/>
+          <w:szCs w:val="20"/>
+        </w:rPr>
+        <w:t xml:space="preserve">Hint (optional): </w:t>
+      </w:r>
+      <w:r>
+        <w:rPr>
+          <w:sz w:val="20"/>
+          <w:szCs w:val="20"/>
+        </w:rPr>
+        <w:t xml:space="preserve">Try starting with the word "quadrant" or "ordered pair". Re-read the question and underline what it is asking you to compare or find. Use one number or word from the problem as your evidence.</w:t>
+      </w:r>
+    </w:p>
+    <w:p>
+      <w:pPr>
+        <w:spacing w:after="60"/>
+      </w:pPr>
+      <w:r>
+        <w:rPr>
+          <w:b/>
+          <w:bCs/>
+          <w:color w:val="12355B"/>
+          <w:sz w:val="19"/>
+          <w:szCs w:val="19"/>
+        </w:rPr>
+        <w:t xml:space="preserve">Sentence starters (optional)</w:t>
+      </w:r>
+    </w:p>
+    <w:p>
+      <w:pPr>
+        <w:spacing w:after="60"/>
+      </w:pPr>
+      <w:r>
+        <w:rPr>
           <w:sz w:val="21"/>
           <w:szCs w:val="21"/>
         </w:rPr>
@@ -627,6 +664,43 @@
       </w:pPr>
       <w:r>
         <w:rPr>
+          <w:b/>
+          <w:bCs/>
+          <w:color w:val="1FA6A2"/>
+          <w:sz w:val="20"/>
+          <w:szCs w:val="20"/>
+        </w:rPr>
+        <w:t xml:space="preserve">Hint (optional): </w:t>
+      </w:r>
+      <w:r>
+        <w:rPr>
+          <w:sz w:val="20"/>
+          <w:szCs w:val="20"/>
+        </w:rPr>
+        <w:t xml:space="preserve">Try starting with the word "quadrant" or "negative coordinate". Re-read the question and underline what it is asking you to compare or find. Use one number or word from the problem as your evidence.</w:t>
+      </w:r>
+    </w:p>
+    <w:p>
+      <w:pPr>
+        <w:spacing w:after="60"/>
+      </w:pPr>
+      <w:r>
+        <w:rPr>
+          <w:b/>
+          <w:bCs/>
+          <w:color w:val="12355B"/>
+          <w:sz w:val="19"/>
+          <w:szCs w:val="19"/>
+        </w:rPr>
+        <w:t xml:space="preserve">Sentence starters (optional)</w:t>
+      </w:r>
+    </w:p>
+    <w:p>
+      <w:pPr>
+        <w:spacing w:after="60"/>
+      </w:pPr>
+      <w:r>
+        <w:rPr>
           <w:sz w:val="21"/>
           <w:szCs w:val="21"/>
         </w:rPr>
@@ -817,6 +891,43 @@
       </w:pPr>
       <w:r>
         <w:rPr>
+          <w:b/>
+          <w:bCs/>
+          <w:color w:val="1FA6A2"/>
+          <w:sz w:val="20"/>
+          <w:szCs w:val="20"/>
+        </w:rPr>
+        <w:t xml:space="preserve">Hint (optional): </w:t>
+      </w:r>
+      <w:r>
+        <w:rPr>
+          <w:sz w:val="20"/>
+          <w:szCs w:val="20"/>
+        </w:rPr>
+        <w:t xml:space="preserve">Try starting with the word "quadrant" or "negative coordinate". Re-read the question and underline what it is asking you to compare or find. Use one number or word from the problem as your evidence.</w:t>
+      </w:r>
+    </w:p>
+    <w:p>
+      <w:pPr>
+        <w:spacing w:after="60"/>
+      </w:pPr>
+      <w:r>
+        <w:rPr>
+          <w:b/>
+          <w:bCs/>
+          <w:color w:val="12355B"/>
+          <w:sz w:val="19"/>
+          <w:szCs w:val="19"/>
+        </w:rPr>
+        <w:t xml:space="preserve">Sentence starters (optional)</w:t>
+      </w:r>
+    </w:p>
+    <w:p>
+      <w:pPr>
+        <w:spacing w:after="60"/>
+      </w:pPr>
+      <w:r>
+        <w:rPr>
           <w:sz w:val="21"/>
           <w:szCs w:val="21"/>
         </w:rPr>
@@ -999,6 +1110,43 @@
           <w:szCs w:val="20"/>
         </w:rPr>
         <w:t xml:space="preserve">The point (5, -2) is in quadrant ___ because ___.</w:t>
+      </w:r>
+    </w:p>
+    <w:p>
+      <w:pPr>
+        <w:spacing w:after="60"/>
+      </w:pPr>
+      <w:r>
+        <w:rPr>
+          <w:b/>
+          <w:bCs/>
+          <w:color w:val="1FA6A2"/>
+          <w:sz w:val="20"/>
+          <w:szCs w:val="20"/>
+        </w:rPr>
+        <w:t xml:space="preserve">Hint (optional): </w:t>
+      </w:r>
+      <w:r>
+        <w:rPr>
+          <w:sz w:val="20"/>
+          <w:szCs w:val="20"/>
+        </w:rPr>
+        <w:t xml:space="preserve">Try starting with the word "quadrant" or "ordered pair". Re-read the question and underline what it is asking you to compare or find. Use one number or word from the problem as your evidence.</w:t>
+      </w:r>
+    </w:p>
+    <w:p>
+      <w:pPr>
+        <w:spacing w:after="60"/>
+      </w:pPr>
+      <w:r>
+        <w:rPr>
+          <w:b/>
+          <w:bCs/>
+          <w:color w:val="12355B"/>
+          <w:sz w:val="19"/>
+          <w:szCs w:val="19"/>
+        </w:rPr>
+        <w:t xml:space="preserve">Sentence starters (optional)</w:t>
       </w:r>
     </w:p>
     <w:p>

--- a/lessons/9-5/downloads/9-5-notes.docx
+++ b/lessons/9-5/downloads/9-5-notes.docx
@@ -97,6 +97,69 @@
       </w:pPr>
       <w:r>
         <w:rPr>
+          <w:i/>
+          <w:iCs/>
+          <w:color w:val="5F6F80"/>
+          <w:sz w:val="19"/>
+          <w:szCs w:val="19"/>
+        </w:rPr>
+        <w:t xml:space="preserve">Picture first, then the word, then a plain-language meaning.</w:t>
+      </w:r>
+    </w:p>
+    <w:p>
+      <w:pPr>
+        <w:keepNext/>
+        <w:spacing w:after="20" w:before="120"/>
+        <w:jc w:val="center"/>
+      </w:pPr>
+      <w:r>
+        <w:drawing>
+          <wp:inline distT="0" distB="0" distL="0" distR="0">
+            <wp:extent cx="1238250" cy="933450"/>
+            <wp:effectExtent t="0" r="0" b="0" l="0"/>
+            <wp:docPr id="1" name="" descr="" title=""/>
+            <wp:cNvGraphicFramePr>
+              <a:graphicFrameLocks xmlns:a="http://schemas.openxmlformats.org/drawingml/2006/main" noChangeAspect="1"/>
+            </wp:cNvGraphicFramePr>
+            <a:graphic xmlns:a="http://schemas.openxmlformats.org/drawingml/2006/main">
+              <a:graphicData uri="http://schemas.openxmlformats.org/drawingml/2006/picture">
+                <pic:pic xmlns:pic="http://schemas.openxmlformats.org/drawingml/2006/picture">
+                  <pic:nvPicPr>
+                    <pic:cNvPr id="0" name="" descr=""/>
+                    <pic:cNvPicPr>
+                      <a:picLocks noChangeAspect="1" noChangeArrowheads="1"/>
+                    </pic:cNvPicPr>
+                  </pic:nvPicPr>
+                  <pic:blipFill>
+                    <a:blip r:embed="rId9" cstate="none"/>
+                    <a:srcRect/>
+                    <a:stretch>
+                      <a:fillRect/>
+                    </a:stretch>
+                  </pic:blipFill>
+                  <pic:spPr bwMode="auto">
+                    <a:xfrm>
+                      <a:off x="0" y="0"/>
+                      <a:ext cx="1238250" cy="933450"/>
+                    </a:xfrm>
+                    <a:prstGeom prst="rect">
+                      <a:avLst/>
+                    </a:prstGeom>
+                  </pic:spPr>
+                </pic:pic>
+              </a:graphicData>
+            </a:graphic>
+          </wp:inline>
+        </w:drawing>
+      </w:r>
+    </w:p>
+    <w:p>
+      <w:pPr>
+        <w:keepNext/>
+        <w:spacing w:after="20"/>
+      </w:pPr>
+      <w:r>
+        <w:rPr>
           <w:b/>
           <w:bCs/>
           <w:color w:val="12355B"/>
@@ -118,7 +181,7 @@
     </w:p>
     <w:p>
       <w:pPr>
-        <w:spacing w:after="60"/>
+        <w:spacing w:after="160"/>
       </w:pPr>
       <w:r>
         <w:rPr>
@@ -130,22 +193,55 @@
     </w:p>
     <w:p>
       <w:pPr>
-        <w:spacing w:after="60"/>
-      </w:pPr>
-      <w:r>
-        <w:rPr>
-          <w:i/>
-          <w:iCs/>
-          <w:color w:val="5F6F80"/>
-          <w:sz w:val="19"/>
-          <w:szCs w:val="19"/>
-        </w:rPr>
-        <w:t xml:space="preserve">I (+, +) top-right, II (-, +) top-left, III (-, -) bottom-left, IV (+, -) bottom-right</w:t>
-      </w:r>
-    </w:p>
-    <w:p>
-      <w:pPr>
-        <w:spacing w:after="60"/>
+        <w:keepNext/>
+        <w:spacing w:after="20" w:before="120"/>
+        <w:jc w:val="center"/>
+      </w:pPr>
+      <w:r>
+        <w:drawing>
+          <wp:inline distT="0" distB="0" distL="0" distR="0">
+            <wp:extent cx="1238250" cy="933450"/>
+            <wp:effectExtent t="0" r="0" b="0" l="0"/>
+            <wp:docPr id="1" name="" descr="" title=""/>
+            <wp:cNvGraphicFramePr>
+              <a:graphicFrameLocks xmlns:a="http://schemas.openxmlformats.org/drawingml/2006/main" noChangeAspect="1"/>
+            </wp:cNvGraphicFramePr>
+            <a:graphic xmlns:a="http://schemas.openxmlformats.org/drawingml/2006/main">
+              <a:graphicData uri="http://schemas.openxmlformats.org/drawingml/2006/picture">
+                <pic:pic xmlns:pic="http://schemas.openxmlformats.org/drawingml/2006/picture">
+                  <pic:nvPicPr>
+                    <pic:cNvPr id="0" name="" descr=""/>
+                    <pic:cNvPicPr>
+                      <a:picLocks noChangeAspect="1" noChangeArrowheads="1"/>
+                    </pic:cNvPicPr>
+                  </pic:nvPicPr>
+                  <pic:blipFill>
+                    <a:blip r:embed="rId10" cstate="none"/>
+                    <a:srcRect/>
+                    <a:stretch>
+                      <a:fillRect/>
+                    </a:stretch>
+                  </pic:blipFill>
+                  <pic:spPr bwMode="auto">
+                    <a:xfrm>
+                      <a:off x="0" y="0"/>
+                      <a:ext cx="1238250" cy="933450"/>
+                    </a:xfrm>
+                    <a:prstGeom prst="rect">
+                      <a:avLst/>
+                    </a:prstGeom>
+                  </pic:spPr>
+                </pic:pic>
+              </a:graphicData>
+            </a:graphic>
+          </wp:inline>
+        </w:drawing>
+      </w:r>
+    </w:p>
+    <w:p>
+      <w:pPr>
+        <w:keepNext/>
+        <w:spacing w:after="20"/>
       </w:pPr>
       <w:r>
         <w:rPr>
@@ -170,7 +266,7 @@
     </w:p>
     <w:p>
       <w:pPr>
-        <w:spacing w:after="60"/>
+        <w:spacing w:after="160"/>
       </w:pPr>
       <w:r>
         <w:rPr>
@@ -182,22 +278,55 @@
     </w:p>
     <w:p>
       <w:pPr>
-        <w:spacing w:after="60"/>
-      </w:pPr>
-      <w:r>
-        <w:rPr>
-          <w:i/>
-          <w:iCs/>
-          <w:color w:val="5F6F80"/>
-          <w:sz w:val="19"/>
-          <w:szCs w:val="19"/>
-        </w:rPr>
-        <w:t xml:space="preserve">(-3, 2) means 3 left and 2 up from the origin</w:t>
-      </w:r>
-    </w:p>
-    <w:p>
-      <w:pPr>
-        <w:spacing w:after="60"/>
+        <w:keepNext/>
+        <w:spacing w:after="20" w:before="120"/>
+        <w:jc w:val="center"/>
+      </w:pPr>
+      <w:r>
+        <w:drawing>
+          <wp:inline distT="0" distB="0" distL="0" distR="0">
+            <wp:extent cx="1238250" cy="933450"/>
+            <wp:effectExtent t="0" r="0" b="0" l="0"/>
+            <wp:docPr id="1" name="" descr="" title=""/>
+            <wp:cNvGraphicFramePr>
+              <a:graphicFrameLocks xmlns:a="http://schemas.openxmlformats.org/drawingml/2006/main" noChangeAspect="1"/>
+            </wp:cNvGraphicFramePr>
+            <a:graphic xmlns:a="http://schemas.openxmlformats.org/drawingml/2006/main">
+              <a:graphicData uri="http://schemas.openxmlformats.org/drawingml/2006/picture">
+                <pic:pic xmlns:pic="http://schemas.openxmlformats.org/drawingml/2006/picture">
+                  <pic:nvPicPr>
+                    <pic:cNvPr id="0" name="" descr=""/>
+                    <pic:cNvPicPr>
+                      <a:picLocks noChangeAspect="1" noChangeArrowheads="1"/>
+                    </pic:cNvPicPr>
+                  </pic:nvPicPr>
+                  <pic:blipFill>
+                    <a:blip r:embed="rId11" cstate="none"/>
+                    <a:srcRect/>
+                    <a:stretch>
+                      <a:fillRect/>
+                    </a:stretch>
+                  </pic:blipFill>
+                  <pic:spPr bwMode="auto">
+                    <a:xfrm>
+                      <a:off x="0" y="0"/>
+                      <a:ext cx="1238250" cy="933450"/>
+                    </a:xfrm>
+                    <a:prstGeom prst="rect">
+                      <a:avLst/>
+                    </a:prstGeom>
+                  </pic:spPr>
+                </pic:pic>
+              </a:graphicData>
+            </a:graphic>
+          </wp:inline>
+        </w:drawing>
+      </w:r>
+    </w:p>
+    <w:p>
+      <w:pPr>
+        <w:keepNext/>
+        <w:spacing w:after="20"/>
       </w:pPr>
       <w:r>
         <w:rPr>
@@ -222,7 +351,7 @@
     </w:p>
     <w:p>
       <w:pPr>
-        <w:spacing w:after="60"/>
+        <w:spacing w:after="160"/>
       </w:pPr>
       <w:r>
         <w:rPr>
@@ -234,22 +363,55 @@
     </w:p>
     <w:p>
       <w:pPr>
-        <w:spacing w:after="60"/>
-      </w:pPr>
-      <w:r>
-        <w:rPr>
-          <w:i/>
-          <w:iCs/>
-          <w:color w:val="5F6F80"/>
-          <w:sz w:val="19"/>
-          <w:szCs w:val="19"/>
-        </w:rPr>
-        <w:t xml:space="preserve">(3, 2) reflected over the y-axis is (-3, 2) — same distance, opposite side</w:t>
-      </w:r>
-    </w:p>
-    <w:p>
-      <w:pPr>
-        <w:spacing w:after="60"/>
+        <w:keepNext/>
+        <w:spacing w:after="20" w:before="120"/>
+        <w:jc w:val="center"/>
+      </w:pPr>
+      <w:r>
+        <w:drawing>
+          <wp:inline distT="0" distB="0" distL="0" distR="0">
+            <wp:extent cx="1238250" cy="933450"/>
+            <wp:effectExtent t="0" r="0" b="0" l="0"/>
+            <wp:docPr id="1" name="" descr="" title=""/>
+            <wp:cNvGraphicFramePr>
+              <a:graphicFrameLocks xmlns:a="http://schemas.openxmlformats.org/drawingml/2006/main" noChangeAspect="1"/>
+            </wp:cNvGraphicFramePr>
+            <a:graphic xmlns:a="http://schemas.openxmlformats.org/drawingml/2006/main">
+              <a:graphicData uri="http://schemas.openxmlformats.org/drawingml/2006/picture">
+                <pic:pic xmlns:pic="http://schemas.openxmlformats.org/drawingml/2006/picture">
+                  <pic:nvPicPr>
+                    <pic:cNvPr id="0" name="" descr=""/>
+                    <pic:cNvPicPr>
+                      <a:picLocks noChangeAspect="1" noChangeArrowheads="1"/>
+                    </pic:cNvPicPr>
+                  </pic:nvPicPr>
+                  <pic:blipFill>
+                    <a:blip r:embed="rId12" cstate="none"/>
+                    <a:srcRect/>
+                    <a:stretch>
+                      <a:fillRect/>
+                    </a:stretch>
+                  </pic:blipFill>
+                  <pic:spPr bwMode="auto">
+                    <a:xfrm>
+                      <a:off x="0" y="0"/>
+                      <a:ext cx="1238250" cy="933450"/>
+                    </a:xfrm>
+                    <a:prstGeom prst="rect">
+                      <a:avLst/>
+                    </a:prstGeom>
+                  </pic:spPr>
+                </pic:pic>
+              </a:graphicData>
+            </a:graphic>
+          </wp:inline>
+        </w:drawing>
+      </w:r>
+    </w:p>
+    <w:p>
+      <w:pPr>
+        <w:keepNext/>
+        <w:spacing w:after="20"/>
       </w:pPr>
       <w:r>
         <w:rPr>
@@ -274,7 +436,7 @@
     </w:p>
     <w:p>
       <w:pPr>
-        <w:spacing w:after="60"/>
+        <w:spacing w:after="160"/>
       </w:pPr>
       <w:r>
         <w:rPr>
@@ -286,22 +448,55 @@
     </w:p>
     <w:p>
       <w:pPr>
-        <w:spacing w:after="60"/>
-      </w:pPr>
-      <w:r>
-        <w:rPr>
-          <w:i/>
-          <w:iCs/>
-          <w:color w:val="5F6F80"/>
-          <w:sz w:val="19"/>
-          <w:szCs w:val="19"/>
-        </w:rPr>
-        <w:t xml:space="preserve">The x-axis goes left-right; the y-axis goes up-down; they cross at (0, 0)</w:t>
-      </w:r>
-    </w:p>
-    <w:p>
-      <w:pPr>
-        <w:spacing w:after="60"/>
+        <w:keepNext/>
+        <w:spacing w:after="20" w:before="120"/>
+        <w:jc w:val="center"/>
+      </w:pPr>
+      <w:r>
+        <w:drawing>
+          <wp:inline distT="0" distB="0" distL="0" distR="0">
+            <wp:extent cx="1238250" cy="933450"/>
+            <wp:effectExtent t="0" r="0" b="0" l="0"/>
+            <wp:docPr id="1" name="" descr="" title=""/>
+            <wp:cNvGraphicFramePr>
+              <a:graphicFrameLocks xmlns:a="http://schemas.openxmlformats.org/drawingml/2006/main" noChangeAspect="1"/>
+            </wp:cNvGraphicFramePr>
+            <a:graphic xmlns:a="http://schemas.openxmlformats.org/drawingml/2006/main">
+              <a:graphicData uri="http://schemas.openxmlformats.org/drawingml/2006/picture">
+                <pic:pic xmlns:pic="http://schemas.openxmlformats.org/drawingml/2006/picture">
+                  <pic:nvPicPr>
+                    <pic:cNvPr id="0" name="" descr=""/>
+                    <pic:cNvPicPr>
+                      <a:picLocks noChangeAspect="1" noChangeArrowheads="1"/>
+                    </pic:cNvPicPr>
+                  </pic:nvPicPr>
+                  <pic:blipFill>
+                    <a:blip r:embed="rId13" cstate="none"/>
+                    <a:srcRect/>
+                    <a:stretch>
+                      <a:fillRect/>
+                    </a:stretch>
+                  </pic:blipFill>
+                  <pic:spPr bwMode="auto">
+                    <a:xfrm>
+                      <a:off x="0" y="0"/>
+                      <a:ext cx="1238250" cy="933450"/>
+                    </a:xfrm>
+                    <a:prstGeom prst="rect">
+                      <a:avLst/>
+                    </a:prstGeom>
+                  </pic:spPr>
+                </pic:pic>
+              </a:graphicData>
+            </a:graphic>
+          </wp:inline>
+        </w:drawing>
+      </w:r>
+    </w:p>
+    <w:p>
+      <w:pPr>
+        <w:keepNext/>
+        <w:spacing w:after="20"/>
       </w:pPr>
       <w:r>
         <w:rPr>
@@ -326,7 +521,7 @@
     </w:p>
     <w:p>
       <w:pPr>
-        <w:spacing w:after="60"/>
+        <w:spacing w:after="160"/>
       </w:pPr>
       <w:r>
         <w:rPr>
@@ -334,21 +529,6 @@
           <w:szCs w:val="21"/>
         </w:rPr>
         <w:t xml:space="preserve">Whole numbers and their opposites, like -2, -1, 0, 1, 2.</w:t>
-      </w:r>
-    </w:p>
-    <w:p>
-      <w:pPr>
-        <w:spacing w:after="60"/>
-      </w:pPr>
-      <w:r>
-        <w:rPr>
-          <w:i/>
-          <w:iCs/>
-          <w:color w:val="5F6F80"/>
-          <w:sz w:val="19"/>
-          <w:szCs w:val="19"/>
-        </w:rPr>
-        <w:t xml:space="preserve">..., -3, -2, -1, 0, 1, 2, 3, ...</w:t>
       </w:r>
     </w:p>
     <w:p>

--- a/lessons/9-5/downloads/9-5-notes.docx
+++ b/lessons/9-5/downloads/9-5-notes.docx
@@ -1223,7 +1223,7 @@
           <w:sz w:val="24"/>
           <w:szCs w:val="24"/>
         </w:rPr>
-        <w:t xml:space="preserve">Try the Model</w:t>
+        <w:t xml:space="preserve">Solved Example</w:t>
       </w:r>
       <w:r>
         <w:rPr>
@@ -1233,90 +1233,152 @@
           <w:sz w:val="19"/>
           <w:szCs w:val="19"/>
         </w:rPr>
-        <w:t xml:space="preserve">   step through it together</w:t>
-      </w:r>
-    </w:p>
-    <w:p>
-      <w:pPr>
-        <w:spacing w:after="80"/>
-      </w:pPr>
-      <w:r>
-        <w:rPr>
-          <w:sz w:val="21"/>
-          <w:szCs w:val="21"/>
-        </w:rPr>
-        <w:t xml:space="preserve">Plot each treasure clue on the expanded map and identify which quadrant it falls in.</w:t>
-      </w:r>
-    </w:p>
-    <w:p>
-      <w:pPr>
+        <w:t xml:space="preserve">   I Do — watch each step</w:t>
+      </w:r>
+    </w:p>
+    <w:p>
+      <w:pPr>
+        <w:keepNext/>
         <w:spacing w:after="40"/>
       </w:pPr>
       <w:r>
-        <w:t xml:space="preserve"/>
-      </w:r>
-    </w:p>
-    <w:tbl>
-      <w:tblPr>
-        <w:tblW w:type="pct" w:w="100%"/>
-        <w:tblBorders>
-          <w:top w:val="single" w:color="C7D2DD" w:sz="6"/>
-          <w:left w:val="single" w:color="C7D2DD" w:sz="6"/>
-          <w:bottom w:val="single" w:color="C7D2DD" w:sz="6"/>
-          <w:right w:val="single" w:color="C7D2DD" w:sz="6"/>
-          <w:insideH w:val="single" w:color="auto" w:sz="4"/>
-          <w:insideV w:val="single" w:color="auto" w:sz="4"/>
-        </w:tblBorders>
-      </w:tblPr>
-      <w:tblGrid>
-        <w:gridCol w:w="100"/>
-      </w:tblGrid>
-      <w:tr>
-        <w:tc>
-          <w:tcPr>
-            <w:shd w:fill="E6F4F3" w:color="auto" w:val="clear"/>
-            <w:tcMar>
-              <w:top w:type="dxa" w:w="60"/>
-              <w:left w:type="dxa" w:w="120"/>
-              <w:bottom w:type="dxa" w:w="60"/>
-              <w:right w:type="dxa" w:w="120"/>
-            </w:tcMar>
-          </w:tcPr>
-          <w:p>
-            <w:pPr>
-              <w:spacing w:after="0" w:line="320"/>
-            </w:pPr>
-            <w:r>
-              <w:t xml:space="preserve"/>
-            </w:r>
-          </w:p>
-          <w:p>
-            <w:pPr>
-              <w:spacing w:after="0" w:line="320"/>
-            </w:pPr>
-            <w:r>
-              <w:t xml:space="preserve"/>
-            </w:r>
-          </w:p>
-          <w:p>
-            <w:pPr>
-              <w:spacing w:after="0" w:line="320"/>
-            </w:pPr>
-            <w:r>
-              <w:t xml:space="preserve"/>
-            </w:r>
-          </w:p>
-          <w:p>
-            <w:pPr>
-              <w:spacing w:after="0" w:line="320"/>
-            </w:pPr>
-            <w:r>
-              <w:t xml:space="preserve"/>
-            </w:r>
-          </w:p>
-        </w:tc>
-      </w:tr>
-    </w:tbl>
+        <w:rPr>
+          <w:b/>
+          <w:bCs/>
+          <w:color w:val="12355B"/>
+          <w:sz w:val="21"/>
+          <w:szCs w:val="21"/>
+        </w:rPr>
+        <w:t xml:space="preserve">Problem:  </w:t>
+      </w:r>
+      <w:r>
+        <w:rPr>
+          <w:sz w:val="21"/>
+          <w:szCs w:val="21"/>
+        </w:rPr>
+        <w:t xml:space="preserve">In which quadrant is the point (-4, 5)?</w:t>
+      </w:r>
+    </w:p>
+    <w:p>
+      <w:pPr>
+        <w:spacing w:after="30"/>
+        <w:ind w:left="420"/>
+      </w:pPr>
+      <w:r>
+        <w:rPr>
+          <w:sz w:val="20"/>
+          <w:szCs w:val="20"/>
+        </w:rPr>
+        <w:t xml:space="preserve">A)  Quadrant I</w:t>
+      </w:r>
+    </w:p>
+    <w:p>
+      <w:pPr>
+        <w:spacing w:after="30"/>
+        <w:ind w:left="420"/>
+      </w:pPr>
+      <w:r>
+        <w:rPr>
+          <w:sz w:val="20"/>
+          <w:szCs w:val="20"/>
+        </w:rPr>
+        <w:t xml:space="preserve">B)  Quadrant II</w:t>
+      </w:r>
+    </w:p>
+    <w:p>
+      <w:pPr>
+        <w:spacing w:after="30"/>
+        <w:ind w:left="420"/>
+      </w:pPr>
+      <w:r>
+        <w:rPr>
+          <w:sz w:val="20"/>
+          <w:szCs w:val="20"/>
+        </w:rPr>
+        <w:t xml:space="preserve">C)  Quadrant III</w:t>
+      </w:r>
+    </w:p>
+    <w:p>
+      <w:pPr>
+        <w:spacing w:after="30"/>
+        <w:ind w:left="420"/>
+      </w:pPr>
+      <w:r>
+        <w:rPr>
+          <w:sz w:val="20"/>
+          <w:szCs w:val="20"/>
+        </w:rPr>
+        <w:t xml:space="preserve">D)  Quadrant IV</w:t>
+      </w:r>
+    </w:p>
+    <w:p>
+      <w:pPr>
+        <w:spacing w:after="20" w:before="50"/>
+      </w:pPr>
+      <w:r>
+        <w:rPr>
+          <w:b/>
+          <w:bCs/>
+          <w:color w:val="1FA6A2"/>
+          <w:sz w:val="21"/>
+          <w:szCs w:val="21"/>
+        </w:rPr>
+        <w:t xml:space="preserve">Step 1:  </w:t>
+      </w:r>
+      <w:r>
+        <w:rPr>
+          <w:sz w:val="21"/>
+          <w:szCs w:val="21"/>
+        </w:rPr>
+        <w:t xml:space="preserve">The x-coordinate is negative (left) and the y-coordinate is positive (up).</w:t>
+      </w:r>
+    </w:p>
+    <w:p>
+      <w:pPr>
+        <w:spacing w:after="20" w:before="50"/>
+      </w:pPr>
+      <w:r>
+        <w:rPr>
+          <w:b/>
+          <w:bCs/>
+          <w:color w:val="1FA6A2"/>
+          <w:sz w:val="21"/>
+          <w:szCs w:val="21"/>
+        </w:rPr>
+        <w:t xml:space="preserve">Step 2:  </w:t>
+      </w:r>
+      <w:r>
+        <w:rPr>
+          <w:sz w:val="21"/>
+          <w:szCs w:val="21"/>
+        </w:rPr>
+        <w:t xml:space="preserve">Left and up is Quadrant II.</w:t>
+      </w:r>
+    </w:p>
+    <w:p>
+      <w:pPr>
+        <w:spacing w:after="40" w:before="60"/>
+      </w:pPr>
+      <w:r>
+        <w:rPr>
+          <w:b/>
+          <w:bCs/>
+          <w:color w:val="12355B"/>
+          <w:sz w:val="21"/>
+          <w:szCs w:val="21"/>
+        </w:rPr>
+        <w:t xml:space="preserve">Answer:  </w:t>
+      </w:r>
+      <w:r>
+        <w:rPr>
+          <w:b/>
+          <w:bCs/>
+          <w:sz w:val="21"/>
+          <w:szCs w:val="21"/>
+        </w:rPr>
+        <w:t xml:space="preserve">B. Quadrant II</w:t>
+      </w:r>
+    </w:p>
     <w:p>
       <w:pPr>
         <w:pStyle w:val="Heading1"/>
@@ -1361,6 +1423,170 @@
           <w:szCs w:val="19"/>
         </w:rPr>
         <w:t xml:space="preserve">   We Do — work with your class</w:t>
+      </w:r>
+    </w:p>
+    <w:p>
+      <w:pPr>
+        <w:keepNext/>
+        <w:spacing w:after="40" w:before="40"/>
+      </w:pPr>
+      <w:r>
+        <w:rPr>
+          <w:b/>
+          <w:bCs/>
+          <w:color w:val="12355B"/>
+          <w:sz w:val="21"/>
+          <w:szCs w:val="21"/>
+        </w:rPr>
+        <w:t xml:space="preserve">Problem:  </w:t>
+      </w:r>
+      <w:r>
+        <w:rPr>
+          <w:sz w:val="21"/>
+          <w:szCs w:val="21"/>
+        </w:rPr>
+        <w:t xml:space="preserve">A point has a positive x-coordinate and a negative y-coordinate. Which quadrant is it in?</w:t>
+      </w:r>
+    </w:p>
+    <w:p>
+      <w:pPr>
+        <w:spacing w:after="30"/>
+        <w:ind w:left="420"/>
+      </w:pPr>
+      <w:r>
+        <w:rPr>
+          <w:sz w:val="20"/>
+          <w:szCs w:val="20"/>
+        </w:rPr>
+        <w:t xml:space="preserve">A)  Quadrant I</w:t>
+      </w:r>
+    </w:p>
+    <w:p>
+      <w:pPr>
+        <w:spacing w:after="30"/>
+        <w:ind w:left="420"/>
+      </w:pPr>
+      <w:r>
+        <w:rPr>
+          <w:sz w:val="20"/>
+          <w:szCs w:val="20"/>
+        </w:rPr>
+        <w:t xml:space="preserve">B)  Quadrant II</w:t>
+      </w:r>
+    </w:p>
+    <w:p>
+      <w:pPr>
+        <w:spacing w:after="30"/>
+        <w:ind w:left="420"/>
+      </w:pPr>
+      <w:r>
+        <w:rPr>
+          <w:sz w:val="20"/>
+          <w:szCs w:val="20"/>
+        </w:rPr>
+        <w:t xml:space="preserve">C)  Quadrant III</w:t>
+      </w:r>
+    </w:p>
+    <w:p>
+      <w:pPr>
+        <w:spacing w:after="30"/>
+        <w:ind w:left="420"/>
+      </w:pPr>
+      <w:r>
+        <w:rPr>
+          <w:sz w:val="20"/>
+          <w:szCs w:val="20"/>
+        </w:rPr>
+        <w:t xml:space="preserve">D)  Quadrant IV</w:t>
+      </w:r>
+    </w:p>
+    <w:p>
+      <w:pPr>
+        <w:keepNext/>
+        <w:spacing w:after="0" w:before="50"/>
+      </w:pPr>
+      <w:r>
+        <w:rPr>
+          <w:b/>
+          <w:bCs/>
+          <w:color w:val="6B4FA0"/>
+          <w:sz w:val="21"/>
+          <w:szCs w:val="21"/>
+        </w:rPr>
+        <w:t xml:space="preserve">Step 1:</w:t>
+      </w:r>
+    </w:p>
+    <w:p>
+      <w:pPr>
+        <w:pBdr>
+          <w:bottom w:val="single" w:color="AFBECC" w:sz="6"/>
+        </w:pBdr>
+        <w:spacing w:after="30" w:before="150"/>
+      </w:pPr>
+      <w:r>
+        <w:t xml:space="preserve"/>
+      </w:r>
+    </w:p>
+    <w:p>
+      <w:pPr>
+        <w:keepNext/>
+        <w:spacing w:after="0" w:before="50"/>
+      </w:pPr>
+      <w:r>
+        <w:rPr>
+          <w:b/>
+          <w:bCs/>
+          <w:color w:val="6B4FA0"/>
+          <w:sz w:val="21"/>
+          <w:szCs w:val="21"/>
+        </w:rPr>
+        <w:t xml:space="preserve">Step 2:</w:t>
+      </w:r>
+    </w:p>
+    <w:p>
+      <w:pPr>
+        <w:pBdr>
+          <w:bottom w:val="single" w:color="AFBECC" w:sz="6"/>
+        </w:pBdr>
+        <w:spacing w:after="30" w:before="150"/>
+      </w:pPr>
+      <w:r>
+        <w:t xml:space="preserve"/>
+      </w:r>
+    </w:p>
+    <w:p>
+      <w:pPr>
+        <w:keepNext/>
+        <w:spacing w:after="0" w:before="60"/>
+      </w:pPr>
+      <w:r>
+        <w:rPr>
+          <w:b/>
+          <w:bCs/>
+          <w:color w:val="12355B"/>
+          <w:sz w:val="21"/>
+          <w:szCs w:val="21"/>
+        </w:rPr>
+        <w:t xml:space="preserve">Answer:</w:t>
+      </w:r>
+    </w:p>
+    <w:p>
+      <w:pPr>
+        <w:pBdr>
+          <w:bottom w:val="single" w:color="AFBECC" w:sz="6"/>
+        </w:pBdr>
+        <w:spacing w:after="30" w:before="150"/>
+      </w:pPr>
+      <w:r>
+        <w:t xml:space="preserve"/>
+      </w:r>
+    </w:p>
+    <w:p>
+      <w:pPr>
+        <w:spacing w:after="80"/>
+      </w:pPr>
+      <w:r>
+        <w:t xml:space="preserve"/>
       </w:r>
     </w:p>
     <w:tbl>
@@ -1961,7 +2187,7 @@
           <w:sz w:val="21"/>
           <w:szCs w:val="21"/>
         </w:rPr>
-        <w:t xml:space="preserve">In which quadrant is the point (-4, 5)?</w:t>
+        <w:t xml:space="preserve">Which point is located on the x-axis?</w:t>
       </w:r>
     </w:p>
     <w:p>
@@ -1974,7 +2200,7 @@
           <w:sz w:val="20"/>
           <w:szCs w:val="20"/>
         </w:rPr>
-        <w:t xml:space="preserve">A)  Quadrant I</w:t>
+        <w:t xml:space="preserve">A)  (4, 0)</w:t>
       </w:r>
     </w:p>
     <w:p>
@@ -1987,7 +2213,7 @@
           <w:sz w:val="20"/>
           <w:szCs w:val="20"/>
         </w:rPr>
-        <w:t xml:space="preserve">B)  Quadrant II</w:t>
+        <w:t xml:space="preserve">B)  (0, 4)</w:t>
       </w:r>
     </w:p>
     <w:p>
@@ -2000,7 +2226,7 @@
           <w:sz w:val="20"/>
           <w:szCs w:val="20"/>
         </w:rPr>
-        <w:t xml:space="preserve">C)  Quadrant III</w:t>
+        <w:t xml:space="preserve">C)  (4, 4)</w:t>
       </w:r>
     </w:p>
     <w:p>
@@ -2013,7 +2239,7 @@
           <w:sz w:val="20"/>
           <w:szCs w:val="20"/>
         </w:rPr>
-        <w:t xml:space="preserve">D)  Quadrant IV</w:t>
+        <w:t xml:space="preserve">D)  (-4, -4)</w:t>
       </w:r>
     </w:p>
     <w:p>
@@ -2091,7 +2317,7 @@
           <w:sz w:val="21"/>
           <w:szCs w:val="21"/>
         </w:rPr>
-        <w:t xml:space="preserve">A point has a positive x-coordinate and a negative y-coordinate. Which quadrant is it in?</w:t>
+        <w:t xml:space="preserve">Point A is at (-5, 3). If you move 8 units to the right, what are the new coordinates?</w:t>
       </w:r>
     </w:p>
     <w:p>
@@ -2104,7 +2330,7 @@
           <w:sz w:val="20"/>
           <w:szCs w:val="20"/>
         </w:rPr>
-        <w:t xml:space="preserve">A)  Quadrant I</w:t>
+        <w:t xml:space="preserve">A)  (3, 3)</w:t>
       </w:r>
     </w:p>
     <w:p>
@@ -2117,7 +2343,7 @@
           <w:sz w:val="20"/>
           <w:szCs w:val="20"/>
         </w:rPr>
-        <w:t xml:space="preserve">B)  Quadrant II</w:t>
+        <w:t xml:space="preserve">B)  (-13, 3)</w:t>
       </w:r>
     </w:p>
     <w:p>
@@ -2130,7 +2356,7 @@
           <w:sz w:val="20"/>
           <w:szCs w:val="20"/>
         </w:rPr>
-        <w:t xml:space="preserve">C)  Quadrant III</w:t>
+        <w:t xml:space="preserve">C)  (-5, 11)</w:t>
       </w:r>
     </w:p>
     <w:p>
@@ -2143,7 +2369,7 @@
           <w:sz w:val="20"/>
           <w:szCs w:val="20"/>
         </w:rPr>
-        <w:t xml:space="preserve">D)  Quadrant IV</w:t>
+        <w:t xml:space="preserve">D)  (-5, -5)</w:t>
       </w:r>
     </w:p>
     <w:p>
@@ -2221,7 +2447,7 @@
           <w:sz w:val="21"/>
           <w:szCs w:val="21"/>
         </w:rPr>
-        <w:t xml:space="preserve">Which point is located on the x-axis?</w:t>
+        <w:t xml:space="preserve">In which quadrant is the point (-4, -6)?</w:t>
       </w:r>
     </w:p>
     <w:p>
@@ -2234,7 +2460,7 @@
           <w:sz w:val="20"/>
           <w:szCs w:val="20"/>
         </w:rPr>
-        <w:t xml:space="preserve">A)  (4, 0)</w:t>
+        <w:t xml:space="preserve">A)  Quadrant III</w:t>
       </w:r>
     </w:p>
     <w:p>
@@ -2247,7 +2473,7 @@
           <w:sz w:val="20"/>
           <w:szCs w:val="20"/>
         </w:rPr>
-        <w:t xml:space="preserve">B)  (0, 4)</w:t>
+        <w:t xml:space="preserve">B)  Quadrant I</w:t>
       </w:r>
     </w:p>
     <w:p>
@@ -2260,7 +2486,7 @@
           <w:sz w:val="20"/>
           <w:szCs w:val="20"/>
         </w:rPr>
-        <w:t xml:space="preserve">C)  (4, 4)</w:t>
+        <w:t xml:space="preserve">C)  Quadrant II</w:t>
       </w:r>
     </w:p>
     <w:p>
@@ -2273,7 +2499,7 @@
           <w:sz w:val="20"/>
           <w:szCs w:val="20"/>
         </w:rPr>
-        <w:t xml:space="preserve">D)  (-4, -4)</w:t>
+        <w:t xml:space="preserve">D)  Quadrant IV</w:t>
       </w:r>
     </w:p>
     <w:p>
@@ -2351,7 +2577,7 @@
           <w:sz w:val="21"/>
           <w:szCs w:val="21"/>
         </w:rPr>
-        <w:t xml:space="preserve">Point A is at (-5, 3). If you move 8 units to the right, what are the new coordinates?</w:t>
+        <w:t xml:space="preserve">Point A is (5, 3). Which point shares the same x-coordinate?</w:t>
       </w:r>
     </w:p>
     <w:p>
@@ -2364,7 +2590,7 @@
           <w:sz w:val="20"/>
           <w:szCs w:val="20"/>
         </w:rPr>
-        <w:t xml:space="preserve">A)  (3, 3)</w:t>
+        <w:t xml:space="preserve">A)  (5, -2)</w:t>
       </w:r>
     </w:p>
     <w:p>
@@ -2377,7 +2603,7 @@
           <w:sz w:val="20"/>
           <w:szCs w:val="20"/>
         </w:rPr>
-        <w:t xml:space="preserve">B)  (-13, 3)</w:t>
+        <w:t xml:space="preserve">B)  (3, 5)</w:t>
       </w:r>
     </w:p>
     <w:p>
@@ -2390,7 +2616,7 @@
           <w:sz w:val="20"/>
           <w:szCs w:val="20"/>
         </w:rPr>
-        <w:t xml:space="preserve">C)  (-5, 11)</w:t>
+        <w:t xml:space="preserve">C)  (-5, 3)</w:t>
       </w:r>
     </w:p>
     <w:p>
@@ -2403,7 +2629,7 @@
           <w:sz w:val="20"/>
           <w:szCs w:val="20"/>
         </w:rPr>
-        <w:t xml:space="preserve">D)  (-5, -5)</w:t>
+        <w:t xml:space="preserve">D)  (2, 5)</w:t>
       </w:r>
     </w:p>
     <w:p>
@@ -3116,6 +3342,64 @@
           <w:sz w:val="24"/>
           <w:szCs w:val="24"/>
         </w:rPr>
+        <w:t xml:space="preserve">Worked Notes (I Do / We Do)</w:t>
+      </w:r>
+    </w:p>
+    <w:p>
+      <w:pPr>
+        <w:spacing w:after="80"/>
+      </w:pPr>
+      <w:r>
+        <w:rPr>
+          <w:b/>
+          <w:bCs/>
+          <w:sz w:val="21"/>
+          <w:szCs w:val="21"/>
+        </w:rPr>
+        <w:t xml:space="preserve">I Do:  </w:t>
+      </w:r>
+      <w:r>
+        <w:rPr>
+          <w:sz w:val="21"/>
+          <w:szCs w:val="21"/>
+        </w:rPr>
+        <w:t xml:space="preserve">B. Quadrant II</w:t>
+      </w:r>
+    </w:p>
+    <w:p>
+      <w:pPr>
+        <w:spacing w:after="80"/>
+      </w:pPr>
+      <w:r>
+        <w:rPr>
+          <w:b/>
+          <w:bCs/>
+          <w:sz w:val="21"/>
+          <w:szCs w:val="21"/>
+        </w:rPr>
+        <w:t xml:space="preserve">We Do:  </w:t>
+      </w:r>
+      <w:r>
+        <w:rPr>
+          <w:sz w:val="21"/>
+          <w:szCs w:val="21"/>
+        </w:rPr>
+        <w:t xml:space="preserve">D. Quadrant IV</w:t>
+      </w:r>
+    </w:p>
+    <w:p>
+      <w:pPr>
+        <w:pStyle w:val="Heading2"/>
+        <w:spacing w:after="80" w:before="180"/>
+      </w:pPr>
+      <w:r>
+        <w:rPr>
+          <w:b/>
+          <w:bCs/>
+          <w:color w:val="12355B"/>
+          <w:sz w:val="24"/>
+          <w:szCs w:val="24"/>
+        </w:rPr>
         <w:t xml:space="preserve">Independent Practice</w:t>
       </w:r>
     </w:p>
@@ -3137,7 +3421,7 @@
           <w:sz w:val="21"/>
           <w:szCs w:val="21"/>
         </w:rPr>
-        <w:t xml:space="preserve">B)  Quadrant II</w:t>
+        <w:t xml:space="preserve">A)  (4, 0)</w:t>
       </w:r>
       <w:r>
         <w:rPr>
@@ -3147,7 +3431,7 @@
           <w:sz w:val="19"/>
           <w:szCs w:val="19"/>
         </w:rPr>
-        <w:t xml:space="preserve">  — The x-coordinate is negative (left) and the y-coordinate is positive (up). Left and up is Quadrant II.</w:t>
+        <w:t xml:space="preserve">  — A point is on the x-axis when its y-coordinate is 0. (4, 0) is on the x-axis.</w:t>
       </w:r>
     </w:p>
     <w:p>
@@ -3168,7 +3452,7 @@
           <w:sz w:val="21"/>
           <w:szCs w:val="21"/>
         </w:rPr>
-        <w:t xml:space="preserve">D)  Quadrant IV</w:t>
+        <w:t xml:space="preserve">A)  (3, 3)</w:t>
       </w:r>
       <w:r>
         <w:rPr>
@@ -3178,7 +3462,7 @@
           <w:sz w:val="19"/>
           <w:szCs w:val="19"/>
         </w:rPr>
-        <w:t xml:space="preserve">  — Positive x (right) and negative y (down) = Quadrant IV (bottom-right).</w:t>
+        <w:t xml:space="preserve">  — Moving right means adding to the x-coordinate: -5 + 8 = 3. The y stays the same. New point: (3, 3).</w:t>
       </w:r>
     </w:p>
     <w:p>
@@ -3199,7 +3483,7 @@
           <w:sz w:val="21"/>
           <w:szCs w:val="21"/>
         </w:rPr>
-        <w:t xml:space="preserve">A)  (4, 0)</w:t>
+        <w:t xml:space="preserve">A)  Quadrant III</w:t>
       </w:r>
       <w:r>
         <w:rPr>
@@ -3209,7 +3493,7 @@
           <w:sz w:val="19"/>
           <w:szCs w:val="19"/>
         </w:rPr>
-        <w:t xml:space="preserve">  — A point is on the x-axis when its y-coordinate is 0. (4, 0) is on the x-axis.</w:t>
+        <w:t xml:space="preserve">  — Negative x and negative y place a point in Quadrant III.</w:t>
       </w:r>
     </w:p>
     <w:p>
@@ -3230,7 +3514,7 @@
           <w:sz w:val="21"/>
           <w:szCs w:val="21"/>
         </w:rPr>
-        <w:t xml:space="preserve">A)  (3, 3)</w:t>
+        <w:t xml:space="preserve">A)  (5, -2)</w:t>
       </w:r>
       <w:r>
         <w:rPr>
@@ -3240,7 +3524,7 @@
           <w:sz w:val="19"/>
           <w:szCs w:val="19"/>
         </w:rPr>
-        <w:t xml:space="preserve">  — Moving right means adding to the x-coordinate: -5 + 8 = 3. The y stays the same. New point: (3, 3).</w:t>
+        <w:t xml:space="preserve">  — (5, -2) has the same x-coordinate, 5.</w:t>
       </w:r>
     </w:p>
     <w:p>

--- a/lessons/9-5/downloads/9-5-notes.docx
+++ b/lessons/9-5/downloads/9-5-notes.docx
@@ -1023,6 +1023,216 @@
     <w:p>
       <w:pPr>
         <w:pStyle w:val="Heading1"/>
+        <w:pBdr>
+          <w:bottom w:val="single" w:color="1FA6A2" w:sz="14" w:space="6"/>
+        </w:pBdr>
+        <w:spacing w:after="140" w:before="260"/>
+      </w:pPr>
+      <w:r>
+        <w:rPr>
+          <w:b/>
+          <w:bCs/>
+          <w:color w:val="12355B"/>
+          <w:sz w:val="30"/>
+          <w:szCs w:val="30"/>
+        </w:rPr>
+        <w:t xml:space="preserve">Guided Notes</w:t>
+      </w:r>
+    </w:p>
+    <w:p>
+      <w:pPr>
+        <w:spacing w:after="100"/>
+      </w:pPr>
+      <w:r>
+        <w:rPr>
+          <w:i/>
+          <w:iCs/>
+          <w:color w:val="5F6F80"/>
+          <w:sz w:val="19"/>
+          <w:szCs w:val="19"/>
+        </w:rPr>
+        <w:t xml:space="preserve">Fill in each blank as we go. Use the Word Bank to help you.</w:t>
+      </w:r>
+    </w:p>
+    <w:tbl>
+      <w:tblPr>
+        <w:tblW w:type="pct" w:w="100%"/>
+        <w:tblBorders>
+          <w:top w:val="single" w:color="BBD0DE" w:sz="8"/>
+          <w:left w:val="single" w:color="BBD0DE" w:sz="8"/>
+          <w:bottom w:val="single" w:color="BBD0DE" w:sz="8"/>
+          <w:right w:val="single" w:color="BBD0DE" w:sz="8"/>
+          <w:insideH w:val="single" w:color="auto" w:sz="4"/>
+          <w:insideV w:val="single" w:color="auto" w:sz="4"/>
+        </w:tblBorders>
+      </w:tblPr>
+      <w:tblGrid>
+        <w:gridCol w:w="100"/>
+      </w:tblGrid>
+      <w:tr>
+        <w:tc>
+          <w:tcPr>
+            <w:shd w:fill="EEF4F8" w:color="auto" w:val="clear"/>
+            <w:tcMar>
+              <w:top w:type="dxa" w:w="120"/>
+              <w:left w:type="dxa" w:w="180"/>
+              <w:bottom w:type="dxa" w:w="120"/>
+              <w:right w:type="dxa" w:w="180"/>
+            </w:tcMar>
+          </w:tcPr>
+          <w:p>
+            <w:pPr>
+              <w:spacing w:after="40"/>
+            </w:pPr>
+            <w:r>
+              <w:rPr>
+                <w:b/>
+                <w:bCs/>
+                <w:color w:val="1FA6A2"/>
+                <w:sz w:val="18"/>
+                <w:szCs w:val="18"/>
+              </w:rPr>
+              <w:t xml:space="preserve">WORD BANK</w:t>
+            </w:r>
+          </w:p>
+          <w:p>
+            <w:pPr>
+              <w:spacing w:after="80"/>
+            </w:pPr>
+            <w:r>
+              <w:rPr>
+                <w:b/>
+                <w:bCs/>
+                <w:sz w:val="21"/>
+                <w:szCs w:val="21"/>
+              </w:rPr>
+              <w:t xml:space="preserve">Quadrant      •      Negative coordinate      •      Reflection      •      Axis      •      Integer</w:t>
+            </w:r>
+          </w:p>
+        </w:tc>
+      </w:tr>
+    </w:tbl>
+    <w:p>
+      <w:pPr>
+        <w:spacing w:after="80"/>
+      </w:pPr>
+      <w:r>
+        <w:t xml:space="preserve"/>
+      </w:r>
+    </w:p>
+    <w:p>
+      <w:pPr>
+        <w:spacing w:after="120" w:before="80"/>
+      </w:pPr>
+      <w:r>
+        <w:rPr>
+          <w:b/>
+          <w:bCs/>
+          <w:color w:val="12355B"/>
+          <w:sz w:val="22"/>
+          <w:szCs w:val="22"/>
+        </w:rPr>
+        <w:t xml:space="preserve">1.  </w:t>
+      </w:r>
+      <w:r>
+        <w:rPr>
+          <w:sz w:val="22"/>
+          <w:szCs w:val="22"/>
+        </w:rPr>
+        <w:t xml:space="preserve">One of the four regions of the coordinate plane, numbered I to IV, is a ___.</w:t>
+      </w:r>
+    </w:p>
+    <w:p>
+      <w:pPr>
+        <w:spacing w:after="120" w:before="80"/>
+      </w:pPr>
+      <w:r>
+        <w:rPr>
+          <w:b/>
+          <w:bCs/>
+          <w:color w:val="12355B"/>
+          <w:sz w:val="22"/>
+          <w:szCs w:val="22"/>
+        </w:rPr>
+        <w:t xml:space="preserve">2.  </w:t>
+      </w:r>
+      <w:r>
+        <w:rPr>
+          <w:sz w:val="22"/>
+          <w:szCs w:val="22"/>
+        </w:rPr>
+        <w:t xml:space="preserve">A coordinate less than zero, which places a point left of or below the origin, is a ___.</w:t>
+      </w:r>
+    </w:p>
+    <w:p>
+      <w:pPr>
+        <w:spacing w:after="120" w:before="80"/>
+      </w:pPr>
+      <w:r>
+        <w:rPr>
+          <w:b/>
+          <w:bCs/>
+          <w:color w:val="12355B"/>
+          <w:sz w:val="22"/>
+          <w:szCs w:val="22"/>
+        </w:rPr>
+        <w:t xml:space="preserve">3.  </w:t>
+      </w:r>
+      <w:r>
+        <w:rPr>
+          <w:sz w:val="22"/>
+          <w:szCs w:val="22"/>
+        </w:rPr>
+        <w:t xml:space="preserve">A flip of a point over an axis is a ___.</w:t>
+      </w:r>
+    </w:p>
+    <w:p>
+      <w:pPr>
+        <w:spacing w:after="120" w:before="80"/>
+      </w:pPr>
+      <w:r>
+        <w:rPr>
+          <w:b/>
+          <w:bCs/>
+          <w:color w:val="12355B"/>
+          <w:sz w:val="22"/>
+          <w:szCs w:val="22"/>
+        </w:rPr>
+        <w:t xml:space="preserve">4.  </w:t>
+      </w:r>
+      <w:r>
+        <w:rPr>
+          <w:sz w:val="22"/>
+          <w:szCs w:val="22"/>
+        </w:rPr>
+        <w:t xml:space="preserve">One of the two number lines, the x-axis or y-axis, that form the grid is an ___.</w:t>
+      </w:r>
+    </w:p>
+    <w:p>
+      <w:pPr>
+        <w:spacing w:after="120" w:before="80"/>
+      </w:pPr>
+      <w:r>
+        <w:rPr>
+          <w:b/>
+          <w:bCs/>
+          <w:color w:val="12355B"/>
+          <w:sz w:val="22"/>
+          <w:szCs w:val="22"/>
+        </w:rPr>
+        <w:t xml:space="preserve">5.  </w:t>
+      </w:r>
+      <w:r>
+        <w:rPr>
+          <w:sz w:val="22"/>
+          <w:szCs w:val="22"/>
+        </w:rPr>
+        <w:t xml:space="preserve">A whole number or its opposite is an ___.</w:t>
+      </w:r>
+    </w:p>
+    <w:p>
+      <w:pPr>
+        <w:pStyle w:val="Heading1"/>
         <w:pageBreakBefore/>
         <w:pBdr>
           <w:bottom w:val="single" w:color="1FA6A2" w:sz="14" w:space="6"/>
@@ -2106,6 +2316,87 @@
     </w:p>
     <w:p>
       <w:pPr>
+        <w:spacing w:after="40" w:before="80"/>
+      </w:pPr>
+      <w:r>
+        <w:rPr>
+          <w:b/>
+          <w:bCs/>
+          <w:color w:val="12355B"/>
+          <w:sz w:val="21"/>
+          <w:szCs w:val="21"/>
+        </w:rPr>
+        <w:t xml:space="preserve">5. </w:t>
+      </w:r>
+      <w:r>
+        <w:rPr>
+          <w:b/>
+          <w:bCs/>
+          <w:color w:val="6B4FA0"/>
+          <w:sz w:val="19"/>
+          <w:szCs w:val="19"/>
+        </w:rPr>
+        <w:t xml:space="preserve">[Practice] </w:t>
+      </w:r>
+      <w:r>
+        <w:rPr>
+          <w:b/>
+          <w:bCs/>
+          <w:sz w:val="21"/>
+          <w:szCs w:val="21"/>
+        </w:rPr>
+        <w:t xml:space="preserve">During practice on Ordered Pairs in All Four Quadrants, what strategy did you use when a problem felt tricky?</w:t>
+      </w:r>
+    </w:p>
+    <w:p>
+      <w:pPr>
+        <w:spacing w:after="60"/>
+      </w:pPr>
+      <w:r>
+        <w:rPr>
+          <w:color w:val="1A2733"/>
+          <w:sz w:val="21"/>
+          <w:szCs w:val="21"/>
+        </w:rPr>
+        <w:t xml:space="preserve">Start with:  A negative x means I move ___.</w:t>
+      </w:r>
+      <w:r>
+        <w:rPr>
+          <w:i/>
+          <w:iCs/>
+          <w:color w:val="5F6F80"/>
+          <w:sz w:val="19"/>
+          <w:szCs w:val="19"/>
+        </w:rPr>
+        <w:br/>
+        <w:t xml:space="preserve">Una x negativa significa que me muevo ___.</w:t>
+      </w:r>
+    </w:p>
+    <w:p>
+      <w:pPr>
+        <w:spacing w:after="80"/>
+      </w:pPr>
+      <w:r>
+        <w:rPr>
+          <w:b/>
+          <w:bCs/>
+          <w:color w:val="12355B"/>
+          <w:sz w:val="19"/>
+          <w:szCs w:val="19"/>
+        </w:rPr>
+        <w:t xml:space="preserve">Word bank:  </w:t>
+      </w:r>
+      <w:r>
+        <w:rPr>
+          <w:color w:val="1FA6A2"/>
+          <w:sz w:val="19"/>
+          <w:szCs w:val="19"/>
+        </w:rPr>
+        <w:t xml:space="preserve">Quadrant,  Negative coordinate,  Reflection,  Axis</w:t>
+      </w:r>
+    </w:p>
+    <w:p>
+      <w:pPr>
         <w:pStyle w:val="Heading1"/>
         <w:pageBreakBefore/>
         <w:pBdr>
@@ -2447,7 +2738,7 @@
           <w:sz w:val="21"/>
           <w:szCs w:val="21"/>
         </w:rPr>
-        <w:t xml:space="preserve">In which quadrant is the point (-4, -6)?</w:t>
+        <w:t xml:space="preserve">A sonar ping locates an enemy submarine at (-5, -2). In which quadrant should Captain Vega aim her shot?</w:t>
       </w:r>
     </w:p>
     <w:p>
@@ -2460,7 +2751,7 @@
           <w:sz w:val="20"/>
           <w:szCs w:val="20"/>
         </w:rPr>
-        <w:t xml:space="preserve">A)  Quadrant III</w:t>
+        <w:t xml:space="preserve">A)  Quadrant I</w:t>
       </w:r>
     </w:p>
     <w:p>
@@ -2473,7 +2764,7 @@
           <w:sz w:val="20"/>
           <w:szCs w:val="20"/>
         </w:rPr>
-        <w:t xml:space="preserve">B)  Quadrant I</w:t>
+        <w:t xml:space="preserve">B)  Quadrant II</w:t>
       </w:r>
     </w:p>
     <w:p>
@@ -2486,7 +2777,7 @@
           <w:sz w:val="20"/>
           <w:szCs w:val="20"/>
         </w:rPr>
-        <w:t xml:space="preserve">C)  Quadrant II</w:t>
+        <w:t xml:space="preserve">C)  Quadrant III</w:t>
       </w:r>
     </w:p>
     <w:p>
@@ -2577,7 +2868,7 @@
           <w:sz w:val="21"/>
           <w:szCs w:val="21"/>
         </w:rPr>
-        <w:t xml:space="preserve">Point A is (5, 3). Which point shares the same x-coordinate?</w:t>
+        <w:t xml:space="preserve">Captain Vega's lookout reports a ship in Quadrant II. What signs will its coordinates (x, y) have?</w:t>
       </w:r>
     </w:p>
     <w:p>
@@ -2590,7 +2881,7 @@
           <w:sz w:val="20"/>
           <w:szCs w:val="20"/>
         </w:rPr>
-        <w:t xml:space="preserve">A)  (5, -2)</w:t>
+        <w:t xml:space="preserve">A)  (+, +)</w:t>
       </w:r>
     </w:p>
     <w:p>
@@ -2603,7 +2894,7 @@
           <w:sz w:val="20"/>
           <w:szCs w:val="20"/>
         </w:rPr>
-        <w:t xml:space="preserve">B)  (3, 5)</w:t>
+        <w:t xml:space="preserve">B)  (-, +)</w:t>
       </w:r>
     </w:p>
     <w:p>
@@ -2616,7 +2907,7 @@
           <w:sz w:val="20"/>
           <w:szCs w:val="20"/>
         </w:rPr>
-        <w:t xml:space="preserve">C)  (-5, 3)</w:t>
+        <w:t xml:space="preserve">C)  (-, -)</w:t>
       </w:r>
     </w:p>
     <w:p>
@@ -2629,7 +2920,7 @@
           <w:sz w:val="20"/>
           <w:szCs w:val="20"/>
         </w:rPr>
-        <w:t xml:space="preserve">D)  (2, 5)</w:t>
+        <w:t xml:space="preserve">D)  (+, -)</w:t>
       </w:r>
     </w:p>
     <w:p>
@@ -2702,33 +2993,7 @@
           <w:sz w:val="30"/>
           <w:szCs w:val="30"/>
         </w:rPr>
-        <w:t xml:space="preserve">Write About the Math</w:t>
-      </w:r>
-    </w:p>
-    <w:p>
-      <w:pPr>
-        <w:pStyle w:val="Heading2"/>
-        <w:spacing w:after="80" w:before="180"/>
-      </w:pPr>
-      <w:r>
-        <w:rPr>
-          <w:b/>
-          <w:bCs/>
-          <w:color w:val="12355B"/>
-          <w:sz w:val="24"/>
-          <w:szCs w:val="24"/>
-        </w:rPr>
-        <w:t xml:space="preserve">Build Strong Sentences</w:t>
-      </w:r>
-      <w:r>
-        <w:rPr>
-          <w:i/>
-          <w:iCs/>
-          <w:color w:val="B97A12"/>
-          <w:sz w:val="19"/>
-          <w:szCs w:val="19"/>
-        </w:rPr>
-        <w:t xml:space="preserve">   The Writing Revolution</w:t>
+        <w:t xml:space="preserve">Exit Ticket</w:t>
       </w:r>
     </w:p>
     <w:p>
@@ -2743,435 +3008,86 @@
           <w:sz w:val="19"/>
           <w:szCs w:val="19"/>
         </w:rPr>
-        <w:t xml:space="preserve">I can explain my work using the words quadrant, negative coordinate, reflection, and axis.</w:t>
-      </w:r>
-    </w:p>
-    <w:p>
-      <w:pPr>
-        <w:pStyle w:val="Heading2"/>
-        <w:spacing w:after="80" w:before="180"/>
-      </w:pPr>
-      <w:r>
-        <w:rPr>
-          <w:b/>
-          <w:bCs/>
-          <w:color w:val="12355B"/>
-          <w:sz w:val="24"/>
-          <w:szCs w:val="24"/>
-        </w:rPr>
-        <w:t xml:space="preserve">1. Kernel Sentence</w:t>
-      </w:r>
-      <w:r>
-        <w:rPr>
-          <w:i/>
-          <w:iCs/>
-          <w:color w:val="1FA6A2"/>
-          <w:sz w:val="19"/>
-          <w:szCs w:val="19"/>
-        </w:rPr>
-        <w:t xml:space="preserve">   subject + verb</w:t>
-      </w:r>
-    </w:p>
-    <w:tbl>
-      <w:tblPr>
-        <w:tblW w:type="pct" w:w="100%"/>
-        <w:tblBorders>
-          <w:top w:val="single" w:color="B97A12" w:sz="8"/>
-          <w:left w:val="single" w:color="B97A12" w:sz="8"/>
-          <w:bottom w:val="single" w:color="B97A12" w:sz="8"/>
-          <w:right w:val="single" w:color="B97A12" w:sz="8"/>
-          <w:insideH w:val="single" w:color="auto" w:sz="4"/>
-          <w:insideV w:val="single" w:color="auto" w:sz="4"/>
-        </w:tblBorders>
-      </w:tblPr>
-      <w:tblGrid>
-        <w:gridCol w:w="100"/>
-      </w:tblGrid>
-      <w:tr>
-        <w:tc>
-          <w:tcPr>
-            <w:shd w:fill="FBF3E2" w:color="auto" w:val="clear"/>
-            <w:tcMar>
-              <w:top w:type="dxa" w:w="120"/>
-              <w:left w:type="dxa" w:w="180"/>
-              <w:bottom w:type="dxa" w:w="120"/>
-              <w:right w:type="dxa" w:w="180"/>
-            </w:tcMar>
-          </w:tcPr>
-          <w:p>
-            <w:pPr>
-              <w:spacing w:after="0"/>
-            </w:pPr>
-            <w:r>
-              <w:rPr>
-                <w:b/>
-                <w:bCs/>
-                <w:color w:val="1FA6A2"/>
-                <w:sz w:val="20"/>
-                <w:szCs w:val="20"/>
-              </w:rPr>
-              <w:t xml:space="preserve">Model:  </w:t>
-            </w:r>
-            <w:r>
-              <w:rPr>
-                <w:sz w:val="20"/>
-                <w:szCs w:val="20"/>
-              </w:rPr>
-              <w:t xml:space="preserve">Quadrant is one of the four parts of a coordinate grid, numbered I to IV.</w:t>
-            </w:r>
-          </w:p>
-        </w:tc>
-      </w:tr>
-    </w:tbl>
+        <w:t xml:space="preserve">Answer on your own. This shows what you learned today.</w:t>
+      </w:r>
+    </w:p>
+    <w:p>
+      <w:pPr>
+        <w:spacing w:after="80" w:before="80"/>
+      </w:pPr>
+      <w:r>
+        <w:rPr>
+          <w:color w:val="B97A12"/>
+          <w:sz w:val="22"/>
+          <w:szCs w:val="22"/>
+        </w:rPr>
+        <w:t xml:space="preserve">★  </w:t>
+      </w:r>
+      <w:r>
+        <w:rPr>
+          <w:b/>
+          <w:bCs/>
+          <w:sz w:val="22"/>
+          <w:szCs w:val="22"/>
+        </w:rPr>
+        <w:t xml:space="preserve">A point has a negative x-coordinate and a negative y-coordinate. Which quadrant is it in?</w:t>
+      </w:r>
+    </w:p>
+    <w:p>
+      <w:pPr>
+        <w:spacing w:after="60"/>
+        <w:ind w:left="420"/>
+      </w:pPr>
+      <w:r>
+        <w:rPr>
+          <w:sz w:val="21"/>
+          <w:szCs w:val="21"/>
+        </w:rPr>
+        <w:t xml:space="preserve">A)  Quadrant I</w:t>
+      </w:r>
+    </w:p>
+    <w:p>
+      <w:pPr>
+        <w:spacing w:after="60"/>
+        <w:ind w:left="420"/>
+      </w:pPr>
+      <w:r>
+        <w:rPr>
+          <w:sz w:val="21"/>
+          <w:szCs w:val="21"/>
+        </w:rPr>
+        <w:t xml:space="preserve">B)  Quadrant II</w:t>
+      </w:r>
+    </w:p>
+    <w:p>
+      <w:pPr>
+        <w:spacing w:after="60"/>
+        <w:ind w:left="420"/>
+      </w:pPr>
+      <w:r>
+        <w:rPr>
+          <w:sz w:val="21"/>
+          <w:szCs w:val="21"/>
+        </w:rPr>
+        <w:t xml:space="preserve">C)  Quadrant III</w:t>
+      </w:r>
+    </w:p>
+    <w:p>
+      <w:pPr>
+        <w:spacing w:after="60"/>
+        <w:ind w:left="420"/>
+      </w:pPr>
+      <w:r>
+        <w:rPr>
+          <w:sz w:val="21"/>
+          <w:szCs w:val="21"/>
+        </w:rPr>
+        <w:t xml:space="preserve">D)  Quadrant IV</w:t>
+      </w:r>
+    </w:p>
     <w:p>
       <w:pPr>
         <w:spacing w:after="40"/>
-      </w:pPr>
-      <w:r>
-        <w:t xml:space="preserve"/>
-      </w:r>
-    </w:p>
-    <w:p>
-      <w:pPr>
-        <w:spacing w:after="60"/>
-      </w:pPr>
-      <w:r>
-        <w:rPr>
-          <w:color w:val="1A2733"/>
-          <w:sz w:val="21"/>
-          <w:szCs w:val="21"/>
-        </w:rPr>
-        <w:t xml:space="preserve">Write a kernel sentence about quadrant. Use a subject and a verb.</w:t>
-      </w:r>
-      <w:r>
-        <w:rPr>
-          <w:i/>
-          <w:iCs/>
-          <w:color w:val="5F6F80"/>
-          <w:sz w:val="19"/>
-          <w:szCs w:val="19"/>
-        </w:rPr>
-        <w:br/>
-        <w:t xml:space="preserve">Escribe una oración base sobre cuadrante. Usa un sujeto y un verbo.</w:t>
-      </w:r>
-    </w:p>
-    <w:p>
-      <w:pPr>
-        <w:pBdr>
-          <w:bottom w:val="single" w:color="AFBECC" w:sz="6"/>
-        </w:pBdr>
-        <w:spacing w:after="30" w:before="150"/>
-      </w:pPr>
-      <w:r>
-        <w:t xml:space="preserve"/>
-      </w:r>
-    </w:p>
-    <w:p>
-      <w:pPr>
-        <w:pBdr>
-          <w:bottom w:val="single" w:color="AFBECC" w:sz="6"/>
-        </w:pBdr>
-        <w:spacing w:after="30" w:before="150"/>
-      </w:pPr>
-      <w:r>
-        <w:t xml:space="preserve"/>
-      </w:r>
-    </w:p>
-    <w:p>
-      <w:pPr>
-        <w:pStyle w:val="Heading2"/>
-        <w:spacing w:after="80" w:before="180"/>
-      </w:pPr>
-      <w:r>
-        <w:rPr>
-          <w:b/>
-          <w:bCs/>
-          <w:color w:val="12355B"/>
-          <w:sz w:val="24"/>
-          <w:szCs w:val="24"/>
-        </w:rPr>
-        <w:t xml:space="preserve">2. Sentence Expansion</w:t>
-      </w:r>
-      <w:r>
-        <w:rPr>
-          <w:i/>
-          <w:iCs/>
-          <w:color w:val="1FA6A2"/>
-          <w:sz w:val="19"/>
-          <w:szCs w:val="19"/>
-        </w:rPr>
-        <w:t xml:space="preserve">   because · but · so</w:t>
-      </w:r>
-    </w:p>
-    <w:p>
-      <w:pPr>
-        <w:spacing w:after="80"/>
-      </w:pPr>
-      <w:r>
-        <w:rPr>
-          <w:b/>
-          <w:bCs/>
-          <w:color w:val="1FA6A2"/>
-          <w:sz w:val="20"/>
-          <w:szCs w:val="20"/>
-        </w:rPr>
-        <w:t xml:space="preserve">Kernel:  </w:t>
-      </w:r>
-      <w:r>
-        <w:rPr>
-          <w:sz w:val="20"/>
-          <w:szCs w:val="20"/>
-        </w:rPr>
-        <w:t xml:space="preserve">Quadrant matters in math</w:t>
-      </w:r>
-    </w:p>
-    <w:p>
-      <w:pPr>
-        <w:spacing w:after="80"/>
-      </w:pPr>
-      <w:r>
-        <w:rPr>
-          <w:b/>
-          <w:bCs/>
-          <w:color w:val="12355B"/>
-          <w:sz w:val="21"/>
-          <w:szCs w:val="21"/>
-        </w:rPr>
-        <w:t xml:space="preserve">because  </w:t>
-      </w:r>
-      <w:r>
-        <w:rPr>
-          <w:sz w:val="21"/>
-          <w:szCs w:val="21"/>
-        </w:rPr>
-        <w:t xml:space="preserve">Quadrant matters in math because ___.</w:t>
-      </w:r>
-      <w:r>
-        <w:rPr>
-          <w:i/>
-          <w:iCs/>
-          <w:color w:val="5F6F80"/>
-          <w:sz w:val="19"/>
-          <w:szCs w:val="19"/>
-        </w:rPr>
-        <w:br/>
-        <w:t xml:space="preserve">Cuadrante importa en matemáticas porque ___.</w:t>
-      </w:r>
-    </w:p>
-    <w:p>
-      <w:pPr>
-        <w:pBdr>
-          <w:bottom w:val="single" w:color="AFBECC" w:sz="6"/>
-        </w:pBdr>
-        <w:spacing w:after="30" w:before="150"/>
-      </w:pPr>
-      <w:r>
-        <w:t xml:space="preserve"/>
-      </w:r>
-    </w:p>
-    <w:p>
-      <w:pPr>
-        <w:spacing w:after="80"/>
-      </w:pPr>
-      <w:r>
-        <w:rPr>
-          <w:b/>
-          <w:bCs/>
-          <w:color w:val="12355B"/>
-          <w:sz w:val="21"/>
-          <w:szCs w:val="21"/>
-        </w:rPr>
-        <w:t xml:space="preserve">but  </w:t>
-      </w:r>
-      <w:r>
-        <w:rPr>
-          <w:sz w:val="21"/>
-          <w:szCs w:val="21"/>
-        </w:rPr>
-        <w:t xml:space="preserve">Quadrant matters in math, but ___.</w:t>
-      </w:r>
-      <w:r>
-        <w:rPr>
-          <w:i/>
-          <w:iCs/>
-          <w:color w:val="5F6F80"/>
-          <w:sz w:val="19"/>
-          <w:szCs w:val="19"/>
-        </w:rPr>
-        <w:br/>
-        <w:t xml:space="preserve">Cuadrante importa en matemáticas, pero ___.</w:t>
-      </w:r>
-    </w:p>
-    <w:p>
-      <w:pPr>
-        <w:pBdr>
-          <w:bottom w:val="single" w:color="AFBECC" w:sz="6"/>
-        </w:pBdr>
-        <w:spacing w:after="30" w:before="150"/>
-      </w:pPr>
-      <w:r>
-        <w:t xml:space="preserve"/>
-      </w:r>
-    </w:p>
-    <w:p>
-      <w:pPr>
-        <w:spacing w:after="80"/>
-      </w:pPr>
-      <w:r>
-        <w:rPr>
-          <w:b/>
-          <w:bCs/>
-          <w:color w:val="12355B"/>
-          <w:sz w:val="21"/>
-          <w:szCs w:val="21"/>
-        </w:rPr>
-        <w:t xml:space="preserve">so  </w:t>
-      </w:r>
-      <w:r>
-        <w:rPr>
-          <w:sz w:val="21"/>
-          <w:szCs w:val="21"/>
-        </w:rPr>
-        <w:t xml:space="preserve">Quadrant matters in math, so ___.</w:t>
-      </w:r>
-      <w:r>
-        <w:rPr>
-          <w:i/>
-          <w:iCs/>
-          <w:color w:val="5F6F80"/>
-          <w:sz w:val="19"/>
-          <w:szCs w:val="19"/>
-        </w:rPr>
-        <w:br/>
-        <w:t xml:space="preserve">Cuadrante importa en matemáticas, entonces ___.</w:t>
-      </w:r>
-    </w:p>
-    <w:p>
-      <w:pPr>
-        <w:pBdr>
-          <w:bottom w:val="single" w:color="AFBECC" w:sz="6"/>
-        </w:pBdr>
-        <w:spacing w:after="30" w:before="150"/>
-      </w:pPr>
-      <w:r>
-        <w:t xml:space="preserve"/>
-      </w:r>
-    </w:p>
-    <w:p>
-      <w:pPr>
-        <w:pStyle w:val="Heading2"/>
-        <w:spacing w:after="80" w:before="180"/>
-      </w:pPr>
-      <w:r>
-        <w:rPr>
-          <w:b/>
-          <w:bCs/>
-          <w:color w:val="12355B"/>
-          <w:sz w:val="24"/>
-          <w:szCs w:val="24"/>
-        </w:rPr>
-        <w:t xml:space="preserve">3. Explain Your Reasoning</w:t>
-      </w:r>
-      <w:r>
-        <w:rPr>
-          <w:i/>
-          <w:iCs/>
-          <w:color w:val="1FA6A2"/>
-          <w:sz w:val="19"/>
-          <w:szCs w:val="19"/>
-        </w:rPr>
-        <w:t xml:space="preserve">   use a sentence starter</w:t>
-      </w:r>
-    </w:p>
-    <w:p>
-      <w:pPr>
-        <w:spacing w:after="60"/>
-      </w:pPr>
-      <w:r>
-        <w:rPr>
-          <w:color w:val="1A2733"/>
-          <w:sz w:val="21"/>
-          <w:szCs w:val="21"/>
-        </w:rPr>
-        <w:t xml:space="preserve">If both coordinates are positive, the point is in quadrant ___.</w:t>
-      </w:r>
-      <w:r>
-        <w:rPr>
-          <w:i/>
-          <w:iCs/>
-          <w:color w:val="5F6F80"/>
-          <w:sz w:val="19"/>
-          <w:szCs w:val="19"/>
-        </w:rPr>
-        <w:br/>
-        <w:t xml:space="preserve">Si ambas coordenadas son positivas, el punto esta en el cuadrante ___.</w:t>
-      </w:r>
-    </w:p>
-    <w:p>
-      <w:pPr>
-        <w:spacing w:after="60"/>
-      </w:pPr>
-      <w:r>
-        <w:rPr>
-          <w:color w:val="1A2733"/>
-          <w:sz w:val="21"/>
-          <w:szCs w:val="21"/>
-        </w:rPr>
-        <w:t xml:space="preserve">If the x is negative and the y is positive, the point is in quadrant ___.</w:t>
-      </w:r>
-      <w:r>
-        <w:rPr>
-          <w:i/>
-          <w:iCs/>
-          <w:color w:val="5F6F80"/>
-          <w:sz w:val="19"/>
-          <w:szCs w:val="19"/>
-        </w:rPr>
-        <w:br/>
-        <w:t xml:space="preserve">Si la x es negativa y la y es positiva, el punto esta en el cuadrante ___.</w:t>
-      </w:r>
-    </w:p>
-    <w:p>
-      <w:pPr>
-        <w:spacing w:after="60"/>
-      </w:pPr>
-      <w:r>
-        <w:rPr>
-          <w:color w:val="1A2733"/>
-          <w:sz w:val="21"/>
-          <w:szCs w:val="21"/>
-        </w:rPr>
-        <w:t xml:space="preserve">A negative x means I move ___.</w:t>
-      </w:r>
-      <w:r>
-        <w:rPr>
-          <w:i/>
-          <w:iCs/>
-          <w:color w:val="5F6F80"/>
-          <w:sz w:val="19"/>
-          <w:szCs w:val="19"/>
-        </w:rPr>
-        <w:br/>
-        <w:t xml:space="preserve">Una x negativa significa que me muevo ___.</w:t>
-      </w:r>
-    </w:p>
-    <w:p>
-      <w:pPr>
-        <w:pBdr>
-          <w:bottom w:val="single" w:color="AFBECC" w:sz="6"/>
-        </w:pBdr>
-        <w:spacing w:after="30" w:before="150"/>
-      </w:pPr>
-      <w:r>
-        <w:t xml:space="preserve"/>
-      </w:r>
-    </w:p>
-    <w:p>
-      <w:pPr>
-        <w:pBdr>
-          <w:bottom w:val="single" w:color="AFBECC" w:sz="6"/>
-        </w:pBdr>
-        <w:spacing w:after="30" w:before="150"/>
       </w:pPr>
       <w:r>
         <w:t xml:space="preserve"/>
@@ -3194,7 +3110,7 @@
           <w:sz w:val="30"/>
           <w:szCs w:val="30"/>
         </w:rPr>
-        <w:t xml:space="preserve">Exit Ticket</w:t>
+        <w:t xml:space="preserve">Answer Key &amp; Teacher Guide</w:t>
       </w:r>
     </w:p>
     <w:p>
@@ -3209,115 +3125,224 @@
           <w:sz w:val="19"/>
           <w:szCs w:val="19"/>
         </w:rPr>
-        <w:t xml:space="preserve">Answer on your own. This shows what you learned today.</w:t>
-      </w:r>
-    </w:p>
-    <w:p>
-      <w:pPr>
-        <w:spacing w:after="80" w:before="80"/>
-      </w:pPr>
-      <w:r>
-        <w:rPr>
-          <w:color w:val="B97A12"/>
-          <w:sz w:val="22"/>
-          <w:szCs w:val="22"/>
-        </w:rPr>
-        <w:t xml:space="preserve">★  </w:t>
-      </w:r>
-      <w:r>
-        <w:rPr>
-          <w:b/>
-          <w:bCs/>
-          <w:sz w:val="22"/>
-          <w:szCs w:val="22"/>
-        </w:rPr>
-        <w:t xml:space="preserve">A point has a negative x-coordinate and a negative y-coordinate. Which quadrant is it in?</w:t>
-      </w:r>
-    </w:p>
-    <w:p>
-      <w:pPr>
-        <w:spacing w:after="60"/>
-        <w:ind w:left="420"/>
-      </w:pPr>
-      <w:r>
-        <w:rPr>
-          <w:sz w:val="21"/>
-          <w:szCs w:val="21"/>
-        </w:rPr>
-        <w:t xml:space="preserve">A)  Quadrant I</w:t>
-      </w:r>
-    </w:p>
-    <w:p>
-      <w:pPr>
-        <w:spacing w:after="60"/>
-        <w:ind w:left="420"/>
-      </w:pPr>
-      <w:r>
-        <w:rPr>
-          <w:sz w:val="21"/>
-          <w:szCs w:val="21"/>
-        </w:rPr>
-        <w:t xml:space="preserve">B)  Quadrant II</w:t>
-      </w:r>
-    </w:p>
-    <w:p>
-      <w:pPr>
-        <w:spacing w:after="60"/>
-        <w:ind w:left="420"/>
-      </w:pPr>
-      <w:r>
-        <w:rPr>
-          <w:sz w:val="21"/>
-          <w:szCs w:val="21"/>
-        </w:rPr>
-        <w:t xml:space="preserve">C)  Quadrant III</w:t>
-      </w:r>
-    </w:p>
-    <w:p>
-      <w:pPr>
-        <w:spacing w:after="60"/>
-        <w:ind w:left="420"/>
-      </w:pPr>
-      <w:r>
-        <w:rPr>
-          <w:sz w:val="21"/>
-          <w:szCs w:val="21"/>
-        </w:rPr>
-        <w:t xml:space="preserve">D)  Quadrant IV</w:t>
-      </w:r>
-    </w:p>
-    <w:p>
-      <w:pPr>
-        <w:spacing w:after="40"/>
-      </w:pPr>
-      <w:r>
-        <w:t xml:space="preserve"/>
-      </w:r>
-    </w:p>
-    <w:p>
-      <w:pPr>
-        <w:pStyle w:val="Heading1"/>
-        <w:pageBreakBefore/>
-        <w:pBdr>
-          <w:bottom w:val="single" w:color="1FA6A2" w:sz="14" w:space="6"/>
-        </w:pBdr>
-        <w:spacing w:after="140" w:before="0"/>
-      </w:pPr>
-      <w:r>
-        <w:rPr>
-          <w:b/>
-          <w:bCs/>
-          <w:color w:val="12355B"/>
-          <w:sz w:val="30"/>
-          <w:szCs w:val="30"/>
-        </w:rPr>
-        <w:t xml:space="preserve">Answer Key &amp; Teacher Guide</w:t>
-      </w:r>
-    </w:p>
-    <w:p>
-      <w:pPr>
-        <w:spacing w:after="100"/>
-      </w:pPr>
+        <w:t xml:space="preserve">Teacher reference — remove or fold back before distributing to students.</w:t>
+      </w:r>
+    </w:p>
+    <w:p>
+      <w:pPr>
+        <w:pStyle w:val="Heading2"/>
+        <w:spacing w:after="80" w:before="180"/>
+      </w:pPr>
+      <w:r>
+        <w:rPr>
+          <w:b/>
+          <w:bCs/>
+          <w:color w:val="12355B"/>
+          <w:sz w:val="24"/>
+          <w:szCs w:val="24"/>
+        </w:rPr>
+        <w:t xml:space="preserve">Guided Notes (Fill-in)</w:t>
+      </w:r>
+    </w:p>
+    <w:p>
+      <w:pPr>
+        <w:spacing w:after="80"/>
+      </w:pPr>
+      <w:r>
+        <w:rPr>
+          <w:b/>
+          <w:bCs/>
+          <w:sz w:val="21"/>
+          <w:szCs w:val="21"/>
+        </w:rPr>
+        <w:t xml:space="preserve">Notes 1:  </w:t>
+      </w:r>
+      <w:r>
+        <w:rPr>
+          <w:sz w:val="21"/>
+          <w:szCs w:val="21"/>
+        </w:rPr>
+        <w:t xml:space="preserve">Quadrant</w:t>
+      </w:r>
+    </w:p>
+    <w:p>
+      <w:pPr>
+        <w:spacing w:after="80"/>
+      </w:pPr>
+      <w:r>
+        <w:rPr>
+          <w:b/>
+          <w:bCs/>
+          <w:sz w:val="21"/>
+          <w:szCs w:val="21"/>
+        </w:rPr>
+        <w:t xml:space="preserve">Notes 2:  </w:t>
+      </w:r>
+      <w:r>
+        <w:rPr>
+          <w:sz w:val="21"/>
+          <w:szCs w:val="21"/>
+        </w:rPr>
+        <w:t xml:space="preserve">Negative coordinate</w:t>
+      </w:r>
+    </w:p>
+    <w:p>
+      <w:pPr>
+        <w:spacing w:after="80"/>
+      </w:pPr>
+      <w:r>
+        <w:rPr>
+          <w:b/>
+          <w:bCs/>
+          <w:sz w:val="21"/>
+          <w:szCs w:val="21"/>
+        </w:rPr>
+        <w:t xml:space="preserve">Notes 3:  </w:t>
+      </w:r>
+      <w:r>
+        <w:rPr>
+          <w:sz w:val="21"/>
+          <w:szCs w:val="21"/>
+        </w:rPr>
+        <w:t xml:space="preserve">Reflection</w:t>
+      </w:r>
+    </w:p>
+    <w:p>
+      <w:pPr>
+        <w:spacing w:after="80"/>
+      </w:pPr>
+      <w:r>
+        <w:rPr>
+          <w:b/>
+          <w:bCs/>
+          <w:sz w:val="21"/>
+          <w:szCs w:val="21"/>
+        </w:rPr>
+        <w:t xml:space="preserve">Notes 4:  </w:t>
+      </w:r>
+      <w:r>
+        <w:rPr>
+          <w:sz w:val="21"/>
+          <w:szCs w:val="21"/>
+        </w:rPr>
+        <w:t xml:space="preserve">Axis</w:t>
+      </w:r>
+    </w:p>
+    <w:p>
+      <w:pPr>
+        <w:spacing w:after="80"/>
+      </w:pPr>
+      <w:r>
+        <w:rPr>
+          <w:b/>
+          <w:bCs/>
+          <w:sz w:val="21"/>
+          <w:szCs w:val="21"/>
+        </w:rPr>
+        <w:t xml:space="preserve">Notes 5:  </w:t>
+      </w:r>
+      <w:r>
+        <w:rPr>
+          <w:sz w:val="21"/>
+          <w:szCs w:val="21"/>
+        </w:rPr>
+        <w:t xml:space="preserve">Integer</w:t>
+      </w:r>
+    </w:p>
+    <w:p>
+      <w:pPr>
+        <w:pStyle w:val="Heading2"/>
+        <w:spacing w:after="80" w:before="180"/>
+      </w:pPr>
+      <w:r>
+        <w:rPr>
+          <w:b/>
+          <w:bCs/>
+          <w:color w:val="12355B"/>
+          <w:sz w:val="24"/>
+          <w:szCs w:val="24"/>
+        </w:rPr>
+        <w:t xml:space="preserve">Worked Notes (I Do / We Do)</w:t>
+      </w:r>
+    </w:p>
+    <w:p>
+      <w:pPr>
+        <w:spacing w:after="80"/>
+      </w:pPr>
+      <w:r>
+        <w:rPr>
+          <w:b/>
+          <w:bCs/>
+          <w:sz w:val="21"/>
+          <w:szCs w:val="21"/>
+        </w:rPr>
+        <w:t xml:space="preserve">I Do:  </w:t>
+      </w:r>
+      <w:r>
+        <w:rPr>
+          <w:sz w:val="21"/>
+          <w:szCs w:val="21"/>
+        </w:rPr>
+        <w:t xml:space="preserve">B. Quadrant II</w:t>
+      </w:r>
+    </w:p>
+    <w:p>
+      <w:pPr>
+        <w:spacing w:after="80"/>
+      </w:pPr>
+      <w:r>
+        <w:rPr>
+          <w:b/>
+          <w:bCs/>
+          <w:sz w:val="21"/>
+          <w:szCs w:val="21"/>
+        </w:rPr>
+        <w:t xml:space="preserve">We Do:  </w:t>
+      </w:r>
+      <w:r>
+        <w:rPr>
+          <w:sz w:val="21"/>
+          <w:szCs w:val="21"/>
+        </w:rPr>
+        <w:t xml:space="preserve">D. Quadrant IV</w:t>
+      </w:r>
+    </w:p>
+    <w:p>
+      <w:pPr>
+        <w:pStyle w:val="Heading2"/>
+        <w:spacing w:after="80" w:before="180"/>
+      </w:pPr>
+      <w:r>
+        <w:rPr>
+          <w:b/>
+          <w:bCs/>
+          <w:color w:val="12355B"/>
+          <w:sz w:val="24"/>
+          <w:szCs w:val="24"/>
+        </w:rPr>
+        <w:t xml:space="preserve">Independent Practice</w:t>
+      </w:r>
+    </w:p>
+    <w:p>
+      <w:pPr>
+        <w:spacing w:after="80"/>
+      </w:pPr>
+      <w:r>
+        <w:rPr>
+          <w:b/>
+          <w:bCs/>
+          <w:sz w:val="21"/>
+          <w:szCs w:val="21"/>
+        </w:rPr>
+        <w:t xml:space="preserve">1.  </w:t>
+      </w:r>
+      <w:r>
+        <w:rPr>
+          <w:sz w:val="21"/>
+          <w:szCs w:val="21"/>
+        </w:rPr>
+        <w:t xml:space="preserve">A)  (4, 0)</w:t>
+      </w:r>
       <w:r>
         <w:rPr>
           <w:i/>
@@ -3326,23 +3351,7 @@
           <w:sz w:val="19"/>
           <w:szCs w:val="19"/>
         </w:rPr>
-        <w:t xml:space="preserve">Teacher reference — remove or fold back before distributing to students.</w:t>
-      </w:r>
-    </w:p>
-    <w:p>
-      <w:pPr>
-        <w:pStyle w:val="Heading2"/>
-        <w:spacing w:after="80" w:before="180"/>
-      </w:pPr>
-      <w:r>
-        <w:rPr>
-          <w:b/>
-          <w:bCs/>
-          <w:color w:val="12355B"/>
-          <w:sz w:val="24"/>
-          <w:szCs w:val="24"/>
-        </w:rPr>
-        <w:t xml:space="preserve">Worked Notes (I Do / We Do)</w:t>
+        <w:t xml:space="preserve">  — A point is on the x-axis when its y-coordinate is 0. (4, 0) is on the x-axis.</w:t>
       </w:r>
     </w:p>
     <w:p>
@@ -3356,72 +3365,14 @@
           <w:sz w:val="21"/>
           <w:szCs w:val="21"/>
         </w:rPr>
-        <w:t xml:space="preserve">I Do:  </w:t>
-      </w:r>
-      <w:r>
-        <w:rPr>
-          <w:sz w:val="21"/>
-          <w:szCs w:val="21"/>
-        </w:rPr>
-        <w:t xml:space="preserve">B. Quadrant II</w:t>
-      </w:r>
-    </w:p>
-    <w:p>
-      <w:pPr>
-        <w:spacing w:after="80"/>
-      </w:pPr>
-      <w:r>
-        <w:rPr>
-          <w:b/>
-          <w:bCs/>
-          <w:sz w:val="21"/>
-          <w:szCs w:val="21"/>
-        </w:rPr>
-        <w:t xml:space="preserve">We Do:  </w:t>
-      </w:r>
-      <w:r>
-        <w:rPr>
-          <w:sz w:val="21"/>
-          <w:szCs w:val="21"/>
-        </w:rPr>
-        <w:t xml:space="preserve">D. Quadrant IV</w:t>
-      </w:r>
-    </w:p>
-    <w:p>
-      <w:pPr>
-        <w:pStyle w:val="Heading2"/>
-        <w:spacing w:after="80" w:before="180"/>
-      </w:pPr>
-      <w:r>
-        <w:rPr>
-          <w:b/>
-          <w:bCs/>
-          <w:color w:val="12355B"/>
-          <w:sz w:val="24"/>
-          <w:szCs w:val="24"/>
-        </w:rPr>
-        <w:t xml:space="preserve">Independent Practice</w:t>
-      </w:r>
-    </w:p>
-    <w:p>
-      <w:pPr>
-        <w:spacing w:after="80"/>
-      </w:pPr>
-      <w:r>
-        <w:rPr>
-          <w:b/>
-          <w:bCs/>
-          <w:sz w:val="21"/>
-          <w:szCs w:val="21"/>
-        </w:rPr>
-        <w:t xml:space="preserve">1.  </w:t>
-      </w:r>
-      <w:r>
-        <w:rPr>
-          <w:sz w:val="21"/>
-          <w:szCs w:val="21"/>
-        </w:rPr>
-        <w:t xml:space="preserve">A)  (4, 0)</w:t>
+        <w:t xml:space="preserve">2.  </w:t>
+      </w:r>
+      <w:r>
+        <w:rPr>
+          <w:sz w:val="21"/>
+          <w:szCs w:val="21"/>
+        </w:rPr>
+        <w:t xml:space="preserve">A)  (3, 3)</w:t>
       </w:r>
       <w:r>
         <w:rPr>
@@ -3431,7 +3382,7 @@
           <w:sz w:val="19"/>
           <w:szCs w:val="19"/>
         </w:rPr>
-        <w:t xml:space="preserve">  — A point is on the x-axis when its y-coordinate is 0. (4, 0) is on the x-axis.</w:t>
+        <w:t xml:space="preserve">  — Moving right means adding to the x-coordinate: -5 + 8 = 3. The y stays the same. New point: (3, 3).</w:t>
       </w:r>
     </w:p>
     <w:p>
@@ -3445,14 +3396,14 @@
           <w:sz w:val="21"/>
           <w:szCs w:val="21"/>
         </w:rPr>
-        <w:t xml:space="preserve">2.  </w:t>
-      </w:r>
-      <w:r>
-        <w:rPr>
-          <w:sz w:val="21"/>
-          <w:szCs w:val="21"/>
-        </w:rPr>
-        <w:t xml:space="preserve">A)  (3, 3)</w:t>
+        <w:t xml:space="preserve">3.  </w:t>
+      </w:r>
+      <w:r>
+        <w:rPr>
+          <w:sz w:val="21"/>
+          <w:szCs w:val="21"/>
+        </w:rPr>
+        <w:t xml:space="preserve">C)  Quadrant III</w:t>
       </w:r>
       <w:r>
         <w:rPr>
@@ -3462,7 +3413,7 @@
           <w:sz w:val="19"/>
           <w:szCs w:val="19"/>
         </w:rPr>
-        <w:t xml:space="preserve">  — Moving right means adding to the x-coordinate: -5 + 8 = 3. The y stays the same. New point: (3, 3).</w:t>
+        <w:t xml:space="preserve">  — A negative x means left and a negative y means down, so (-5, -2) is in Quadrant III, where both coordinates are negative.</w:t>
       </w:r>
     </w:p>
     <w:p>
@@ -3476,14 +3427,14 @@
           <w:sz w:val="21"/>
           <w:szCs w:val="21"/>
         </w:rPr>
-        <w:t xml:space="preserve">3.  </w:t>
-      </w:r>
-      <w:r>
-        <w:rPr>
-          <w:sz w:val="21"/>
-          <w:szCs w:val="21"/>
-        </w:rPr>
-        <w:t xml:space="preserve">A)  Quadrant III</w:t>
+        <w:t xml:space="preserve">4.  </w:t>
+      </w:r>
+      <w:r>
+        <w:rPr>
+          <w:sz w:val="21"/>
+          <w:szCs w:val="21"/>
+        </w:rPr>
+        <w:t xml:space="preserve">B)  (-, +)</w:t>
       </w:r>
       <w:r>
         <w:rPr>
@@ -3493,7 +3444,23 @@
           <w:sz w:val="19"/>
           <w:szCs w:val="19"/>
         </w:rPr>
-        <w:t xml:space="preserve">  — Negative x and negative y place a point in Quadrant III.</w:t>
+        <w:t xml:space="preserve">  — Quadrant II is up and to the left of the origin, so x is negative and y is positive: (-, +).</w:t>
+      </w:r>
+    </w:p>
+    <w:p>
+      <w:pPr>
+        <w:pStyle w:val="Heading2"/>
+        <w:spacing w:after="80" w:before="180"/>
+      </w:pPr>
+      <w:r>
+        <w:rPr>
+          <w:b/>
+          <w:bCs/>
+          <w:color w:val="12355B"/>
+          <w:sz w:val="24"/>
+          <w:szCs w:val="24"/>
+        </w:rPr>
+        <w:t xml:space="preserve">Exit Ticket</w:t>
       </w:r>
     </w:p>
     <w:p>
@@ -3502,19 +3469,10 @@
       </w:pPr>
       <w:r>
         <w:rPr>
-          <w:b/>
-          <w:bCs/>
-          <w:sz w:val="21"/>
-          <w:szCs w:val="21"/>
-        </w:rPr>
-        <w:t xml:space="preserve">4.  </w:t>
-      </w:r>
-      <w:r>
-        <w:rPr>
-          <w:sz w:val="21"/>
-          <w:szCs w:val="21"/>
-        </w:rPr>
-        <w:t xml:space="preserve">A)  (5, -2)</w:t>
+          <w:sz w:val="21"/>
+          <w:szCs w:val="21"/>
+        </w:rPr>
+        <w:t xml:space="preserve">C)  Quadrant III</w:t>
       </w:r>
       <w:r>
         <w:rPr>
@@ -3524,197 +3482,7 @@
           <w:sz w:val="19"/>
           <w:szCs w:val="19"/>
         </w:rPr>
-        <w:t xml:space="preserve">  — (5, -2) has the same x-coordinate, 5.</w:t>
-      </w:r>
-    </w:p>
-    <w:p>
-      <w:pPr>
-        <w:pStyle w:val="Heading2"/>
-        <w:spacing w:after="80" w:before="180"/>
-      </w:pPr>
-      <w:r>
-        <w:rPr>
-          <w:b/>
-          <w:bCs/>
-          <w:color w:val="12355B"/>
-          <w:sz w:val="24"/>
-          <w:szCs w:val="24"/>
-        </w:rPr>
-        <w:t xml:space="preserve">Exit Ticket</w:t>
-      </w:r>
-    </w:p>
-    <w:p>
-      <w:pPr>
-        <w:spacing w:after="80"/>
-      </w:pPr>
-      <w:r>
-        <w:rPr>
-          <w:sz w:val="21"/>
-          <w:szCs w:val="21"/>
-        </w:rPr>
-        <w:t xml:space="preserve">C)  Quadrant III</w:t>
-      </w:r>
-      <w:r>
-        <w:rPr>
-          <w:i/>
-          <w:iCs/>
-          <w:color w:val="5F6F80"/>
-          <w:sz w:val="19"/>
-          <w:szCs w:val="19"/>
-        </w:rPr>
         <w:t xml:space="preserve">  — Quadrant III is where both x and y are negative. This means the point is left of the origin and below the origin.</w:t>
-      </w:r>
-    </w:p>
-    <w:p>
-      <w:pPr>
-        <w:pStyle w:val="Heading2"/>
-        <w:spacing w:after="80" w:before="180"/>
-      </w:pPr>
-      <w:r>
-        <w:rPr>
-          <w:b/>
-          <w:bCs/>
-          <w:color w:val="12355B"/>
-          <w:sz w:val="24"/>
-          <w:szCs w:val="24"/>
-        </w:rPr>
-        <w:t xml:space="preserve">Writing (TWR) — what to look for</w:t>
-      </w:r>
-    </w:p>
-    <w:p>
-      <w:pPr>
-        <w:spacing w:after="80"/>
-      </w:pPr>
-      <w:r>
-        <w:rPr>
-          <w:sz w:val="20"/>
-          <w:szCs w:val="20"/>
-        </w:rPr>
-        <w:t xml:space="preserve">Kernel sentence: a complete sentence needs a subject and a verb. Example: Quadrant is one of the four parts of a coordinate grid, numbered I to IV.</w:t>
-      </w:r>
-    </w:p>
-    <w:p>
-      <w:pPr>
-        <w:spacing w:after="80"/>
-      </w:pPr>
-      <w:r>
-        <w:rPr>
-          <w:sz w:val="20"/>
-          <w:szCs w:val="20"/>
-        </w:rPr>
-        <w:t xml:space="preserve">Expansion: because = reason, but = contrast/exception, so = result. Answers vary; each must keep the kernel idea.</w:t>
-      </w:r>
-    </w:p>
-    <w:p>
-      <w:pPr>
-        <w:pStyle w:val="Heading2"/>
-        <w:spacing w:after="80" w:before="180"/>
-      </w:pPr>
-      <w:r>
-        <w:rPr>
-          <w:b/>
-          <w:bCs/>
-          <w:color w:val="12355B"/>
-          <w:sz w:val="24"/>
-          <w:szCs w:val="24"/>
-        </w:rPr>
-        <w:t xml:space="preserve">Turn &amp; Talk — listen for</w:t>
-      </w:r>
-    </w:p>
-    <w:p>
-      <w:pPr>
-        <w:spacing w:after="80"/>
-      </w:pPr>
-      <w:r>
-        <w:rPr>
-          <w:b/>
-          <w:bCs/>
-          <w:sz w:val="19"/>
-          <w:szCs w:val="19"/>
-        </w:rPr>
-        <w:t xml:space="preserve">1.  </w:t>
-      </w:r>
-      <w:r>
-        <w:rPr>
-          <w:i/>
-          <w:iCs/>
-          <w:color w:val="5F6F80"/>
-          <w:sz w:val="19"/>
-          <w:szCs w:val="19"/>
-        </w:rPr>
-        <w:t xml:space="preserve">Student matches sign combinations to quadrants (e.g., (+,+) is I, (-,+) is II).</w:t>
-      </w:r>
-    </w:p>
-    <w:p>
-      <w:pPr>
-        <w:spacing w:after="80"/>
-      </w:pPr>
-      <w:r>
-        <w:rPr>
-          <w:b/>
-          <w:bCs/>
-          <w:sz w:val="19"/>
-          <w:szCs w:val="19"/>
-        </w:rPr>
-        <w:t xml:space="preserve">2.  </w:t>
-      </w:r>
-      <w:r>
-        <w:rPr>
-          <w:i/>
-          <w:iCs/>
-          <w:color w:val="5F6F80"/>
-          <w:sz w:val="19"/>
-          <w:szCs w:val="19"/>
-        </w:rPr>
-        <w:t xml:space="preserve">Student moves left for negative x and down for negative y, landing in quadrant III.</w:t>
-      </w:r>
-    </w:p>
-    <w:p>
-      <w:pPr>
-        <w:spacing w:after="80"/>
-      </w:pPr>
-      <w:r>
-        <w:rPr>
-          <w:b/>
-          <w:bCs/>
-          <w:sz w:val="19"/>
-          <w:szCs w:val="19"/>
-        </w:rPr>
-        <w:t xml:space="preserve">3.  </w:t>
-      </w:r>
-      <w:r>
-        <w:rPr>
-          <w:i/>
-          <w:iCs/>
-          <w:color w:val="5F6F80"/>
-          <w:sz w:val="19"/>
-          <w:szCs w:val="19"/>
-        </w:rPr>
-        <w:t xml:space="preserve">Student connects each quadrant to a unique sign pattern for x and y.</w:t>
-      </w:r>
-    </w:p>
-    <w:p>
-      <w:pPr>
-        <w:spacing w:after="80"/>
-      </w:pPr>
-      <w:r>
-        <w:rPr>
-          <w:b/>
-          <w:bCs/>
-          <w:sz w:val="19"/>
-          <w:szCs w:val="19"/>
-        </w:rPr>
-        <w:t xml:space="preserve">4.  </w:t>
-      </w:r>
-      <w:r>
-        <w:rPr>
-          <w:i/>
-          <w:iCs/>
-          <w:color w:val="5F6F80"/>
-          <w:sz w:val="19"/>
-          <w:szCs w:val="19"/>
-        </w:rPr>
-        <w:t xml:space="preserve">Student says (5, -2) is right and down, in quadrant IV, from the signs alone.</w:t>
       </w:r>
     </w:p>
     <w:sectPr>

--- a/lessons/9-5/downloads/9-5-notes.docx
+++ b/lessons/9-5/downloads/9-5-notes.docx
@@ -3091,398 +3091,6 @@
       </w:pPr>
       <w:r>
         <w:t xml:space="preserve"/>
-      </w:r>
-    </w:p>
-    <w:p>
-      <w:pPr>
-        <w:pStyle w:val="Heading1"/>
-        <w:pageBreakBefore/>
-        <w:pBdr>
-          <w:bottom w:val="single" w:color="1FA6A2" w:sz="14" w:space="6"/>
-        </w:pBdr>
-        <w:spacing w:after="140" w:before="0"/>
-      </w:pPr>
-      <w:r>
-        <w:rPr>
-          <w:b/>
-          <w:bCs/>
-          <w:color w:val="12355B"/>
-          <w:sz w:val="30"/>
-          <w:szCs w:val="30"/>
-        </w:rPr>
-        <w:t xml:space="preserve">Answer Key &amp; Teacher Guide</w:t>
-      </w:r>
-    </w:p>
-    <w:p>
-      <w:pPr>
-        <w:spacing w:after="100"/>
-      </w:pPr>
-      <w:r>
-        <w:rPr>
-          <w:i/>
-          <w:iCs/>
-          <w:color w:val="5F6F80"/>
-          <w:sz w:val="19"/>
-          <w:szCs w:val="19"/>
-        </w:rPr>
-        <w:t xml:space="preserve">Teacher reference — remove or fold back before distributing to students.</w:t>
-      </w:r>
-    </w:p>
-    <w:p>
-      <w:pPr>
-        <w:pStyle w:val="Heading2"/>
-        <w:spacing w:after="80" w:before="180"/>
-      </w:pPr>
-      <w:r>
-        <w:rPr>
-          <w:b/>
-          <w:bCs/>
-          <w:color w:val="12355B"/>
-          <w:sz w:val="24"/>
-          <w:szCs w:val="24"/>
-        </w:rPr>
-        <w:t xml:space="preserve">Guided Notes (Fill-in)</w:t>
-      </w:r>
-    </w:p>
-    <w:p>
-      <w:pPr>
-        <w:spacing w:after="80"/>
-      </w:pPr>
-      <w:r>
-        <w:rPr>
-          <w:b/>
-          <w:bCs/>
-          <w:sz w:val="21"/>
-          <w:szCs w:val="21"/>
-        </w:rPr>
-        <w:t xml:space="preserve">Notes 1:  </w:t>
-      </w:r>
-      <w:r>
-        <w:rPr>
-          <w:sz w:val="21"/>
-          <w:szCs w:val="21"/>
-        </w:rPr>
-        <w:t xml:space="preserve">Quadrant</w:t>
-      </w:r>
-    </w:p>
-    <w:p>
-      <w:pPr>
-        <w:spacing w:after="80"/>
-      </w:pPr>
-      <w:r>
-        <w:rPr>
-          <w:b/>
-          <w:bCs/>
-          <w:sz w:val="21"/>
-          <w:szCs w:val="21"/>
-        </w:rPr>
-        <w:t xml:space="preserve">Notes 2:  </w:t>
-      </w:r>
-      <w:r>
-        <w:rPr>
-          <w:sz w:val="21"/>
-          <w:szCs w:val="21"/>
-        </w:rPr>
-        <w:t xml:space="preserve">Negative coordinate</w:t>
-      </w:r>
-    </w:p>
-    <w:p>
-      <w:pPr>
-        <w:spacing w:after="80"/>
-      </w:pPr>
-      <w:r>
-        <w:rPr>
-          <w:b/>
-          <w:bCs/>
-          <w:sz w:val="21"/>
-          <w:szCs w:val="21"/>
-        </w:rPr>
-        <w:t xml:space="preserve">Notes 3:  </w:t>
-      </w:r>
-      <w:r>
-        <w:rPr>
-          <w:sz w:val="21"/>
-          <w:szCs w:val="21"/>
-        </w:rPr>
-        <w:t xml:space="preserve">Reflection</w:t>
-      </w:r>
-    </w:p>
-    <w:p>
-      <w:pPr>
-        <w:spacing w:after="80"/>
-      </w:pPr>
-      <w:r>
-        <w:rPr>
-          <w:b/>
-          <w:bCs/>
-          <w:sz w:val="21"/>
-          <w:szCs w:val="21"/>
-        </w:rPr>
-        <w:t xml:space="preserve">Notes 4:  </w:t>
-      </w:r>
-      <w:r>
-        <w:rPr>
-          <w:sz w:val="21"/>
-          <w:szCs w:val="21"/>
-        </w:rPr>
-        <w:t xml:space="preserve">Axis</w:t>
-      </w:r>
-    </w:p>
-    <w:p>
-      <w:pPr>
-        <w:spacing w:after="80"/>
-      </w:pPr>
-      <w:r>
-        <w:rPr>
-          <w:b/>
-          <w:bCs/>
-          <w:sz w:val="21"/>
-          <w:szCs w:val="21"/>
-        </w:rPr>
-        <w:t xml:space="preserve">Notes 5:  </w:t>
-      </w:r>
-      <w:r>
-        <w:rPr>
-          <w:sz w:val="21"/>
-          <w:szCs w:val="21"/>
-        </w:rPr>
-        <w:t xml:space="preserve">Integer</w:t>
-      </w:r>
-    </w:p>
-    <w:p>
-      <w:pPr>
-        <w:pStyle w:val="Heading2"/>
-        <w:spacing w:after="80" w:before="180"/>
-      </w:pPr>
-      <w:r>
-        <w:rPr>
-          <w:b/>
-          <w:bCs/>
-          <w:color w:val="12355B"/>
-          <w:sz w:val="24"/>
-          <w:szCs w:val="24"/>
-        </w:rPr>
-        <w:t xml:space="preserve">Worked Notes (I Do / We Do)</w:t>
-      </w:r>
-    </w:p>
-    <w:p>
-      <w:pPr>
-        <w:spacing w:after="80"/>
-      </w:pPr>
-      <w:r>
-        <w:rPr>
-          <w:b/>
-          <w:bCs/>
-          <w:sz w:val="21"/>
-          <w:szCs w:val="21"/>
-        </w:rPr>
-        <w:t xml:space="preserve">I Do:  </w:t>
-      </w:r>
-      <w:r>
-        <w:rPr>
-          <w:sz w:val="21"/>
-          <w:szCs w:val="21"/>
-        </w:rPr>
-        <w:t xml:space="preserve">B. Quadrant II</w:t>
-      </w:r>
-    </w:p>
-    <w:p>
-      <w:pPr>
-        <w:spacing w:after="80"/>
-      </w:pPr>
-      <w:r>
-        <w:rPr>
-          <w:b/>
-          <w:bCs/>
-          <w:sz w:val="21"/>
-          <w:szCs w:val="21"/>
-        </w:rPr>
-        <w:t xml:space="preserve">We Do:  </w:t>
-      </w:r>
-      <w:r>
-        <w:rPr>
-          <w:sz w:val="21"/>
-          <w:szCs w:val="21"/>
-        </w:rPr>
-        <w:t xml:space="preserve">D. Quadrant IV</w:t>
-      </w:r>
-    </w:p>
-    <w:p>
-      <w:pPr>
-        <w:pStyle w:val="Heading2"/>
-        <w:spacing w:after="80" w:before="180"/>
-      </w:pPr>
-      <w:r>
-        <w:rPr>
-          <w:b/>
-          <w:bCs/>
-          <w:color w:val="12355B"/>
-          <w:sz w:val="24"/>
-          <w:szCs w:val="24"/>
-        </w:rPr>
-        <w:t xml:space="preserve">Independent Practice</w:t>
-      </w:r>
-    </w:p>
-    <w:p>
-      <w:pPr>
-        <w:spacing w:after="80"/>
-      </w:pPr>
-      <w:r>
-        <w:rPr>
-          <w:b/>
-          <w:bCs/>
-          <w:sz w:val="21"/>
-          <w:szCs w:val="21"/>
-        </w:rPr>
-        <w:t xml:space="preserve">1.  </w:t>
-      </w:r>
-      <w:r>
-        <w:rPr>
-          <w:sz w:val="21"/>
-          <w:szCs w:val="21"/>
-        </w:rPr>
-        <w:t xml:space="preserve">A)  (4, 0)</w:t>
-      </w:r>
-      <w:r>
-        <w:rPr>
-          <w:i/>
-          <w:iCs/>
-          <w:color w:val="5F6F80"/>
-          <w:sz w:val="19"/>
-          <w:szCs w:val="19"/>
-        </w:rPr>
-        <w:t xml:space="preserve">  — A point is on the x-axis when its y-coordinate is 0. (4, 0) is on the x-axis.</w:t>
-      </w:r>
-    </w:p>
-    <w:p>
-      <w:pPr>
-        <w:spacing w:after="80"/>
-      </w:pPr>
-      <w:r>
-        <w:rPr>
-          <w:b/>
-          <w:bCs/>
-          <w:sz w:val="21"/>
-          <w:szCs w:val="21"/>
-        </w:rPr>
-        <w:t xml:space="preserve">2.  </w:t>
-      </w:r>
-      <w:r>
-        <w:rPr>
-          <w:sz w:val="21"/>
-          <w:szCs w:val="21"/>
-        </w:rPr>
-        <w:t xml:space="preserve">A)  (3, 3)</w:t>
-      </w:r>
-      <w:r>
-        <w:rPr>
-          <w:i/>
-          <w:iCs/>
-          <w:color w:val="5F6F80"/>
-          <w:sz w:val="19"/>
-          <w:szCs w:val="19"/>
-        </w:rPr>
-        <w:t xml:space="preserve">  — Moving right means adding to the x-coordinate: -5 + 8 = 3. The y stays the same. New point: (3, 3).</w:t>
-      </w:r>
-    </w:p>
-    <w:p>
-      <w:pPr>
-        <w:spacing w:after="80"/>
-      </w:pPr>
-      <w:r>
-        <w:rPr>
-          <w:b/>
-          <w:bCs/>
-          <w:sz w:val="21"/>
-          <w:szCs w:val="21"/>
-        </w:rPr>
-        <w:t xml:space="preserve">3.  </w:t>
-      </w:r>
-      <w:r>
-        <w:rPr>
-          <w:sz w:val="21"/>
-          <w:szCs w:val="21"/>
-        </w:rPr>
-        <w:t xml:space="preserve">C)  Quadrant III</w:t>
-      </w:r>
-      <w:r>
-        <w:rPr>
-          <w:i/>
-          <w:iCs/>
-          <w:color w:val="5F6F80"/>
-          <w:sz w:val="19"/>
-          <w:szCs w:val="19"/>
-        </w:rPr>
-        <w:t xml:space="preserve">  — A negative x means left and a negative y means down, so (-5, -2) is in Quadrant III, where both coordinates are negative.</w:t>
-      </w:r>
-    </w:p>
-    <w:p>
-      <w:pPr>
-        <w:spacing w:after="80"/>
-      </w:pPr>
-      <w:r>
-        <w:rPr>
-          <w:b/>
-          <w:bCs/>
-          <w:sz w:val="21"/>
-          <w:szCs w:val="21"/>
-        </w:rPr>
-        <w:t xml:space="preserve">4.  </w:t>
-      </w:r>
-      <w:r>
-        <w:rPr>
-          <w:sz w:val="21"/>
-          <w:szCs w:val="21"/>
-        </w:rPr>
-        <w:t xml:space="preserve">B)  (-, +)</w:t>
-      </w:r>
-      <w:r>
-        <w:rPr>
-          <w:i/>
-          <w:iCs/>
-          <w:color w:val="5F6F80"/>
-          <w:sz w:val="19"/>
-          <w:szCs w:val="19"/>
-        </w:rPr>
-        <w:t xml:space="preserve">  — Quadrant II is up and to the left of the origin, so x is negative and y is positive: (-, +).</w:t>
-      </w:r>
-    </w:p>
-    <w:p>
-      <w:pPr>
-        <w:pStyle w:val="Heading2"/>
-        <w:spacing w:after="80" w:before="180"/>
-      </w:pPr>
-      <w:r>
-        <w:rPr>
-          <w:b/>
-          <w:bCs/>
-          <w:color w:val="12355B"/>
-          <w:sz w:val="24"/>
-          <w:szCs w:val="24"/>
-        </w:rPr>
-        <w:t xml:space="preserve">Exit Ticket</w:t>
-      </w:r>
-    </w:p>
-    <w:p>
-      <w:pPr>
-        <w:spacing w:after="80"/>
-      </w:pPr>
-      <w:r>
-        <w:rPr>
-          <w:sz w:val="21"/>
-          <w:szCs w:val="21"/>
-        </w:rPr>
-        <w:t xml:space="preserve">C)  Quadrant III</w:t>
-      </w:r>
-      <w:r>
-        <w:rPr>
-          <w:i/>
-          <w:iCs/>
-          <w:color w:val="5F6F80"/>
-          <w:sz w:val="19"/>
-          <w:szCs w:val="19"/>
-        </w:rPr>
-        <w:t xml:space="preserve">  — Quadrant III is where both x and y are negative. This means the point is left of the origin and below the origin.</w:t>
       </w:r>
     </w:p>
     <w:sectPr>

--- a/lessons/9-5/downloads/9-5-notes.docx
+++ b/lessons/9-5/downloads/9-5-notes.docx
@@ -14,7 +14,7 @@
           <w:sz w:val="18"/>
           <w:szCs w:val="18"/>
         </w:rPr>
-        <w:t xml:space="preserve">UNIT 9  ·  LESSON 5      STANDARD 6.NS.6B</w:t>
+        <w:t xml:space="preserve">UNIT 9  ·  LESSON 5      STANDARD 6.NOS.7</w:t>
       </w:r>
     </w:p>
     <w:p>
@@ -2458,6 +2458,32 @@
     </w:p>
     <w:p>
       <w:pPr>
+        <w:pStyle w:val="Heading2"/>
+        <w:spacing w:after="80" w:before="180"/>
+      </w:pPr>
+      <w:r>
+        <w:rPr>
+          <w:b/>
+          <w:bCs/>
+          <w:color w:val="12355B"/>
+          <w:sz w:val="24"/>
+          <w:szCs w:val="24"/>
+        </w:rPr>
+        <w:t xml:space="preserve">Level 1 Support</w:t>
+      </w:r>
+      <w:r>
+        <w:rPr>
+          <w:i/>
+          <w:iCs/>
+          <w:color w:val="1FA6A2"/>
+          <w:sz w:val="19"/>
+          <w:szCs w:val="19"/>
+        </w:rPr>
+        <w:t xml:space="preserve">   extra scaffolding</w:t>
+      </w:r>
+    </w:p>
+    <w:p>
+      <w:pPr>
         <w:keepNext/>
         <w:spacing w:after="60" w:before="160"/>
       </w:pPr>
@@ -2588,6 +2614,32 @@
     </w:tbl>
     <w:p>
       <w:pPr>
+        <w:pStyle w:val="Heading2"/>
+        <w:spacing w:after="80" w:before="180"/>
+      </w:pPr>
+      <w:r>
+        <w:rPr>
+          <w:b/>
+          <w:bCs/>
+          <w:color w:val="12355B"/>
+          <w:sz w:val="24"/>
+          <w:szCs w:val="24"/>
+        </w:rPr>
+        <w:t xml:space="preserve">On Level</w:t>
+      </w:r>
+      <w:r>
+        <w:rPr>
+          <w:i/>
+          <w:iCs/>
+          <w:color w:val="12355B"/>
+          <w:sz w:val="19"/>
+          <w:szCs w:val="19"/>
+        </w:rPr>
+        <w:t xml:space="preserve">   grade-level practice</w:t>
+      </w:r>
+    </w:p>
+    <w:p>
+      <w:pPr>
         <w:keepNext/>
         <w:spacing w:after="60" w:before="160"/>
       </w:pPr>
@@ -2738,7 +2790,7 @@
           <w:sz w:val="21"/>
           <w:szCs w:val="21"/>
         </w:rPr>
-        <w:t xml:space="preserve">A sonar ping locates an enemy submarine at (-5, -2). In which quadrant should Captain Vega aim her shot?</w:t>
+        <w:t xml:space="preserve">In which quadrant is the point (-3, 5)?</w:t>
       </w:r>
     </w:p>
     <w:p>
@@ -2868,7 +2920,7 @@
           <w:sz w:val="21"/>
           <w:szCs w:val="21"/>
         </w:rPr>
-        <w:t xml:space="preserve">Captain Vega's lookout reports a ship in Quadrant II. What signs will its coordinates (x, y) have?</w:t>
+        <w:t xml:space="preserve">What are the coordinates of a point 4 units right and 2 units down from the origin?</w:t>
       </w:r>
     </w:p>
     <w:p>
@@ -2881,7 +2933,7 @@
           <w:sz w:val="20"/>
           <w:szCs w:val="20"/>
         </w:rPr>
-        <w:t xml:space="preserve">A)  (+, +)</w:t>
+        <w:t xml:space="preserve">A)  (-4, 2)</w:t>
       </w:r>
     </w:p>
     <w:p>
@@ -2894,7 +2946,7 @@
           <w:sz w:val="20"/>
           <w:szCs w:val="20"/>
         </w:rPr>
-        <w:t xml:space="preserve">B)  (-, +)</w:t>
+        <w:t xml:space="preserve">B)  (2, -4)</w:t>
       </w:r>
     </w:p>
     <w:p>
@@ -2907,7 +2959,7 @@
           <w:sz w:val="20"/>
           <w:szCs w:val="20"/>
         </w:rPr>
-        <w:t xml:space="preserve">C)  (-, -)</w:t>
+        <w:t xml:space="preserve">C)  (4, -2)</w:t>
       </w:r>
     </w:p>
     <w:p>
@@ -2920,7 +2972,293 @@
           <w:sz w:val="20"/>
           <w:szCs w:val="20"/>
         </w:rPr>
-        <w:t xml:space="preserve">D)  (+, -)</w:t>
+        <w:t xml:space="preserve">D)  (-2, 4)</w:t>
+      </w:r>
+    </w:p>
+    <w:p>
+      <w:pPr>
+        <w:spacing w:after="20"/>
+      </w:pPr>
+      <w:r>
+        <w:t xml:space="preserve"/>
+      </w:r>
+    </w:p>
+    <w:tbl>
+      <w:tblPr>
+        <w:tblW w:type="pct" w:w="100%"/>
+        <w:tblBorders>
+          <w:top w:val="single" w:color="C7D2DD" w:sz="6"/>
+          <w:left w:val="single" w:color="C7D2DD" w:sz="6"/>
+          <w:bottom w:val="single" w:color="C7D2DD" w:sz="6"/>
+          <w:right w:val="single" w:color="C7D2DD" w:sz="6"/>
+          <w:insideH w:val="single" w:color="auto" w:sz="4"/>
+          <w:insideV w:val="single" w:color="auto" w:sz="4"/>
+        </w:tblBorders>
+      </w:tblPr>
+      <w:tblGrid>
+        <w:gridCol w:w="100"/>
+      </w:tblGrid>
+      <w:tr>
+        <w:tc>
+          <w:tcPr>
+            <w:shd w:fill="FBF3E2" w:color="auto" w:val="clear"/>
+            <w:tcMar>
+              <w:top w:type="dxa" w:w="60"/>
+              <w:left w:type="dxa" w:w="120"/>
+              <w:bottom w:type="dxa" w:w="60"/>
+              <w:right w:type="dxa" w:w="120"/>
+            </w:tcMar>
+          </w:tcPr>
+          <w:p>
+            <w:pPr>
+              <w:spacing w:after="0" w:line="320"/>
+            </w:pPr>
+            <w:r>
+              <w:t xml:space="preserve"/>
+            </w:r>
+          </w:p>
+          <w:p>
+            <w:pPr>
+              <w:spacing w:after="0" w:line="320"/>
+            </w:pPr>
+            <w:r>
+              <w:t xml:space="preserve"/>
+            </w:r>
+          </w:p>
+        </w:tc>
+      </w:tr>
+    </w:tbl>
+    <w:p>
+      <w:pPr>
+        <w:pStyle w:val="Heading2"/>
+        <w:spacing w:after="80" w:before="180"/>
+      </w:pPr>
+      <w:r>
+        <w:rPr>
+          <w:b/>
+          <w:bCs/>
+          <w:color w:val="12355B"/>
+          <w:sz w:val="24"/>
+          <w:szCs w:val="24"/>
+        </w:rPr>
+        <w:t xml:space="preserve">Level 2 Enrichment</w:t>
+      </w:r>
+      <w:r>
+        <w:rPr>
+          <w:i/>
+          <w:iCs/>
+          <w:color w:val="6B4FA0"/>
+          <w:sz w:val="19"/>
+          <w:szCs w:val="19"/>
+        </w:rPr>
+        <w:t xml:space="preserve">   stretch your thinking</w:t>
+      </w:r>
+    </w:p>
+    <w:p>
+      <w:pPr>
+        <w:keepNext/>
+        <w:spacing w:after="60" w:before="160"/>
+      </w:pPr>
+      <w:r>
+        <w:rPr>
+          <w:b/>
+          <w:bCs/>
+          <w:color w:val="12355B"/>
+          <w:sz w:val="22"/>
+          <w:szCs w:val="22"/>
+        </w:rPr>
+        <w:t xml:space="preserve">5.  </w:t>
+      </w:r>
+      <w:r>
+        <w:rPr>
+          <w:b/>
+          <w:bCs/>
+          <w:sz w:val="21"/>
+          <w:szCs w:val="21"/>
+        </w:rPr>
+        <w:t xml:space="preserve">A point (a, b) has a &lt; 0 and b &lt; 0. In which quadrant does it lie?</w:t>
+      </w:r>
+    </w:p>
+    <w:p>
+      <w:pPr>
+        <w:spacing w:after="40"/>
+        <w:ind w:left="420"/>
+      </w:pPr>
+      <w:r>
+        <w:rPr>
+          <w:sz w:val="20"/>
+          <w:szCs w:val="20"/>
+        </w:rPr>
+        <w:t xml:space="preserve">A)  Quadrant I</w:t>
+      </w:r>
+    </w:p>
+    <w:p>
+      <w:pPr>
+        <w:spacing w:after="40"/>
+        <w:ind w:left="420"/>
+      </w:pPr>
+      <w:r>
+        <w:rPr>
+          <w:sz w:val="20"/>
+          <w:szCs w:val="20"/>
+        </w:rPr>
+        <w:t xml:space="preserve">B)  Quadrant II</w:t>
+      </w:r>
+    </w:p>
+    <w:p>
+      <w:pPr>
+        <w:spacing w:after="40"/>
+        <w:ind w:left="420"/>
+      </w:pPr>
+      <w:r>
+        <w:rPr>
+          <w:sz w:val="20"/>
+          <w:szCs w:val="20"/>
+        </w:rPr>
+        <w:t xml:space="preserve">C)  Quadrant IV</w:t>
+      </w:r>
+    </w:p>
+    <w:p>
+      <w:pPr>
+        <w:spacing w:after="40"/>
+        <w:ind w:left="420"/>
+      </w:pPr>
+      <w:r>
+        <w:rPr>
+          <w:sz w:val="20"/>
+          <w:szCs w:val="20"/>
+        </w:rPr>
+        <w:t xml:space="preserve">D)  Quadrant III</w:t>
+      </w:r>
+    </w:p>
+    <w:p>
+      <w:pPr>
+        <w:spacing w:after="20"/>
+      </w:pPr>
+      <w:r>
+        <w:t xml:space="preserve"/>
+      </w:r>
+    </w:p>
+    <w:tbl>
+      <w:tblPr>
+        <w:tblW w:type="pct" w:w="100%"/>
+        <w:tblBorders>
+          <w:top w:val="single" w:color="C7D2DD" w:sz="6"/>
+          <w:left w:val="single" w:color="C7D2DD" w:sz="6"/>
+          <w:bottom w:val="single" w:color="C7D2DD" w:sz="6"/>
+          <w:right w:val="single" w:color="C7D2DD" w:sz="6"/>
+          <w:insideH w:val="single" w:color="auto" w:sz="4"/>
+          <w:insideV w:val="single" w:color="auto" w:sz="4"/>
+        </w:tblBorders>
+      </w:tblPr>
+      <w:tblGrid>
+        <w:gridCol w:w="100"/>
+      </w:tblGrid>
+      <w:tr>
+        <w:tc>
+          <w:tcPr>
+            <w:shd w:fill="FBF3E2" w:color="auto" w:val="clear"/>
+            <w:tcMar>
+              <w:top w:type="dxa" w:w="60"/>
+              <w:left w:type="dxa" w:w="120"/>
+              <w:bottom w:type="dxa" w:w="60"/>
+              <w:right w:type="dxa" w:w="120"/>
+            </w:tcMar>
+          </w:tcPr>
+          <w:p>
+            <w:pPr>
+              <w:spacing w:after="0" w:line="320"/>
+            </w:pPr>
+            <w:r>
+              <w:t xml:space="preserve"/>
+            </w:r>
+          </w:p>
+          <w:p>
+            <w:pPr>
+              <w:spacing w:after="0" w:line="320"/>
+            </w:pPr>
+            <w:r>
+              <w:t xml:space="preserve"/>
+            </w:r>
+          </w:p>
+        </w:tc>
+      </w:tr>
+    </w:tbl>
+    <w:p>
+      <w:pPr>
+        <w:keepNext/>
+        <w:spacing w:after="60" w:before="160"/>
+      </w:pPr>
+      <w:r>
+        <w:rPr>
+          <w:b/>
+          <w:bCs/>
+          <w:color w:val="12355B"/>
+          <w:sz w:val="22"/>
+          <w:szCs w:val="22"/>
+        </w:rPr>
+        <w:t xml:space="preserve">6.  </w:t>
+      </w:r>
+      <w:r>
+        <w:rPr>
+          <w:b/>
+          <w:bCs/>
+          <w:sz w:val="21"/>
+          <w:szCs w:val="21"/>
+        </w:rPr>
+        <w:t xml:space="preserve">Reflecting the point (3, -6) across the x-axis gives which point?</w:t>
+      </w:r>
+    </w:p>
+    <w:p>
+      <w:pPr>
+        <w:spacing w:after="40"/>
+        <w:ind w:left="420"/>
+      </w:pPr>
+      <w:r>
+        <w:rPr>
+          <w:sz w:val="20"/>
+          <w:szCs w:val="20"/>
+        </w:rPr>
+        <w:t xml:space="preserve">A)  (3, 6)</w:t>
+      </w:r>
+    </w:p>
+    <w:p>
+      <w:pPr>
+        <w:spacing w:after="40"/>
+        <w:ind w:left="420"/>
+      </w:pPr>
+      <w:r>
+        <w:rPr>
+          <w:sz w:val="20"/>
+          <w:szCs w:val="20"/>
+        </w:rPr>
+        <w:t xml:space="preserve">B)  (-3, -6)</w:t>
+      </w:r>
+    </w:p>
+    <w:p>
+      <w:pPr>
+        <w:spacing w:after="40"/>
+        <w:ind w:left="420"/>
+      </w:pPr>
+      <w:r>
+        <w:rPr>
+          <w:sz w:val="20"/>
+          <w:szCs w:val="20"/>
+        </w:rPr>
+        <w:t xml:space="preserve">C)  (-3, 6)</w:t>
+      </w:r>
+    </w:p>
+    <w:p>
+      <w:pPr>
+        <w:spacing w:after="40"/>
+        <w:ind w:left="420"/>
+      </w:pPr>
+      <w:r>
+        <w:rPr>
+          <w:sz w:val="20"/>
+          <w:szCs w:val="20"/>
+        </w:rPr>
+        <w:t xml:space="preserve">D)  (6, 3)</w:t>
       </w:r>
     </w:p>
     <w:p>

--- a/lessons/9-5/downloads/9-5-notes.docx
+++ b/lessons/9-5/downloads/9-5-notes.docx
@@ -1228,6 +1228,1302 @@
           <w:szCs w:val="22"/>
         </w:rPr>
         <w:t xml:space="preserve">A whole number or its opposite is an ___.</w:t>
+      </w:r>
+    </w:p>
+    <w:p>
+      <w:pPr>
+        <w:pStyle w:val="Heading1"/>
+        <w:pageBreakBefore/>
+        <w:pBdr>
+          <w:bottom w:val="single" w:color="1FA6A2" w:sz="14" w:space="6"/>
+        </w:pBdr>
+        <w:spacing w:after="140" w:before="0"/>
+      </w:pPr>
+      <w:r>
+        <w:rPr>
+          <w:b/>
+          <w:bCs/>
+          <w:color w:val="12355B"/>
+          <w:sz w:val="30"/>
+          <w:szCs w:val="30"/>
+        </w:rPr>
+        <w:t xml:space="preserve">Write About the Math</w:t>
+      </w:r>
+    </w:p>
+    <w:p>
+      <w:pPr>
+        <w:spacing w:after="100"/>
+      </w:pPr>
+      <w:r>
+        <w:rPr>
+          <w:i/>
+          <w:iCs/>
+          <w:color w:val="5F6F80"/>
+          <w:sz w:val="19"/>
+          <w:szCs w:val="19"/>
+        </w:rPr>
+        <w:t xml:space="preserve">Use the support level you need. Every level answers the same math question.</w:t>
+      </w:r>
+    </w:p>
+    <w:p>
+      <w:pPr>
+        <w:pStyle w:val="Heading2"/>
+        <w:spacing w:after="80" w:before="180"/>
+      </w:pPr>
+      <w:r>
+        <w:rPr>
+          <w:b/>
+          <w:bCs/>
+          <w:color w:val="12355B"/>
+          <w:sz w:val="24"/>
+          <w:szCs w:val="24"/>
+        </w:rPr>
+        <w:t xml:space="preserve">1. Understand the Question</w:t>
+      </w:r>
+      <w:r>
+        <w:rPr>
+          <w:i/>
+          <w:iCs/>
+          <w:color w:val="B97A12"/>
+          <w:sz w:val="19"/>
+          <w:szCs w:val="19"/>
+        </w:rPr>
+        <w:t xml:space="preserve">   explain</w:t>
+      </w:r>
+    </w:p>
+    <w:tbl>
+      <w:tblPr>
+        <w:tblW w:type="pct" w:w="100%"/>
+        <w:tblBorders>
+          <w:top w:val="single" w:color="1FA6A2" w:sz="8"/>
+          <w:left w:val="single" w:color="1FA6A2" w:sz="8"/>
+          <w:bottom w:val="single" w:color="1FA6A2" w:sz="8"/>
+          <w:right w:val="single" w:color="1FA6A2" w:sz="8"/>
+          <w:insideH w:val="single" w:color="auto" w:sz="4"/>
+          <w:insideV w:val="single" w:color="auto" w:sz="4"/>
+        </w:tblBorders>
+      </w:tblPr>
+      <w:tblGrid>
+        <w:gridCol w:w="100"/>
+      </w:tblGrid>
+      <w:tr>
+        <w:tc>
+          <w:tcPr>
+            <w:shd w:fill="E6F4F3" w:color="auto" w:val="clear"/>
+            <w:tcMar>
+              <w:top w:type="dxa" w:w="120"/>
+              <w:left w:type="dxa" w:w="180"/>
+              <w:bottom w:type="dxa" w:w="120"/>
+              <w:right w:type="dxa" w:w="180"/>
+            </w:tcMar>
+          </w:tcPr>
+          <w:p>
+            <w:pPr>
+              <w:spacing w:after="60"/>
+            </w:pPr>
+            <w:r>
+              <w:rPr>
+                <w:color w:val="1A2733"/>
+                <w:sz w:val="21"/>
+                <w:szCs w:val="21"/>
+              </w:rPr>
+              <w:t xml:space="preserve">Plot (-3, -4). Which quadrant is it in, and how do the negative coordinates change the directions you move from the origin?</w:t>
+            </w:r>
+          </w:p>
+          <w:p>
+            <w:pPr>
+              <w:spacing w:after="0"/>
+            </w:pPr>
+            <w:r>
+              <w:rPr>
+                <w:b/>
+                <w:bCs/>
+                <w:color w:val="12355B"/>
+                <w:sz w:val="20"/>
+                <w:szCs w:val="20"/>
+              </w:rPr>
+              <w:t xml:space="preserve">Your job:  </w:t>
+            </w:r>
+            <w:r>
+              <w:rPr>
+                <w:sz w:val="20"/>
+                <w:szCs w:val="20"/>
+              </w:rPr>
+              <w:t xml:space="preserve">Answer the question. Use math evidence. Explain how the evidence proves your answer.</w:t>
+            </w:r>
+            <w:r>
+              <w:rPr>
+                <w:i/>
+                <w:iCs/>
+                <w:color w:val="5F6F80"/>
+                <w:sz w:val="18"/>
+                <w:szCs w:val="18"/>
+              </w:rPr>
+              <w:br/>
+              <w:t xml:space="preserve">Responde la pregunta. Usa evidencia matemática. Explica cómo la evidencia demuestra tu respuesta.</w:t>
+            </w:r>
+          </w:p>
+        </w:tc>
+      </w:tr>
+    </w:tbl>
+    <w:p>
+      <w:pPr>
+        <w:pStyle w:val="Heading2"/>
+        <w:spacing w:after="80" w:before="180"/>
+      </w:pPr>
+      <w:r>
+        <w:rPr>
+          <w:b/>
+          <w:bCs/>
+          <w:color w:val="12355B"/>
+          <w:sz w:val="24"/>
+          <w:szCs w:val="24"/>
+        </w:rPr>
+        <w:t xml:space="preserve">2. Plan Your Math Words</w:t>
+      </w:r>
+      <w:r>
+        <w:rPr>
+          <w:i/>
+          <w:iCs/>
+          <w:color w:val="1FA6A2"/>
+          <w:sz w:val="19"/>
+          <w:szCs w:val="19"/>
+        </w:rPr>
+        <w:t xml:space="preserve">   check at least two</w:t>
+      </w:r>
+    </w:p>
+    <w:p>
+      <w:pPr>
+        <w:spacing w:after="60"/>
+      </w:pPr>
+      <w:r>
+        <w:rPr>
+          <w:b/>
+          <w:bCs/>
+          <w:color w:val="1FA6A2"/>
+          <w:sz w:val="22"/>
+          <w:szCs w:val="22"/>
+        </w:rPr>
+        <w:t xml:space="preserve">☐  </w:t>
+      </w:r>
+      <w:r>
+        <w:rPr>
+          <w:b/>
+          <w:bCs/>
+          <w:color w:val="12355B"/>
+          <w:sz w:val="20"/>
+          <w:szCs w:val="20"/>
+        </w:rPr>
+        <w:t xml:space="preserve">Quadrant — </w:t>
+      </w:r>
+      <w:r>
+        <w:rPr>
+          <w:sz w:val="20"/>
+          <w:szCs w:val="20"/>
+        </w:rPr>
+        <w:t xml:space="preserve">One of the four parts of a coordinate grid, numbered I to IV.</w:t>
+      </w:r>
+      <w:r>
+        <w:rPr>
+          <w:i/>
+          <w:iCs/>
+          <w:color w:val="5F6F80"/>
+          <w:sz w:val="18"/>
+          <w:szCs w:val="18"/>
+        </w:rPr>
+        <w:br/>
+        <w:t xml:space="preserve">Cuadrante — Una de las cuatro partes de una cuadrícula de coordenadas, numeradas I a IV.</w:t>
+      </w:r>
+    </w:p>
+    <w:p>
+      <w:pPr>
+        <w:spacing w:after="60"/>
+      </w:pPr>
+      <w:r>
+        <w:rPr>
+          <w:b/>
+          <w:bCs/>
+          <w:color w:val="1FA6A2"/>
+          <w:sz w:val="22"/>
+          <w:szCs w:val="22"/>
+        </w:rPr>
+        <w:t xml:space="preserve">☐  </w:t>
+      </w:r>
+      <w:r>
+        <w:rPr>
+          <w:b/>
+          <w:bCs/>
+          <w:color w:val="12355B"/>
+          <w:sz w:val="20"/>
+          <w:szCs w:val="20"/>
+        </w:rPr>
+        <w:t xml:space="preserve">Negative coordinate — </w:t>
+      </w:r>
+      <w:r>
+        <w:rPr>
+          <w:sz w:val="20"/>
+          <w:szCs w:val="20"/>
+        </w:rPr>
+        <w:t xml:space="preserve">A coordinate less than zero. It means left or below the center point.</w:t>
+      </w:r>
+      <w:r>
+        <w:rPr>
+          <w:i/>
+          <w:iCs/>
+          <w:color w:val="5F6F80"/>
+          <w:sz w:val="18"/>
+          <w:szCs w:val="18"/>
+        </w:rPr>
+        <w:br/>
+        <w:t xml:space="preserve">Coordenada negativa — Una coordenada menor que cero. Significa a la izquierda o debajo del centro.</w:t>
+      </w:r>
+    </w:p>
+    <w:p>
+      <w:pPr>
+        <w:spacing w:after="60"/>
+      </w:pPr>
+      <w:r>
+        <w:rPr>
+          <w:b/>
+          <w:bCs/>
+          <w:color w:val="1FA6A2"/>
+          <w:sz w:val="22"/>
+          <w:szCs w:val="22"/>
+        </w:rPr>
+        <w:t xml:space="preserve">☐  </w:t>
+      </w:r>
+      <w:r>
+        <w:rPr>
+          <w:b/>
+          <w:bCs/>
+          <w:color w:val="12355B"/>
+          <w:sz w:val="20"/>
+          <w:szCs w:val="20"/>
+        </w:rPr>
+        <w:t xml:space="preserve">Reflection — </w:t>
+      </w:r>
+      <w:r>
+        <w:rPr>
+          <w:sz w:val="20"/>
+          <w:szCs w:val="20"/>
+        </w:rPr>
+        <w:t xml:space="preserve">A flipped, mirror image of a point across a line.</w:t>
+      </w:r>
+      <w:r>
+        <w:rPr>
+          <w:i/>
+          <w:iCs/>
+          <w:color w:val="5F6F80"/>
+          <w:sz w:val="18"/>
+          <w:szCs w:val="18"/>
+        </w:rPr>
+        <w:br/>
+        <w:t xml:space="preserve">Reflexión — Una imagen reflejada de un punto al otro lado de una línea.</w:t>
+      </w:r>
+    </w:p>
+    <w:p>
+      <w:pPr>
+        <w:spacing w:after="60"/>
+      </w:pPr>
+      <w:r>
+        <w:rPr>
+          <w:b/>
+          <w:bCs/>
+          <w:color w:val="1FA6A2"/>
+          <w:sz w:val="22"/>
+          <w:szCs w:val="22"/>
+        </w:rPr>
+        <w:t xml:space="preserve">☐  </w:t>
+      </w:r>
+      <w:r>
+        <w:rPr>
+          <w:b/>
+          <w:bCs/>
+          <w:color w:val="12355B"/>
+          <w:sz w:val="20"/>
+          <w:szCs w:val="20"/>
+        </w:rPr>
+        <w:t xml:space="preserve">Axis — </w:t>
+      </w:r>
+      <w:r>
+        <w:rPr>
+          <w:sz w:val="20"/>
+          <w:szCs w:val="20"/>
+        </w:rPr>
+        <w:t xml:space="preserve">A line on the grid. The x-axis goes across; the y-axis goes up.</w:t>
+      </w:r>
+      <w:r>
+        <w:rPr>
+          <w:i/>
+          <w:iCs/>
+          <w:color w:val="5F6F80"/>
+          <w:sz w:val="18"/>
+          <w:szCs w:val="18"/>
+        </w:rPr>
+        <w:br/>
+        <w:t xml:space="preserve">Eje — Una línea en la cuadrícula. El eje x va de lado; el eje y va hacia arriba.</w:t>
+      </w:r>
+    </w:p>
+    <w:p>
+      <w:pPr>
+        <w:spacing w:after="60"/>
+      </w:pPr>
+      <w:r>
+        <w:rPr>
+          <w:b/>
+          <w:bCs/>
+          <w:color w:val="1FA6A2"/>
+          <w:sz w:val="22"/>
+          <w:szCs w:val="22"/>
+        </w:rPr>
+        <w:t xml:space="preserve">☐  </w:t>
+      </w:r>
+      <w:r>
+        <w:rPr>
+          <w:b/>
+          <w:bCs/>
+          <w:color w:val="12355B"/>
+          <w:sz w:val="20"/>
+          <w:szCs w:val="20"/>
+        </w:rPr>
+        <w:t xml:space="preserve">Integer — </w:t>
+      </w:r>
+      <w:r>
+        <w:rPr>
+          <w:sz w:val="20"/>
+          <w:szCs w:val="20"/>
+        </w:rPr>
+        <w:t xml:space="preserve">Whole numbers and their opposites, like -2, -1, 0, 1, 2.</w:t>
+      </w:r>
+      <w:r>
+        <w:rPr>
+          <w:i/>
+          <w:iCs/>
+          <w:color w:val="5F6F80"/>
+          <w:sz w:val="18"/>
+          <w:szCs w:val="18"/>
+        </w:rPr>
+        <w:br/>
+        <w:t xml:space="preserve">Número entero — Números enteros y sus opuestos, como -2, -1, 0, 1, 2.</w:t>
+      </w:r>
+    </w:p>
+    <w:tbl>
+      <w:tblPr>
+        <w:tblW w:type="pct" w:w="100%"/>
+        <w:tblBorders>
+          <w:top w:val="single" w:color="1FA6A2" w:sz="8"/>
+          <w:left w:val="single" w:color="1FA6A2" w:sz="8"/>
+          <w:bottom w:val="single" w:color="1FA6A2" w:sz="8"/>
+          <w:right w:val="single" w:color="1FA6A2" w:sz="8"/>
+          <w:insideH w:val="single" w:color="auto" w:sz="4"/>
+          <w:insideV w:val="single" w:color="auto" w:sz="4"/>
+        </w:tblBorders>
+      </w:tblPr>
+      <w:tblGrid>
+        <w:gridCol w:w="100"/>
+      </w:tblGrid>
+      <w:tr>
+        <w:tc>
+          <w:tcPr>
+            <w:shd w:fill="F7FFFD" w:color="auto" w:val="clear"/>
+            <w:tcMar>
+              <w:top w:type="dxa" w:w="120"/>
+              <w:left w:type="dxa" w:w="180"/>
+              <w:bottom w:type="dxa" w:w="120"/>
+              <w:right w:type="dxa" w:w="180"/>
+            </w:tcMar>
+          </w:tcPr>
+          <w:p>
+            <w:pPr>
+              <w:spacing w:after="50"/>
+            </w:pPr>
+            <w:r>
+              <w:rPr>
+                <w:b/>
+                <w:bCs/>
+                <w:color w:val="1FA6A2"/>
+                <w:sz w:val="20"/>
+                <w:szCs w:val="20"/>
+              </w:rPr>
+              <w:t xml:space="preserve">Say it first:  </w:t>
+            </w:r>
+            <w:r>
+              <w:rPr>
+                <w:sz w:val="20"/>
+                <w:szCs w:val="20"/>
+              </w:rPr>
+              <w:t xml:space="preserve">Say your idea to a partner or quietly to yourself before you write.</w:t>
+            </w:r>
+          </w:p>
+          <w:p>
+            <w:pPr>
+              <w:spacing w:after="60"/>
+            </w:pPr>
+            <w:r>
+              <w:rPr>
+                <w:color w:val="1A2733"/>
+                <w:sz w:val="21"/>
+                <w:szCs w:val="21"/>
+              </w:rPr>
+              <w:t xml:space="preserve">A negative x means I move ___.</w:t>
+            </w:r>
+            <w:r>
+              <w:rPr>
+                <w:i/>
+                <w:iCs/>
+                <w:color w:val="5F6F80"/>
+                <w:sz w:val="19"/>
+                <w:szCs w:val="19"/>
+              </w:rPr>
+              <w:br/>
+              <w:t xml:space="preserve">Una x negativa significa que me muevo ___.</w:t>
+            </w:r>
+          </w:p>
+        </w:tc>
+      </w:tr>
+    </w:tbl>
+    <w:p>
+      <w:pPr>
+        <w:pStyle w:val="Heading2"/>
+        <w:spacing w:after="80" w:before="180"/>
+      </w:pPr>
+      <w:r>
+        <w:rPr>
+          <w:b/>
+          <w:bCs/>
+          <w:color w:val="12355B"/>
+          <w:sz w:val="24"/>
+          <w:szCs w:val="24"/>
+        </w:rPr>
+        <w:t xml:space="preserve">3. Build Your Explanation</w:t>
+      </w:r>
+      <w:r>
+        <w:rPr>
+          <w:i/>
+          <w:iCs/>
+          <w:color w:val="B97A12"/>
+          <w:sz w:val="19"/>
+          <w:szCs w:val="19"/>
+        </w:rPr>
+        <w:t xml:space="preserve">   choose your support</w:t>
+      </w:r>
+    </w:p>
+    <w:tbl>
+      <w:tblPr>
+        <w:tblW w:type="pct" w:w="100%"/>
+        <w:tblBorders>
+          <w:top w:val="single" w:color="BBD0DE" w:sz="8"/>
+          <w:left w:val="single" w:color="BBD0DE" w:sz="8"/>
+          <w:bottom w:val="single" w:color="BBD0DE" w:sz="8"/>
+          <w:right w:val="single" w:color="BBD0DE" w:sz="8"/>
+          <w:insideH w:val="single" w:color="auto" w:sz="4"/>
+          <w:insideV w:val="single" w:color="auto" w:sz="4"/>
+        </w:tblBorders>
+      </w:tblPr>
+      <w:tblGrid>
+        <w:gridCol w:w="100"/>
+      </w:tblGrid>
+      <w:tr>
+        <w:tc>
+          <w:tcPr>
+            <w:shd w:fill="EEF4F8" w:color="auto" w:val="clear"/>
+            <w:tcMar>
+              <w:top w:type="dxa" w:w="120"/>
+              <w:left w:type="dxa" w:w="180"/>
+              <w:bottom w:type="dxa" w:w="120"/>
+              <w:right w:type="dxa" w:w="180"/>
+            </w:tcMar>
+          </w:tcPr>
+          <w:p>
+            <w:pPr>
+              <w:spacing w:after="50"/>
+            </w:pPr>
+            <w:r>
+              <w:rPr>
+                <w:i/>
+                <w:iCs/>
+                <w:color w:val="5F6F80"/>
+                <w:sz w:val="19"/>
+                <w:szCs w:val="19"/>
+              </w:rPr>
+              <w:t xml:space="preserve">This model shows the parts of an explanation. It does not answer your writing question.</w:t>
+            </w:r>
+          </w:p>
+          <w:p>
+            <w:pPr>
+              <w:spacing w:after="80"/>
+            </w:pPr>
+            <w:r>
+              <w:rPr>
+                <w:b/>
+                <w:bCs/>
+                <w:color w:val="12355B"/>
+                <w:sz w:val="19"/>
+                <w:szCs w:val="19"/>
+              </w:rPr>
+              <w:t xml:space="preserve">Claim:  </w:t>
+            </w:r>
+            <w:r>
+              <w:rPr>
+                <w:sz w:val="19"/>
+                <w:szCs w:val="19"/>
+              </w:rPr>
+              <w:t xml:space="preserve">The signs of the coordinates tell me the quadrant because ___.</w:t>
+            </w:r>
+          </w:p>
+          <w:p>
+            <w:pPr>
+              <w:spacing w:after="80"/>
+            </w:pPr>
+            <w:r>
+              <w:rPr>
+                <w:b/>
+                <w:bCs/>
+                <w:color w:val="12355B"/>
+                <w:sz w:val="19"/>
+                <w:szCs w:val="19"/>
+              </w:rPr>
+              <w:t xml:space="preserve">Evidence:  </w:t>
+            </w:r>
+            <w:r>
+              <w:rPr>
+                <w:sz w:val="19"/>
+                <w:szCs w:val="19"/>
+              </w:rPr>
+              <w:t xml:space="preserve">Student matches sign combinations to quadrants (e.g., (+,+) is I, (-,+) is II).</w:t>
+            </w:r>
+          </w:p>
+          <w:p>
+            <w:pPr>
+              <w:spacing w:after="80"/>
+            </w:pPr>
+            <w:r>
+              <w:rPr>
+                <w:b/>
+                <w:bCs/>
+                <w:color w:val="12355B"/>
+                <w:sz w:val="19"/>
+                <w:szCs w:val="19"/>
+              </w:rPr>
+              <w:t xml:space="preserve">Reasoning:  </w:t>
+            </w:r>
+            <w:r>
+              <w:rPr>
+                <w:sz w:val="19"/>
+                <w:szCs w:val="19"/>
+              </w:rPr>
+              <w:t xml:space="preserve">This evidence connects the definition of quadrant to the mathematical claim.</w:t>
+            </w:r>
+          </w:p>
+        </w:tc>
+      </w:tr>
+    </w:tbl>
+    <w:p>
+      <w:pPr>
+        <w:pStyle w:val="Heading2"/>
+        <w:spacing w:after="80" w:before="180"/>
+      </w:pPr>
+      <w:r>
+        <w:rPr>
+          <w:b/>
+          <w:bCs/>
+          <w:color w:val="12355B"/>
+          <w:sz w:val="24"/>
+          <w:szCs w:val="24"/>
+        </w:rPr>
+        <w:t xml:space="preserve">Start</w:t>
+      </w:r>
+      <w:r>
+        <w:rPr>
+          <w:i/>
+          <w:iCs/>
+          <w:color w:val="1FA6A2"/>
+          <w:sz w:val="19"/>
+          <w:szCs w:val="19"/>
+        </w:rPr>
+        <w:t xml:space="preserve">   Most language support</w:t>
+      </w:r>
+    </w:p>
+    <w:p>
+      <w:pPr>
+        <w:spacing w:after="60"/>
+      </w:pPr>
+      <w:r>
+        <w:rPr>
+          <w:color w:val="1A2733"/>
+          <w:sz w:val="21"/>
+          <w:szCs w:val="21"/>
+        </w:rPr>
+        <w:t xml:space="preserve">Complete the frames. Use the word bank.</w:t>
+      </w:r>
+      <w:r>
+        <w:rPr>
+          <w:i/>
+          <w:iCs/>
+          <w:color w:val="5F6F80"/>
+          <w:sz w:val="19"/>
+          <w:szCs w:val="19"/>
+        </w:rPr>
+        <w:br/>
+        <w:t xml:space="preserve">Completa las oraciones. Usa el banco de palabras.</w:t>
+      </w:r>
+    </w:p>
+    <w:p>
+      <w:pPr>
+        <w:spacing w:after="60"/>
+      </w:pPr>
+      <w:r>
+        <w:rPr>
+          <w:color w:val="1A2733"/>
+          <w:sz w:val="21"/>
+          <w:szCs w:val="21"/>
+        </w:rPr>
+        <w:t xml:space="preserve">A negative x means I move ___.</w:t>
+      </w:r>
+      <w:r>
+        <w:rPr>
+          <w:i/>
+          <w:iCs/>
+          <w:color w:val="5F6F80"/>
+          <w:sz w:val="19"/>
+          <w:szCs w:val="19"/>
+        </w:rPr>
+        <w:br/>
+        <w:t xml:space="preserve">Una x negativa significa que me muevo ___.</w:t>
+      </w:r>
+    </w:p>
+    <w:p>
+      <w:pPr>
+        <w:spacing w:after="60"/>
+      </w:pPr>
+      <w:r>
+        <w:rPr>
+          <w:color w:val="1A2733"/>
+          <w:sz w:val="21"/>
+          <w:szCs w:val="21"/>
+        </w:rPr>
+        <w:t xml:space="preserve">A negative y means I move ___.</w:t>
+      </w:r>
+      <w:r>
+        <w:rPr>
+          <w:i/>
+          <w:iCs/>
+          <w:color w:val="5F6F80"/>
+          <w:sz w:val="19"/>
+          <w:szCs w:val="19"/>
+        </w:rPr>
+        <w:br/>
+        <w:t xml:space="preserve">Una y negativa significa que me muevo ___.</w:t>
+      </w:r>
+    </w:p>
+    <w:tbl>
+      <w:tblPr>
+        <w:tblW w:type="pct" w:w="100%"/>
+        <w:tblBorders>
+          <w:top w:val="single" w:color="C7D2DD" w:sz="6"/>
+          <w:left w:val="single" w:color="C7D2DD" w:sz="6"/>
+          <w:bottom w:val="single" w:color="C7D2DD" w:sz="6"/>
+          <w:right w:val="single" w:color="C7D2DD" w:sz="6"/>
+          <w:insideH w:val="single" w:color="auto" w:sz="4"/>
+          <w:insideV w:val="single" w:color="auto" w:sz="4"/>
+        </w:tblBorders>
+      </w:tblPr>
+      <w:tblGrid>
+        <w:gridCol w:w="100"/>
+      </w:tblGrid>
+      <w:tr>
+        <w:tc>
+          <w:tcPr>
+            <w:shd w:fill="FBF3E2" w:color="auto" w:val="clear"/>
+            <w:tcMar>
+              <w:top w:type="dxa" w:w="60"/>
+              <w:left w:type="dxa" w:w="120"/>
+              <w:bottom w:type="dxa" w:w="60"/>
+              <w:right w:type="dxa" w:w="120"/>
+            </w:tcMar>
+          </w:tcPr>
+          <w:p>
+            <w:pPr>
+              <w:spacing w:after="0" w:line="320"/>
+            </w:pPr>
+            <w:r>
+              <w:t xml:space="preserve"/>
+            </w:r>
+          </w:p>
+          <w:p>
+            <w:pPr>
+              <w:spacing w:after="0" w:line="320"/>
+            </w:pPr>
+            <w:r>
+              <w:t xml:space="preserve"/>
+            </w:r>
+          </w:p>
+          <w:p>
+            <w:pPr>
+              <w:spacing w:after="0" w:line="320"/>
+            </w:pPr>
+            <w:r>
+              <w:t xml:space="preserve"/>
+            </w:r>
+          </w:p>
+        </w:tc>
+      </w:tr>
+    </w:tbl>
+    <w:p>
+      <w:pPr>
+        <w:pStyle w:val="Heading2"/>
+        <w:spacing w:after="80" w:before="180"/>
+      </w:pPr>
+      <w:r>
+        <w:rPr>
+          <w:b/>
+          <w:bCs/>
+          <w:color w:val="12355B"/>
+          <w:sz w:val="24"/>
+          <w:szCs w:val="24"/>
+        </w:rPr>
+        <w:t xml:space="preserve">Build</w:t>
+      </w:r>
+      <w:r>
+        <w:rPr>
+          <w:i/>
+          <w:iCs/>
+          <w:color w:val="B97A12"/>
+          <w:sz w:val="19"/>
+          <w:szCs w:val="19"/>
+        </w:rPr>
+        <w:t xml:space="preserve">   Some language support</w:t>
+      </w:r>
+    </w:p>
+    <w:p>
+      <w:pPr>
+        <w:spacing w:after="60"/>
+      </w:pPr>
+      <w:r>
+        <w:rPr>
+          <w:color w:val="1A2733"/>
+          <w:sz w:val="21"/>
+          <w:szCs w:val="21"/>
+        </w:rPr>
+        <w:t xml:space="preserve">Write two connected sentences. Use because, so, or but.</w:t>
+      </w:r>
+      <w:r>
+        <w:rPr>
+          <w:i/>
+          <w:iCs/>
+          <w:color w:val="5F6F80"/>
+          <w:sz w:val="19"/>
+          <w:szCs w:val="19"/>
+        </w:rPr>
+        <w:br/>
+        <w:t xml:space="preserve">Escribe dos oraciones conectadas. Usa porque, entonces o pero.</w:t>
+      </w:r>
+    </w:p>
+    <w:p>
+      <w:pPr>
+        <w:spacing w:after="60"/>
+      </w:pPr>
+      <w:r>
+        <w:rPr>
+          <w:color w:val="1A2733"/>
+          <w:sz w:val="21"/>
+          <w:szCs w:val="21"/>
+        </w:rPr>
+        <w:t xml:space="preserve">My claim is ___.</w:t>
+      </w:r>
+      <w:r>
+        <w:rPr>
+          <w:i/>
+          <w:iCs/>
+          <w:color w:val="5F6F80"/>
+          <w:sz w:val="19"/>
+          <w:szCs w:val="19"/>
+        </w:rPr>
+        <w:br/>
+        <w:t xml:space="preserve">Mi afirmación es ___.</w:t>
+      </w:r>
+    </w:p>
+    <w:p>
+      <w:pPr>
+        <w:spacing w:after="60"/>
+      </w:pPr>
+      <w:r>
+        <w:rPr>
+          <w:color w:val="1A2733"/>
+          <w:sz w:val="21"/>
+          <w:szCs w:val="21"/>
+        </w:rPr>
+        <w:t xml:space="preserve">I know because ___.</w:t>
+      </w:r>
+      <w:r>
+        <w:rPr>
+          <w:i/>
+          <w:iCs/>
+          <w:color w:val="5F6F80"/>
+          <w:sz w:val="19"/>
+          <w:szCs w:val="19"/>
+        </w:rPr>
+        <w:br/>
+        <w:t xml:space="preserve">Lo sé porque ___.</w:t>
+      </w:r>
+    </w:p>
+    <w:p>
+      <w:pPr>
+        <w:spacing w:after="60"/>
+      </w:pPr>
+      <w:r>
+        <w:rPr>
+          <w:color w:val="1A2733"/>
+          <w:sz w:val="21"/>
+          <w:szCs w:val="21"/>
+        </w:rPr>
+        <w:t xml:space="preserve">So ___.</w:t>
+      </w:r>
+      <w:r>
+        <w:rPr>
+          <w:i/>
+          <w:iCs/>
+          <w:color w:val="5F6F80"/>
+          <w:sz w:val="19"/>
+          <w:szCs w:val="19"/>
+        </w:rPr>
+        <w:br/>
+        <w:t xml:space="preserve">Entonces ___.</w:t>
+      </w:r>
+    </w:p>
+    <w:tbl>
+      <w:tblPr>
+        <w:tblW w:type="pct" w:w="100%"/>
+        <w:tblBorders>
+          <w:top w:val="single" w:color="C7D2DD" w:sz="6"/>
+          <w:left w:val="single" w:color="C7D2DD" w:sz="6"/>
+          <w:bottom w:val="single" w:color="C7D2DD" w:sz="6"/>
+          <w:right w:val="single" w:color="C7D2DD" w:sz="6"/>
+          <w:insideH w:val="single" w:color="auto" w:sz="4"/>
+          <w:insideV w:val="single" w:color="auto" w:sz="4"/>
+        </w:tblBorders>
+      </w:tblPr>
+      <w:tblGrid>
+        <w:gridCol w:w="100"/>
+      </w:tblGrid>
+      <w:tr>
+        <w:tc>
+          <w:tcPr>
+            <w:shd w:fill="FBF3E2" w:color="auto" w:val="clear"/>
+            <w:tcMar>
+              <w:top w:type="dxa" w:w="60"/>
+              <w:left w:type="dxa" w:w="120"/>
+              <w:bottom w:type="dxa" w:w="60"/>
+              <w:right w:type="dxa" w:w="120"/>
+            </w:tcMar>
+          </w:tcPr>
+          <w:p>
+            <w:pPr>
+              <w:spacing w:after="0" w:line="320"/>
+            </w:pPr>
+            <w:r>
+              <w:t xml:space="preserve"/>
+            </w:r>
+          </w:p>
+          <w:p>
+            <w:pPr>
+              <w:spacing w:after="0" w:line="320"/>
+            </w:pPr>
+            <w:r>
+              <w:t xml:space="preserve"/>
+            </w:r>
+          </w:p>
+          <w:p>
+            <w:pPr>
+              <w:spacing w:after="0" w:line="320"/>
+            </w:pPr>
+            <w:r>
+              <w:t xml:space="preserve"/>
+            </w:r>
+          </w:p>
+        </w:tc>
+      </w:tr>
+    </w:tbl>
+    <w:p>
+      <w:pPr>
+        <w:pStyle w:val="Heading2"/>
+        <w:spacing w:after="80" w:before="180"/>
+      </w:pPr>
+      <w:r>
+        <w:rPr>
+          <w:b/>
+          <w:bCs/>
+          <w:color w:val="12355B"/>
+          <w:sz w:val="24"/>
+          <w:szCs w:val="24"/>
+        </w:rPr>
+        <w:t xml:space="preserve">Explain</w:t>
+      </w:r>
+      <w:r>
+        <w:rPr>
+          <w:i/>
+          <w:iCs/>
+          <w:color w:val="B97A12"/>
+          <w:sz w:val="19"/>
+          <w:szCs w:val="19"/>
+        </w:rPr>
+        <w:t xml:space="preserve">   Light language support</w:t>
+      </w:r>
+    </w:p>
+    <w:p>
+      <w:pPr>
+        <w:spacing w:after="60"/>
+      </w:pPr>
+      <w:r>
+        <w:rPr>
+          <w:color w:val="1A2733"/>
+          <w:sz w:val="21"/>
+          <w:szCs w:val="21"/>
+        </w:rPr>
+        <w:t xml:space="preserve">Write a claim, give math evidence, and explain your reasoning.</w:t>
+      </w:r>
+      <w:r>
+        <w:rPr>
+          <w:i/>
+          <w:iCs/>
+          <w:color w:val="5F6F80"/>
+          <w:sz w:val="19"/>
+          <w:szCs w:val="19"/>
+        </w:rPr>
+        <w:br/>
+        <w:t xml:space="preserve">Escribe una afirmación, da evidencia matemática y explica tu razonamiento.</w:t>
+      </w:r>
+    </w:p>
+    <w:p>
+      <w:pPr>
+        <w:spacing w:after="60"/>
+      </w:pPr>
+      <w:r>
+        <w:rPr>
+          <w:color w:val="1A2733"/>
+          <w:sz w:val="21"/>
+          <w:szCs w:val="21"/>
+        </w:rPr>
+        <w:t xml:space="preserve">My claim is ___.</w:t>
+      </w:r>
+      <w:r>
+        <w:rPr>
+          <w:i/>
+          <w:iCs/>
+          <w:color w:val="5F6F80"/>
+          <w:sz w:val="19"/>
+          <w:szCs w:val="19"/>
+        </w:rPr>
+        <w:br/>
+        <w:t xml:space="preserve">Mi afirmación es ___.</w:t>
+      </w:r>
+    </w:p>
+    <w:p>
+      <w:pPr>
+        <w:spacing w:after="60"/>
+      </w:pPr>
+      <w:r>
+        <w:rPr>
+          <w:color w:val="1A2733"/>
+          <w:sz w:val="21"/>
+          <w:szCs w:val="21"/>
+        </w:rPr>
+        <w:t xml:space="preserve">My math evidence is ___.</w:t>
+      </w:r>
+      <w:r>
+        <w:rPr>
+          <w:i/>
+          <w:iCs/>
+          <w:color w:val="5F6F80"/>
+          <w:sz w:val="19"/>
+          <w:szCs w:val="19"/>
+        </w:rPr>
+        <w:br/>
+        <w:t xml:space="preserve">Mi evidencia matemática es ___.</w:t>
+      </w:r>
+    </w:p>
+    <w:p>
+      <w:pPr>
+        <w:spacing w:after="60"/>
+      </w:pPr>
+      <w:r>
+        <w:rPr>
+          <w:color w:val="1A2733"/>
+          <w:sz w:val="21"/>
+          <w:szCs w:val="21"/>
+        </w:rPr>
+        <w:t xml:space="preserve">This proves ___ because ___.</w:t>
+      </w:r>
+      <w:r>
+        <w:rPr>
+          <w:i/>
+          <w:iCs/>
+          <w:color w:val="5F6F80"/>
+          <w:sz w:val="19"/>
+          <w:szCs w:val="19"/>
+        </w:rPr>
+        <w:br/>
+        <w:t xml:space="preserve">Esto demuestra ___ porque ___.</w:t>
+      </w:r>
+    </w:p>
+    <w:tbl>
+      <w:tblPr>
+        <w:tblW w:type="pct" w:w="100%"/>
+        <w:tblBorders>
+          <w:top w:val="single" w:color="C7D2DD" w:sz="6"/>
+          <w:left w:val="single" w:color="C7D2DD" w:sz="6"/>
+          <w:bottom w:val="single" w:color="C7D2DD" w:sz="6"/>
+          <w:right w:val="single" w:color="C7D2DD" w:sz="6"/>
+          <w:insideH w:val="single" w:color="auto" w:sz="4"/>
+          <w:insideV w:val="single" w:color="auto" w:sz="4"/>
+        </w:tblBorders>
+      </w:tblPr>
+      <w:tblGrid>
+        <w:gridCol w:w="100"/>
+      </w:tblGrid>
+      <w:tr>
+        <w:tc>
+          <w:tcPr>
+            <w:shd w:fill="FBF3E2" w:color="auto" w:val="clear"/>
+            <w:tcMar>
+              <w:top w:type="dxa" w:w="60"/>
+              <w:left w:type="dxa" w:w="120"/>
+              <w:bottom w:type="dxa" w:w="60"/>
+              <w:right w:type="dxa" w:w="120"/>
+            </w:tcMar>
+          </w:tcPr>
+          <w:p>
+            <w:pPr>
+              <w:spacing w:after="0" w:line="320"/>
+            </w:pPr>
+            <w:r>
+              <w:t xml:space="preserve"/>
+            </w:r>
+          </w:p>
+          <w:p>
+            <w:pPr>
+              <w:spacing w:after="0" w:line="320"/>
+            </w:pPr>
+            <w:r>
+              <w:t xml:space="preserve"/>
+            </w:r>
+          </w:p>
+          <w:p>
+            <w:pPr>
+              <w:spacing w:after="0" w:line="320"/>
+            </w:pPr>
+            <w:r>
+              <w:t xml:space="preserve"/>
+            </w:r>
+          </w:p>
+          <w:p>
+            <w:pPr>
+              <w:spacing w:after="0" w:line="320"/>
+            </w:pPr>
+            <w:r>
+              <w:t xml:space="preserve"/>
+            </w:r>
+          </w:p>
+          <w:p>
+            <w:pPr>
+              <w:spacing w:after="0" w:line="320"/>
+            </w:pPr>
+            <w:r>
+              <w:t xml:space="preserve"/>
+            </w:r>
+          </w:p>
+        </w:tc>
+      </w:tr>
+    </w:tbl>
+    <w:p>
+      <w:pPr>
+        <w:pStyle w:val="Heading2"/>
+        <w:spacing w:after="80" w:before="180"/>
+      </w:pPr>
+      <w:r>
+        <w:rPr>
+          <w:b/>
+          <w:bCs/>
+          <w:color w:val="12355B"/>
+          <w:sz w:val="24"/>
+          <w:szCs w:val="24"/>
+        </w:rPr>
+        <w:t xml:space="preserve">4. Check Your Explanation</w:t>
+      </w:r>
+      <w:r>
+        <w:rPr>
+          <w:i/>
+          <w:iCs/>
+          <w:color w:val="1FA6A2"/>
+          <w:sz w:val="19"/>
+          <w:szCs w:val="19"/>
+        </w:rPr>
+        <w:t xml:space="preserve">   five quick checks</w:t>
+      </w:r>
+    </w:p>
+    <w:p>
+      <w:pPr>
+        <w:spacing w:after="80"/>
+      </w:pPr>
+      <w:r>
+        <w:rPr>
+          <w:b/>
+          <w:bCs/>
+          <w:color w:val="1FA6A2"/>
+          <w:sz w:val="22"/>
+          <w:szCs w:val="22"/>
+        </w:rPr>
+        <w:t xml:space="preserve">☐  </w:t>
+      </w:r>
+      <w:r>
+        <w:rPr>
+          <w:sz w:val="20"/>
+          <w:szCs w:val="20"/>
+        </w:rPr>
+        <w:t xml:space="preserve">I answered the question.</w:t>
+      </w:r>
+      <w:r>
+        <w:rPr>
+          <w:i/>
+          <w:iCs/>
+          <w:color w:val="5F6F80"/>
+          <w:sz w:val="18"/>
+          <w:szCs w:val="18"/>
+        </w:rPr>
+        <w:br/>
+        <w:t xml:space="preserve">Respondí la pregunta.</w:t>
+      </w:r>
+    </w:p>
+    <w:p>
+      <w:pPr>
+        <w:spacing w:after="80"/>
+      </w:pPr>
+      <w:r>
+        <w:rPr>
+          <w:b/>
+          <w:bCs/>
+          <w:color w:val="1FA6A2"/>
+          <w:sz w:val="22"/>
+          <w:szCs w:val="22"/>
+        </w:rPr>
+        <w:t xml:space="preserve">☐  </w:t>
+      </w:r>
+      <w:r>
+        <w:rPr>
+          <w:sz w:val="20"/>
+          <w:szCs w:val="20"/>
+        </w:rPr>
+        <w:t xml:space="preserve">I used math evidence: numbers, an equation, a model, or a comparison.</w:t>
+      </w:r>
+      <w:r>
+        <w:rPr>
+          <w:i/>
+          <w:iCs/>
+          <w:color w:val="5F6F80"/>
+          <w:sz w:val="18"/>
+          <w:szCs w:val="18"/>
+        </w:rPr>
+        <w:br/>
+        <w:t xml:space="preserve">Usé evidencia matemática: números, una ecuación, un modelo o una comparación.</w:t>
+      </w:r>
+    </w:p>
+    <w:p>
+      <w:pPr>
+        <w:spacing w:after="80"/>
+      </w:pPr>
+      <w:r>
+        <w:rPr>
+          <w:b/>
+          <w:bCs/>
+          <w:color w:val="1FA6A2"/>
+          <w:sz w:val="22"/>
+          <w:szCs w:val="22"/>
+        </w:rPr>
+        <w:t xml:space="preserve">☐  </w:t>
+      </w:r>
+      <w:r>
+        <w:rPr>
+          <w:sz w:val="20"/>
+          <w:szCs w:val="20"/>
+        </w:rPr>
+        <w:t xml:space="preserve">I explained how the evidence proves my answer.</w:t>
+      </w:r>
+      <w:r>
+        <w:rPr>
+          <w:i/>
+          <w:iCs/>
+          <w:color w:val="5F6F80"/>
+          <w:sz w:val="18"/>
+          <w:szCs w:val="18"/>
+        </w:rPr>
+        <w:br/>
+        <w:t xml:space="preserve">Expliqué cómo la evidencia demuestra mi respuesta.</w:t>
+      </w:r>
+    </w:p>
+    <w:p>
+      <w:pPr>
+        <w:spacing w:after="80"/>
+      </w:pPr>
+      <w:r>
+        <w:rPr>
+          <w:b/>
+          <w:bCs/>
+          <w:color w:val="1FA6A2"/>
+          <w:sz w:val="22"/>
+          <w:szCs w:val="22"/>
+        </w:rPr>
+        <w:t xml:space="preserve">☐  </w:t>
+      </w:r>
+      <w:r>
+        <w:rPr>
+          <w:sz w:val="20"/>
+          <w:szCs w:val="20"/>
+        </w:rPr>
+        <w:t xml:space="preserve">I used at least two math words.</w:t>
+      </w:r>
+      <w:r>
+        <w:rPr>
+          <w:i/>
+          <w:iCs/>
+          <w:color w:val="5F6F80"/>
+          <w:sz w:val="18"/>
+          <w:szCs w:val="18"/>
+        </w:rPr>
+        <w:br/>
+        <w:t xml:space="preserve">Usé por lo menos dos palabras matemáticas.</w:t>
+      </w:r>
+    </w:p>
+    <w:p>
+      <w:pPr>
+        <w:spacing w:after="80"/>
+      </w:pPr>
+      <w:r>
+        <w:rPr>
+          <w:b/>
+          <w:bCs/>
+          <w:color w:val="1FA6A2"/>
+          <w:sz w:val="22"/>
+          <w:szCs w:val="22"/>
+        </w:rPr>
+        <w:t xml:space="preserve">☐  </w:t>
+      </w:r>
+      <w:r>
+        <w:rPr>
+          <w:sz w:val="20"/>
+          <w:szCs w:val="20"/>
+        </w:rPr>
+        <w:t xml:space="preserve">I reread complete sentences and punctuation.</w:t>
+      </w:r>
+      <w:r>
+        <w:rPr>
+          <w:i/>
+          <w:iCs/>
+          <w:color w:val="5F6F80"/>
+          <w:sz w:val="18"/>
+          <w:szCs w:val="18"/>
+        </w:rPr>
+        <w:br/>
+        <w:t xml:space="preserve">Volví a leer mis oraciones completas y la puntuación.</w:t>
       </w:r>
     </w:p>
     <w:p>
